--- a/docs/Updated- Summary paper.docx
+++ b/docs/Updated- Summary paper.docx
@@ -76,23 +76,7 @@
           <w:sz w:val="24"/>
           <w:szCs w:val="24"/>
         </w:rPr>
-        <w:t xml:space="preserve">Food deserts are communities where residents have limited access to affordable and nutritious food, particularly fresh fruits and vegetables. These areas are often defined by their lack of supermarkets or grocery stores within convenient </w:t>
-      </w:r>
-      <w:proofErr w:type="gramStart"/>
-      <w:r>
-        <w:rPr>
-          <w:sz w:val="24"/>
-          <w:szCs w:val="24"/>
-        </w:rPr>
-        <w:t>traveling</w:t>
-      </w:r>
-      <w:proofErr w:type="gramEnd"/>
-      <w:r>
-        <w:rPr>
-          <w:sz w:val="24"/>
-          <w:szCs w:val="24"/>
-        </w:rPr>
-        <w:t xml:space="preserve"> distance and typically overlap with low-income or marginalized populations. According to the USDA, food deserts are identified as census tracts meeting both low-income and low-access criteria.</w:t>
+        <w:t>Food deserts are communities where residents have limited access to affordable and nutritious food, particularly fresh fruits and vegetables. These areas are often defined by their lack of supermarkets or grocery stores within convenient traveling distance and typically overlap with low-income or marginalized populations. According to the USDA, food deserts are identified as census tracts meeting both low-income and low-access criteria.</w:t>
       </w:r>
     </w:p>
     <w:p>
@@ -123,7 +107,6 @@
         </w:rPr>
         <w:t xml:space="preserve"> was motivated by the critical public health and social equity implications of food deserts. Millions of Americans—especially those living in rural regions, minority communities, or impoverished </w:t>
       </w:r>
-      <w:proofErr w:type="spellStart"/>
       <w:r>
         <w:rPr>
           <w:sz w:val="24"/>
@@ -131,7 +114,6 @@
         </w:rPr>
         <w:t>neighbourhoods</w:t>
       </w:r>
-      <w:proofErr w:type="spellEnd"/>
       <w:r>
         <w:rPr>
           <w:sz w:val="24"/>
@@ -399,23 +381,7 @@
           <w:sz w:val="24"/>
           <w:szCs w:val="24"/>
         </w:rPr>
-        <w:t xml:space="preserve">Prior research has shown that food deserts are more prevalent in areas with high poverty, low vehicle ownership, and limited access to transportation. Studies have documented the link between food access and diet-related health outcomes, although the strength of this relationship varies by region and demographic group. Some researchers argue that physical proximity to food is only part of the problem—affordability, cultural preferences, and education also </w:t>
-      </w:r>
-      <w:proofErr w:type="gramStart"/>
-      <w:r>
-        <w:rPr>
-          <w:sz w:val="24"/>
-          <w:szCs w:val="24"/>
-        </w:rPr>
-        <w:t>play</w:t>
-      </w:r>
-      <w:proofErr w:type="gramEnd"/>
-      <w:r>
-        <w:rPr>
-          <w:sz w:val="24"/>
-          <w:szCs w:val="24"/>
-        </w:rPr>
-        <w:t xml:space="preserve"> key roles.</w:t>
+        <w:t>Prior research has shown that food deserts are more prevalent in areas with high poverty, low vehicle ownership, and limited access to transportation. Studies have documented the link between food access and diet-related health outcomes, although the strength of this relationship varies by region and demographic group. Some researchers argue that physical proximity to food is only part of the problem—affordability, cultural preferences, and education also play key roles.</w:t>
       </w:r>
     </w:p>
     <w:p>
@@ -476,17 +442,8 @@
           <w:sz w:val="24"/>
           <w:szCs w:val="24"/>
         </w:rPr>
-        <w:t xml:space="preserve">downloaded 2 public </w:t>
-      </w:r>
-      <w:proofErr w:type="gramStart"/>
-      <w:r>
-        <w:rPr>
-          <w:sz w:val="24"/>
-          <w:szCs w:val="24"/>
-        </w:rPr>
-        <w:t>datasets</w:t>
-      </w:r>
-      <w:proofErr w:type="gramEnd"/>
+        <w:t>downloaded 2 public datasets</w:t>
+      </w:r>
       <w:r>
         <w:rPr>
           <w:sz w:val="24"/>
@@ -998,23 +955,7 @@
           <w:sz w:val="24"/>
           <w:szCs w:val="24"/>
         </w:rPr>
-        <w:t xml:space="preserve"> were joined using </w:t>
-      </w:r>
-      <w:proofErr w:type="spellStart"/>
-      <w:r>
-        <w:rPr>
-          <w:sz w:val="24"/>
-          <w:szCs w:val="24"/>
-        </w:rPr>
-        <w:t>CountyFIPS</w:t>
-      </w:r>
-      <w:proofErr w:type="spellEnd"/>
-      <w:r>
-        <w:rPr>
-          <w:sz w:val="24"/>
-          <w:szCs w:val="24"/>
-        </w:rPr>
-        <w:t xml:space="preserve"> codes to ensure geographic consistency</w:t>
+        <w:t xml:space="preserve"> were joined using CountyFIPS codes to ensure geographic consistency</w:t>
       </w:r>
       <w:r>
         <w:rPr>
@@ -1220,23 +1161,7 @@
           <w:sz w:val="24"/>
           <w:szCs w:val="24"/>
         </w:rPr>
-        <w:t xml:space="preserve"> were converted to factor type, which would be useful when used with the </w:t>
-      </w:r>
-      <w:proofErr w:type="spellStart"/>
-      <w:r>
-        <w:rPr>
-          <w:sz w:val="24"/>
-          <w:szCs w:val="24"/>
-        </w:rPr>
-        <w:t>glm</w:t>
-      </w:r>
-      <w:proofErr w:type="spellEnd"/>
-      <w:r>
-        <w:rPr>
-          <w:sz w:val="24"/>
-          <w:szCs w:val="24"/>
-        </w:rPr>
-        <w:t xml:space="preserve"> model</w:t>
+        <w:t xml:space="preserve"> were converted to factor type, which would be useful when used with the glm model</w:t>
       </w:r>
       <w:r>
         <w:rPr>
@@ -1476,66 +1401,14 @@
           <w:sz w:val="24"/>
           <w:szCs w:val="24"/>
         </w:rPr>
-        <w:t xml:space="preserve">Iterative feature elimination with </w:t>
-      </w:r>
-      <w:proofErr w:type="spellStart"/>
-      <w:r>
-        <w:rPr>
-          <w:b/>
-          <w:bCs/>
-          <w:sz w:val="24"/>
-          <w:szCs w:val="24"/>
-        </w:rPr>
-        <w:t>vif</w:t>
-      </w:r>
-      <w:proofErr w:type="spellEnd"/>
-      <w:r>
-        <w:rPr>
-          <w:b/>
-          <w:bCs/>
-          <w:sz w:val="24"/>
-          <w:szCs w:val="24"/>
-        </w:rPr>
-        <w:t xml:space="preserve">: </w:t>
-      </w:r>
-      <w:r>
-        <w:rPr>
-          <w:sz w:val="24"/>
-          <w:szCs w:val="24"/>
-        </w:rPr>
-        <w:t xml:space="preserve">The features output from the lasso model were then used to build logit model and the corresponding </w:t>
-      </w:r>
-      <w:proofErr w:type="spellStart"/>
-      <w:r>
-        <w:rPr>
-          <w:sz w:val="24"/>
-          <w:szCs w:val="24"/>
-        </w:rPr>
-        <w:t>vif</w:t>
-      </w:r>
-      <w:proofErr w:type="spellEnd"/>
-      <w:r>
-        <w:rPr>
-          <w:sz w:val="24"/>
-          <w:szCs w:val="24"/>
-        </w:rPr>
-        <w:t xml:space="preserve"> scores of the variables were calculated. The feature with the maximum </w:t>
-      </w:r>
-      <w:proofErr w:type="spellStart"/>
-      <w:r>
-        <w:rPr>
-          <w:sz w:val="24"/>
-          <w:szCs w:val="24"/>
-        </w:rPr>
-        <w:t>vif</w:t>
-      </w:r>
-      <w:proofErr w:type="spellEnd"/>
-      <w:r>
-        <w:rPr>
-          <w:sz w:val="24"/>
-          <w:szCs w:val="24"/>
-        </w:rPr>
-        <w:t xml:space="preserve"> score was removed and this </w:t>
+        <w:t xml:space="preserve">Iterative feature elimination with vif: </w:t>
+      </w:r>
+      <w:r>
+        <w:rPr>
+          <w:sz w:val="24"/>
+          <w:szCs w:val="24"/>
+        </w:rPr>
+        <w:t xml:space="preserve">The features output from the lasso model were then used to build logit model and the corresponding vif scores of the variables were calculated. The feature with the maximum vif score was removed and this </w:t>
       </w:r>
       <w:r>
         <w:rPr>
@@ -1549,23 +1422,7 @@
           <w:sz w:val="24"/>
           <w:szCs w:val="24"/>
         </w:rPr>
-        <w:t xml:space="preserve">process was repeated until the max </w:t>
-      </w:r>
-      <w:proofErr w:type="spellStart"/>
-      <w:r>
-        <w:rPr>
-          <w:sz w:val="24"/>
-          <w:szCs w:val="24"/>
-        </w:rPr>
-        <w:t>vif</w:t>
-      </w:r>
-      <w:proofErr w:type="spellEnd"/>
-      <w:r>
-        <w:rPr>
-          <w:sz w:val="24"/>
-          <w:szCs w:val="24"/>
-        </w:rPr>
-        <w:t xml:space="preserve"> score was &lt;5.</w:t>
+        <w:t>process was repeated until the max vif score was &lt;5.</w:t>
       </w:r>
     </w:p>
     <w:p>
@@ -1745,23 +1602,7 @@
           <w:sz w:val="24"/>
           <w:szCs w:val="24"/>
         </w:rPr>
-        <w:t xml:space="preserve">The primary variable of interest, lapop10 — the percentage of the population in a tract with low access to food within 10 miles — showed a positively </w:t>
-      </w:r>
-      <w:proofErr w:type="gramStart"/>
-      <w:r>
-        <w:rPr>
-          <w:sz w:val="24"/>
-          <w:szCs w:val="24"/>
-        </w:rPr>
-        <w:t>skewed</w:t>
-      </w:r>
-      <w:proofErr w:type="gramEnd"/>
-      <w:r>
-        <w:rPr>
-          <w:sz w:val="24"/>
-          <w:szCs w:val="24"/>
-        </w:rPr>
-        <w:t xml:space="preserve"> distribution. This indicates that while most tracts have relatively low percentages of food inaccessibility, a minority of tracts experience significantly higher rates, marking them as potential food deserts.</w:t>
+        <w:t>The primary variable of interest, lapop10 — the percentage of the population in a tract with low access to food within 10 miles — showed a positively skewed distribution. This indicates that while most tracts have relatively low percentages of food inaccessibility, a minority of tracts experience significantly higher rates, marking them as potential food deserts.</w:t>
       </w:r>
     </w:p>
     <w:p>
@@ -1874,7 +1715,6 @@
           <w:szCs w:val="24"/>
         </w:rPr>
       </w:pPr>
-      <w:proofErr w:type="spellStart"/>
       <w:r>
         <w:rPr>
           <w:sz w:val="24"/>
@@ -1882,7 +1722,6 @@
         </w:rPr>
         <w:t>PovertyRate</w:t>
       </w:r>
-      <w:proofErr w:type="spellEnd"/>
     </w:p>
     <w:p>
       <w:pPr>
@@ -1896,7 +1735,6 @@
           <w:szCs w:val="24"/>
         </w:rPr>
       </w:pPr>
-      <w:proofErr w:type="spellStart"/>
       <w:r>
         <w:rPr>
           <w:sz w:val="24"/>
@@ -1904,7 +1742,6 @@
         </w:rPr>
         <w:t>MedianFamilyIncome</w:t>
       </w:r>
-      <w:proofErr w:type="spellEnd"/>
     </w:p>
     <w:p>
       <w:pPr>
@@ -1918,7 +1755,6 @@
           <w:szCs w:val="24"/>
         </w:rPr>
       </w:pPr>
-      <w:proofErr w:type="spellStart"/>
       <w:r>
         <w:rPr>
           <w:sz w:val="24"/>
@@ -1926,7 +1762,6 @@
         </w:rPr>
         <w:t>TractSNAP</w:t>
       </w:r>
-      <w:proofErr w:type="spellEnd"/>
     </w:p>
     <w:p>
       <w:pPr>
@@ -1940,7 +1775,6 @@
           <w:szCs w:val="24"/>
         </w:rPr>
       </w:pPr>
-      <w:proofErr w:type="spellStart"/>
       <w:r>
         <w:rPr>
           <w:sz w:val="24"/>
@@ -1948,75 +1782,40 @@
         </w:rPr>
         <w:t>TractHUNV</w:t>
       </w:r>
-      <w:proofErr w:type="spellEnd"/>
-    </w:p>
-    <w:p>
-      <w:pPr>
-        <w:rPr>
-          <w:sz w:val="24"/>
-          <w:szCs w:val="24"/>
-        </w:rPr>
-      </w:pPr>
-      <w:r>
-        <w:rPr>
-          <w:sz w:val="24"/>
-          <w:szCs w:val="24"/>
-        </w:rPr>
-        <w:t xml:space="preserve">A correlation heatmap revealed strong positive associations between food inaccessibility and poverty and SNAP participation. Conversely, </w:t>
-      </w:r>
-      <w:proofErr w:type="spellStart"/>
-      <w:r>
-        <w:rPr>
-          <w:sz w:val="24"/>
-          <w:szCs w:val="24"/>
-        </w:rPr>
-        <w:t>MedianFamilyIncome</w:t>
-      </w:r>
-      <w:proofErr w:type="spellEnd"/>
-      <w:r>
-        <w:rPr>
-          <w:sz w:val="24"/>
-          <w:szCs w:val="24"/>
-        </w:rPr>
-        <w:t xml:space="preserve"> showed a negative correlation with lapop10, reinforcing the expected link between low income and poor food access. Lack of vehicle ownership (</w:t>
-      </w:r>
-      <w:proofErr w:type="spellStart"/>
-      <w:r>
-        <w:rPr>
-          <w:sz w:val="24"/>
-          <w:szCs w:val="24"/>
-        </w:rPr>
-        <w:t>TractHUNV</w:t>
-      </w:r>
-      <w:proofErr w:type="spellEnd"/>
-      <w:r>
-        <w:rPr>
-          <w:sz w:val="24"/>
-          <w:szCs w:val="24"/>
-        </w:rPr>
-        <w:t>) was also positively correlated, highlighting transportation as a key access barrier.</w:t>
-      </w:r>
-    </w:p>
-    <w:p>
-      <w:pPr>
-        <w:rPr>
-          <w:b/>
-          <w:bCs/>
-        </w:rPr>
-      </w:pPr>
-    </w:p>
-    <w:p>
-      <w:pPr>
-        <w:rPr>
-          <w:b/>
-          <w:bCs/>
-        </w:rPr>
-      </w:pPr>
-      <w:r>
-        <w:rPr>
-          <w:b/>
-          <w:bCs/>
-        </w:rPr>
+    </w:p>
+    <w:p>
+      <w:pPr>
+        <w:rPr>
+          <w:sz w:val="24"/>
+          <w:szCs w:val="24"/>
+        </w:rPr>
+      </w:pPr>
+      <w:r>
+        <w:rPr>
+          <w:sz w:val="24"/>
+          <w:szCs w:val="24"/>
+        </w:rPr>
+        <w:t>A correlation heatmap revealed strong positive associations between food inaccessibility and poverty and SNAP participation. Conversely, MedianFamilyIncome showed a negative correlation with lapop10, reinforcing the expected link between low income and poor food access. Lack of vehicle ownership (TractHUNV) was also positively correlated, highlighting transportation as a key access barrier.</w:t>
+      </w:r>
+    </w:p>
+    <w:p>
+      <w:pPr>
+        <w:pStyle w:val="Heading2"/>
+      </w:pPr>
+    </w:p>
+    <w:p/>
+    <w:p/>
+    <w:p/>
+    <w:p/>
+    <w:p/>
+    <w:p/>
+    <w:p/>
+    <w:p>
+      <w:pPr>
+        <w:pStyle w:val="Heading2"/>
+      </w:pPr>
+      <w:r>
+        <w:lastRenderedPageBreak/>
         <w:t>SMART Questions &amp; Insights</w:t>
       </w:r>
     </w:p>
@@ -2027,10 +1826,22 @@
           <w:bCs/>
         </w:rPr>
       </w:pPr>
-      <w:r>
-        <w:rPr>
-          <w:b/>
-          <w:bCs/>
+    </w:p>
+    <w:p>
+      <w:pPr>
+        <w:rPr>
+          <w:b/>
+          <w:bCs/>
+          <w:sz w:val="24"/>
+          <w:szCs w:val="24"/>
+        </w:rPr>
+      </w:pPr>
+      <w:r>
+        <w:rPr>
+          <w:b/>
+          <w:bCs/>
+          <w:sz w:val="24"/>
+          <w:szCs w:val="24"/>
         </w:rPr>
         <w:t>Q1: Where are food deserts most geographically concentrated across the U.S.?</w:t>
       </w:r>
@@ -2048,7 +1859,6 @@
           <w:bCs/>
           <w:noProof/>
         </w:rPr>
-        <w:lastRenderedPageBreak/>
         <w:drawing>
           <wp:inline distT="0" distB="0" distL="0" distR="0" wp14:anchorId="117AC0C2" wp14:editId="542629DC">
             <wp:extent cx="5731510" cy="3266440"/>
@@ -2109,58 +1919,36 @@
       </w:pPr>
     </w:p>
     <w:p>
-      <w:r>
-        <w:t>We used tract-level USDA data to identify hotspots of food insecurity. As mentioned, southeastern and southwestern states have the greatest concentrations, with rural tracts generally more affected in terms of physical access and urban tracts more affected in terms of density.</w:t>
-      </w:r>
-    </w:p>
-    <w:p>
-      <w:r>
-        <w:t>This spatial distribution is likely influenced by factors such as:</w:t>
-      </w:r>
-    </w:p>
-    <w:p>
-      <w:pPr>
-        <w:numPr>
-          <w:ilvl w:val="0"/>
-          <w:numId w:val="4"/>
-        </w:numPr>
-      </w:pPr>
-      <w:r>
-        <w:t>Urban sprawl and zoning in cities</w:t>
-      </w:r>
-    </w:p>
-    <w:p>
-      <w:pPr>
-        <w:numPr>
-          <w:ilvl w:val="0"/>
-          <w:numId w:val="4"/>
-        </w:numPr>
-      </w:pPr>
-      <w:r>
-        <w:t>Lack of commercial incentives in rural markets</w:t>
-      </w:r>
-    </w:p>
-    <w:p>
-      <w:pPr>
-        <w:numPr>
-          <w:ilvl w:val="0"/>
-          <w:numId w:val="4"/>
-        </w:numPr>
-      </w:pPr>
-      <w:r>
-        <w:t>Poor infrastructure and limited transportation</w:t>
-      </w:r>
-    </w:p>
-    <w:p>
+      <w:pPr>
+        <w:rPr>
+          <w:sz w:val="24"/>
+          <w:szCs w:val="24"/>
+        </w:rPr>
+      </w:pPr>
+    </w:p>
+    <w:p>
+      <w:pPr>
+        <w:rPr>
+          <w:sz w:val="24"/>
+          <w:szCs w:val="24"/>
+        </w:rPr>
+      </w:pPr>
+    </w:p>
+    <w:p>
+      <w:pPr>
+        <w:rPr>
+          <w:sz w:val="24"/>
+          <w:szCs w:val="24"/>
+        </w:rPr>
+      </w:pPr>
       <w:r>
         <w:rPr>
           <w:noProof/>
         </w:rPr>
-        <w:lastRenderedPageBreak/>
         <w:drawing>
-          <wp:inline distT="0" distB="0" distL="0" distR="0" wp14:anchorId="040D574F" wp14:editId="64FD3A1B">
-            <wp:extent cx="5731510" cy="3806190"/>
-            <wp:effectExtent l="0" t="0" r="2540" b="3810"/>
+          <wp:inline distT="0" distB="0" distL="0" distR="0" wp14:anchorId="6000BC9F" wp14:editId="10A062D3">
+            <wp:extent cx="5491163" cy="3646580"/>
+            <wp:effectExtent l="0" t="0" r="0" b="0"/>
             <wp:docPr id="7" name="Picture 6">
               <a:extLst xmlns:a="http://schemas.openxmlformats.org/drawingml/2006/main">
                 <a:ext uri="{FF2B5EF4-FFF2-40B4-BE49-F238E27FC236}">
@@ -2195,7 +1983,7 @@
                   <pic:spPr>
                     <a:xfrm>
                       <a:off x="0" y="0"/>
-                      <a:ext cx="5731510" cy="3806190"/>
+                      <a:ext cx="5491163" cy="3646580"/>
                     </a:xfrm>
                     <a:prstGeom prst="rect">
                       <a:avLst/>
@@ -2212,30 +2000,451 @@
       </w:r>
     </w:p>
     <w:p>
-      <w:r>
-        <w:pict w14:anchorId="5585EB86">
-          <v:rect id="_x0000_i1026" style="width:0;height:1.5pt" o:hralign="center" o:hrstd="t" o:hr="t" fillcolor="#a0a0a0" stroked="f"/>
-        </w:pict>
-      </w:r>
-    </w:p>
-    <w:p>
-      <w:pPr>
-        <w:rPr>
-          <w:b/>
-          <w:bCs/>
-        </w:rPr>
-      </w:pPr>
-      <w:r>
-        <w:rPr>
-          <w:b/>
-          <w:bCs/>
-        </w:rPr>
+      <w:pPr>
+        <w:rPr>
+          <w:sz w:val="24"/>
+          <w:szCs w:val="24"/>
+        </w:rPr>
+      </w:pPr>
+      <w:r>
+        <w:rPr>
+          <w:sz w:val="24"/>
+          <w:szCs w:val="24"/>
+        </w:rPr>
+        <w:lastRenderedPageBreak/>
+        <w:drawing>
+          <wp:inline distT="0" distB="0" distL="0" distR="0" wp14:anchorId="05F169D3" wp14:editId="0C57FDCD">
+            <wp:extent cx="5624513" cy="3295818"/>
+            <wp:effectExtent l="0" t="0" r="0" b="0"/>
+            <wp:docPr id="9" name="Picture 8">
+              <a:extLst xmlns:a="http://schemas.openxmlformats.org/drawingml/2006/main">
+                <a:ext uri="{FF2B5EF4-FFF2-40B4-BE49-F238E27FC236}">
+                  <a16:creationId xmlns:a16="http://schemas.microsoft.com/office/drawing/2014/main" id="{52CE294D-B7D5-FDD5-9894-B4F827EA7597}"/>
+                </a:ext>
+              </a:extLst>
+            </wp:docPr>
+            <wp:cNvGraphicFramePr>
+              <a:graphicFrameLocks xmlns:a="http://schemas.openxmlformats.org/drawingml/2006/main" noChangeAspect="1"/>
+            </wp:cNvGraphicFramePr>
+            <a:graphic xmlns:a="http://schemas.openxmlformats.org/drawingml/2006/main">
+              <a:graphicData uri="http://schemas.openxmlformats.org/drawingml/2006/picture">
+                <pic:pic xmlns:pic="http://schemas.openxmlformats.org/drawingml/2006/picture">
+                  <pic:nvPicPr>
+                    <pic:cNvPr id="9" name="Picture 8">
+                      <a:extLst>
+                        <a:ext uri="{FF2B5EF4-FFF2-40B4-BE49-F238E27FC236}">
+                          <a16:creationId xmlns:a16="http://schemas.microsoft.com/office/drawing/2014/main" id="{52CE294D-B7D5-FDD5-9894-B4F827EA7597}"/>
+                        </a:ext>
+                      </a:extLst>
+                    </pic:cNvPr>
+                    <pic:cNvPicPr>
+                      <a:picLocks noChangeAspect="1"/>
+                    </pic:cNvPicPr>
+                  </pic:nvPicPr>
+                  <pic:blipFill>
+                    <a:blip r:embed="rId9"/>
+                    <a:stretch>
+                      <a:fillRect/>
+                    </a:stretch>
+                  </pic:blipFill>
+                  <pic:spPr>
+                    <a:xfrm>
+                      <a:off x="0" y="0"/>
+                      <a:ext cx="5643180" cy="3306756"/>
+                    </a:xfrm>
+                    <a:prstGeom prst="rect">
+                      <a:avLst/>
+                    </a:prstGeom>
+                    <a:ln>
+                      <a:noFill/>
+                    </a:ln>
+                  </pic:spPr>
+                </pic:pic>
+              </a:graphicData>
+            </a:graphic>
+          </wp:inline>
+        </w:drawing>
+      </w:r>
+    </w:p>
+    <w:p>
+      <w:pPr>
+        <w:rPr>
+          <w:sz w:val="24"/>
+          <w:szCs w:val="24"/>
+        </w:rPr>
+      </w:pPr>
+    </w:p>
+    <w:p>
+      <w:pPr>
+        <w:rPr>
+          <w:sz w:val="24"/>
+          <w:szCs w:val="24"/>
+        </w:rPr>
+      </w:pPr>
+    </w:p>
+    <w:p>
+      <w:pPr>
+        <w:rPr>
+          <w:sz w:val="24"/>
+          <w:szCs w:val="24"/>
+        </w:rPr>
+      </w:pPr>
+      <w:r>
+        <w:rPr>
+          <w:sz w:val="24"/>
+          <w:szCs w:val="24"/>
+        </w:rPr>
+        <w:t xml:space="preserve">We used tract-level data to identify hotspots of food insecurity. </w:t>
+      </w:r>
+      <w:r>
+        <w:rPr>
+          <w:sz w:val="24"/>
+          <w:szCs w:val="24"/>
+        </w:rPr>
+        <w:t>We found the following observations:</w:t>
+      </w:r>
+    </w:p>
+    <w:p>
+      <w:pPr>
+        <w:pStyle w:val="ListParagraph"/>
+        <w:numPr>
+          <w:ilvl w:val="0"/>
+          <w:numId w:val="21"/>
+        </w:numPr>
+        <w:rPr>
+          <w:sz w:val="24"/>
+          <w:szCs w:val="24"/>
+          <w:lang w:val="en-IN"/>
+        </w:rPr>
+      </w:pPr>
+      <w:r>
+        <w:rPr>
+          <w:sz w:val="24"/>
+          <w:szCs w:val="24"/>
+          <w:lang w:val="en-IN"/>
+        </w:rPr>
+        <w:t xml:space="preserve">By far Texas has </w:t>
+      </w:r>
+      <w:r>
+        <w:rPr>
+          <w:sz w:val="24"/>
+          <w:szCs w:val="24"/>
+          <w:lang w:val="en-IN"/>
+        </w:rPr>
+        <w:t xml:space="preserve">the </w:t>
+      </w:r>
+      <w:r>
+        <w:rPr>
+          <w:sz w:val="24"/>
+          <w:szCs w:val="24"/>
+          <w:lang w:val="en-IN"/>
+        </w:rPr>
+        <w:t>most</w:t>
+      </w:r>
+      <w:r>
+        <w:rPr>
+          <w:sz w:val="24"/>
+          <w:szCs w:val="24"/>
+          <w:lang w:val="en-IN"/>
+        </w:rPr>
+        <w:t xml:space="preserve"> number of food deserts, but Mississippi has the largest percentage of food desert tracts.</w:t>
+      </w:r>
+    </w:p>
+    <w:p>
+      <w:pPr>
+        <w:pStyle w:val="ListParagraph"/>
+        <w:numPr>
+          <w:ilvl w:val="0"/>
+          <w:numId w:val="21"/>
+        </w:numPr>
+        <w:rPr>
+          <w:sz w:val="24"/>
+          <w:szCs w:val="24"/>
+          <w:lang w:val="en-IN"/>
+        </w:rPr>
+      </w:pPr>
+      <w:r>
+        <w:rPr>
+          <w:sz w:val="24"/>
+          <w:szCs w:val="24"/>
+          <w:lang w:val="en-IN"/>
+        </w:rPr>
+        <w:t>States in the southeast have highest concentrations of urban food deserts (</w:t>
+      </w:r>
+      <w:r>
+        <w:rPr>
+          <w:sz w:val="24"/>
+          <w:szCs w:val="24"/>
+          <w:lang w:val="en-IN"/>
+        </w:rPr>
+        <w:t>Mississippi</w:t>
+      </w:r>
+      <w:r>
+        <w:rPr>
+          <w:sz w:val="24"/>
+          <w:szCs w:val="24"/>
+          <w:lang w:val="en-IN"/>
+        </w:rPr>
+        <w:t xml:space="preserve">, </w:t>
+      </w:r>
+      <w:r>
+        <w:rPr>
+          <w:sz w:val="24"/>
+          <w:szCs w:val="24"/>
+          <w:lang w:val="en-IN"/>
+        </w:rPr>
+        <w:t>Arkansas,</w:t>
+      </w:r>
+      <w:r>
+        <w:rPr>
+          <w:sz w:val="24"/>
+          <w:szCs w:val="24"/>
+          <w:lang w:val="en-IN"/>
+        </w:rPr>
+        <w:t xml:space="preserve"> and </w:t>
+      </w:r>
+      <w:r>
+        <w:rPr>
+          <w:sz w:val="24"/>
+          <w:szCs w:val="24"/>
+          <w:lang w:val="en-IN"/>
+        </w:rPr>
+        <w:t>Alabama</w:t>
+      </w:r>
+      <w:r>
+        <w:rPr>
+          <w:sz w:val="24"/>
+          <w:szCs w:val="24"/>
+          <w:lang w:val="en-IN"/>
+        </w:rPr>
+        <w:t>).</w:t>
+      </w:r>
+    </w:p>
+    <w:p>
+      <w:pPr>
+        <w:pStyle w:val="ListParagraph"/>
+        <w:numPr>
+          <w:ilvl w:val="0"/>
+          <w:numId w:val="21"/>
+        </w:numPr>
+        <w:rPr>
+          <w:sz w:val="24"/>
+          <w:szCs w:val="24"/>
+        </w:rPr>
+      </w:pPr>
+      <w:r>
+        <w:rPr>
+          <w:sz w:val="24"/>
+          <w:szCs w:val="24"/>
+          <w:lang w:val="en-IN"/>
+        </w:rPr>
+        <w:t>States in the southwest region have the highest number of rural food deserts (</w:t>
+      </w:r>
+      <w:r>
+        <w:rPr>
+          <w:sz w:val="24"/>
+          <w:szCs w:val="24"/>
+          <w:lang w:val="en-IN"/>
+        </w:rPr>
+        <w:t>Arizona</w:t>
+      </w:r>
+      <w:r>
+        <w:rPr>
+          <w:sz w:val="24"/>
+          <w:szCs w:val="24"/>
+          <w:lang w:val="en-IN"/>
+        </w:rPr>
+        <w:t xml:space="preserve"> and N</w:t>
+      </w:r>
+      <w:r>
+        <w:rPr>
+          <w:sz w:val="24"/>
+          <w:szCs w:val="24"/>
+          <w:lang w:val="en-IN"/>
+        </w:rPr>
+        <w:t xml:space="preserve">ew </w:t>
+      </w:r>
+      <w:r>
+        <w:rPr>
+          <w:sz w:val="24"/>
+          <w:szCs w:val="24"/>
+          <w:lang w:val="en-IN"/>
+        </w:rPr>
+        <w:t>M</w:t>
+      </w:r>
+      <w:r>
+        <w:rPr>
+          <w:sz w:val="24"/>
+          <w:szCs w:val="24"/>
+          <w:lang w:val="en-IN"/>
+        </w:rPr>
+        <w:t>exico</w:t>
+      </w:r>
+      <w:r>
+        <w:rPr>
+          <w:sz w:val="24"/>
+          <w:szCs w:val="24"/>
+          <w:lang w:val="en-IN"/>
+        </w:rPr>
+        <w:t>).</w:t>
+      </w:r>
+      <w:r>
+        <w:rPr>
+          <w:sz w:val="24"/>
+          <w:szCs w:val="24"/>
+          <w:lang w:val="en-IN"/>
+        </w:rPr>
+        <w:t xml:space="preserve"> </w:t>
+      </w:r>
+      <w:r>
+        <w:rPr>
+          <w:sz w:val="24"/>
+          <w:szCs w:val="24"/>
+          <w:lang w:val="en-IN"/>
+        </w:rPr>
+        <w:t>Alaska also has a high percentage of rural food deserts.</w:t>
+      </w:r>
+    </w:p>
+    <w:p>
+      <w:pPr>
+        <w:rPr>
+          <w:sz w:val="24"/>
+          <w:szCs w:val="24"/>
+        </w:rPr>
+      </w:pPr>
+      <w:r>
+        <w:rPr>
+          <w:sz w:val="24"/>
+          <w:szCs w:val="24"/>
+        </w:rPr>
+        <w:t xml:space="preserve">Overall, food deserts were concentrated mostly in the southern region of the US. </w:t>
+      </w:r>
+      <w:r>
+        <w:rPr>
+          <w:sz w:val="24"/>
+          <w:szCs w:val="24"/>
+        </w:rPr>
+        <w:t>This spatial distribution is likely influenced by factors such as:</w:t>
+      </w:r>
+    </w:p>
+    <w:p>
+      <w:pPr>
+        <w:numPr>
+          <w:ilvl w:val="0"/>
+          <w:numId w:val="4"/>
+        </w:numPr>
+        <w:rPr>
+          <w:sz w:val="24"/>
+          <w:szCs w:val="24"/>
+        </w:rPr>
+      </w:pPr>
+      <w:r>
+        <w:rPr>
+          <w:sz w:val="24"/>
+          <w:szCs w:val="24"/>
+        </w:rPr>
+        <w:t>Urban sprawl and zoning in cities</w:t>
+      </w:r>
+    </w:p>
+    <w:p>
+      <w:pPr>
+        <w:numPr>
+          <w:ilvl w:val="0"/>
+          <w:numId w:val="4"/>
+        </w:numPr>
+        <w:rPr>
+          <w:sz w:val="24"/>
+          <w:szCs w:val="24"/>
+        </w:rPr>
+      </w:pPr>
+      <w:r>
+        <w:rPr>
+          <w:sz w:val="24"/>
+          <w:szCs w:val="24"/>
+        </w:rPr>
+        <w:t>Lack of commercial incentives in rural markets</w:t>
+      </w:r>
+    </w:p>
+    <w:p>
+      <w:pPr>
+        <w:pStyle w:val="ListParagraph"/>
+        <w:numPr>
+          <w:ilvl w:val="0"/>
+          <w:numId w:val="4"/>
+        </w:numPr>
+        <w:rPr>
+          <w:sz w:val="24"/>
+          <w:szCs w:val="24"/>
+        </w:rPr>
+      </w:pPr>
+      <w:r>
+        <w:rPr>
+          <w:sz w:val="24"/>
+          <w:szCs w:val="24"/>
+        </w:rPr>
+        <w:t>Poor infrastructure and limited transportation</w:t>
+      </w:r>
+    </w:p>
+    <w:p>
+      <w:pPr>
+        <w:pStyle w:val="ListParagraph"/>
+      </w:pPr>
+    </w:p>
+    <w:p>
+      <w:pPr>
+        <w:ind w:left="720"/>
+      </w:pPr>
+    </w:p>
+    <w:p/>
+    <w:p/>
+    <w:p/>
+    <w:p/>
+    <w:p>
+      <w:pPr>
+        <w:rPr>
+          <w:b/>
+          <w:bCs/>
+          <w:sz w:val="24"/>
+          <w:szCs w:val="24"/>
+        </w:rPr>
+      </w:pPr>
+      <w:r>
+        <w:rPr>
+          <w:b/>
+          <w:bCs/>
+          <w:sz w:val="24"/>
+          <w:szCs w:val="24"/>
+        </w:rPr>
+        <w:lastRenderedPageBreak/>
         <w:t>Q2: What demographics and socioeconomic factors are linked to food deserts?</w:t>
       </w:r>
     </w:p>
     <w:p>
       <w:pPr>
         <w:rPr>
+          <w:sz w:val="24"/>
+          <w:szCs w:val="24"/>
+        </w:rPr>
+      </w:pPr>
+      <w:r>
+        <w:rPr>
+          <w:sz w:val="24"/>
+          <w:szCs w:val="24"/>
+        </w:rPr>
+        <w:t>Once the final list of features from the feature selection process were obtained, we calculated the spearman’s coefficient of correlation value for all the variables. Then the variables with &gt;0.3 absolute value were visualized with a correlation heatmap as shown below along with the boxplots for each variable.</w:t>
+      </w:r>
+    </w:p>
+    <w:p>
+      <w:pPr>
+        <w:rPr>
+          <w:sz w:val="24"/>
+          <w:szCs w:val="24"/>
+        </w:rPr>
+      </w:pPr>
+    </w:p>
+    <w:p>
+      <w:pPr>
+        <w:rPr>
           <w:b/>
           <w:bCs/>
         </w:rPr>
@@ -2247,9 +2456,9 @@
           <w:noProof/>
         </w:rPr>
         <w:drawing>
-          <wp:inline distT="0" distB="0" distL="0" distR="0" wp14:anchorId="042DA7B6" wp14:editId="6133B745">
-            <wp:extent cx="4836549" cy="4320000"/>
-            <wp:effectExtent l="0" t="0" r="2540" b="4445"/>
+          <wp:inline distT="0" distB="0" distL="0" distR="0" wp14:anchorId="042DA7B6" wp14:editId="09236737">
+            <wp:extent cx="2709701" cy="2420303"/>
+            <wp:effectExtent l="0" t="0" r="0" b="0"/>
             <wp:docPr id="2" name="Picture 1">
               <a:extLst xmlns:a="http://schemas.openxmlformats.org/drawingml/2006/main">
                 <a:ext uri="{FF2B5EF4-FFF2-40B4-BE49-F238E27FC236}">
@@ -2276,7 +2485,7 @@
                     </pic:cNvPicPr>
                   </pic:nvPicPr>
                   <pic:blipFill>
-                    <a:blip r:embed="rId9"/>
+                    <a:blip r:embed="rId10"/>
                     <a:stretch>
                       <a:fillRect/>
                     </a:stretch>
@@ -2284,7 +2493,7 @@
                   <pic:spPr>
                     <a:xfrm>
                       <a:off x="0" y="0"/>
-                      <a:ext cx="4836549" cy="4320000"/>
+                      <a:ext cx="2752298" cy="2458351"/>
                     </a:xfrm>
                     <a:prstGeom prst="rect">
                       <a:avLst/>
@@ -2299,25 +2508,16 @@
           </wp:inline>
         </w:drawing>
       </w:r>
-    </w:p>
-    <w:p>
-      <w:pPr>
-        <w:rPr>
-          <w:b/>
-          <w:bCs/>
-        </w:rPr>
-      </w:pPr>
       <w:r>
         <w:rPr>
           <w:b/>
           <w:bCs/>
           <w:noProof/>
         </w:rPr>
-        <w:lastRenderedPageBreak/>
         <w:drawing>
-          <wp:inline distT="0" distB="0" distL="0" distR="0" wp14:anchorId="7B7F0980" wp14:editId="512413A2">
-            <wp:extent cx="4750927" cy="3744000"/>
-            <wp:effectExtent l="0" t="0" r="0" b="8890"/>
+          <wp:inline distT="0" distB="0" distL="0" distR="0" wp14:anchorId="5B5CFB7A" wp14:editId="2C457FA8">
+            <wp:extent cx="3015631" cy="2376488"/>
+            <wp:effectExtent l="0" t="0" r="0" b="5080"/>
             <wp:docPr id="412623640" name="Picture 2">
               <a:extLst xmlns:a="http://schemas.openxmlformats.org/drawingml/2006/main">
                 <a:ext uri="{FF2B5EF4-FFF2-40B4-BE49-F238E27FC236}">
@@ -2344,7 +2544,7 @@
                     </pic:cNvPicPr>
                   </pic:nvPicPr>
                   <pic:blipFill>
-                    <a:blip r:embed="rId10"/>
+                    <a:blip r:embed="rId11"/>
                     <a:stretch>
                       <a:fillRect/>
                     </a:stretch>
@@ -2352,7 +2552,7 @@
                   <pic:spPr>
                     <a:xfrm>
                       <a:off x="0" y="0"/>
-                      <a:ext cx="4750927" cy="3744000"/>
+                      <a:ext cx="3048448" cy="2402349"/>
                     </a:xfrm>
                     <a:prstGeom prst="rect">
                       <a:avLst/>
@@ -2369,8 +2569,69 @@
       </w:r>
     </w:p>
     <w:p>
-      <w:r>
-        <w:t>Key variables associated with food deserts include:</w:t>
+      <w:pPr>
+        <w:rPr>
+          <w:b/>
+          <w:bCs/>
+        </w:rPr>
+      </w:pPr>
+    </w:p>
+    <w:p>
+      <w:pPr>
+        <w:rPr>
+          <w:sz w:val="24"/>
+          <w:szCs w:val="24"/>
+        </w:rPr>
+      </w:pPr>
+    </w:p>
+    <w:p>
+      <w:pPr>
+        <w:rPr>
+          <w:sz w:val="24"/>
+          <w:szCs w:val="24"/>
+        </w:rPr>
+      </w:pPr>
+      <w:r>
+        <w:rPr>
+          <w:sz w:val="24"/>
+          <w:szCs w:val="24"/>
+        </w:rPr>
+        <w:t>We found that the top k</w:t>
+      </w:r>
+      <w:r>
+        <w:rPr>
+          <w:sz w:val="24"/>
+          <w:szCs w:val="24"/>
+        </w:rPr>
+        <w:t>ey variables associated with food deserts</w:t>
+      </w:r>
+      <w:r>
+        <w:rPr>
+          <w:sz w:val="24"/>
+          <w:szCs w:val="24"/>
+        </w:rPr>
+        <w:t>, in terms of the correlation matrix,</w:t>
+      </w:r>
+      <w:r>
+        <w:rPr>
+          <w:sz w:val="24"/>
+          <w:szCs w:val="24"/>
+        </w:rPr>
+        <w:t xml:space="preserve"> include</w:t>
+      </w:r>
+      <w:r>
+        <w:rPr>
+          <w:sz w:val="24"/>
+          <w:szCs w:val="24"/>
+        </w:rPr>
+        <w:t xml:space="preserve"> the following components</w:t>
+      </w:r>
+      <w:r>
+        <w:rPr>
+          <w:sz w:val="24"/>
+          <w:szCs w:val="24"/>
+        </w:rPr>
+        <w:t>:</w:t>
       </w:r>
     </w:p>
     <w:p>
@@ -2379,20 +2640,26 @@
           <w:ilvl w:val="0"/>
           <w:numId w:val="5"/>
         </w:numPr>
-      </w:pPr>
-      <w:proofErr w:type="gramStart"/>
-      <w:r>
-        <w:rPr>
-          <w:b/>
-          <w:bCs/>
-        </w:rPr>
-        <w:t>Low income</w:t>
-      </w:r>
-      <w:proofErr w:type="gramEnd"/>
-      <w:r>
-        <w:rPr>
-          <w:b/>
-          <w:bCs/>
+        <w:rPr>
+          <w:sz w:val="24"/>
+          <w:szCs w:val="24"/>
+        </w:rPr>
+      </w:pPr>
+      <w:r>
+        <w:rPr>
+          <w:b/>
+          <w:bCs/>
+          <w:sz w:val="24"/>
+          <w:szCs w:val="24"/>
+        </w:rPr>
+        <w:t>Low-income</w:t>
+      </w:r>
+      <w:r>
+        <w:rPr>
+          <w:b/>
+          <w:bCs/>
+          <w:sz w:val="24"/>
+          <w:szCs w:val="24"/>
         </w:rPr>
         <w:t xml:space="preserve"> status</w:t>
       </w:r>
@@ -2403,11 +2670,17 @@
           <w:ilvl w:val="0"/>
           <w:numId w:val="5"/>
         </w:numPr>
-      </w:pPr>
-      <w:r>
-        <w:rPr>
-          <w:b/>
-          <w:bCs/>
+        <w:rPr>
+          <w:sz w:val="24"/>
+          <w:szCs w:val="24"/>
+        </w:rPr>
+      </w:pPr>
+      <w:r>
+        <w:rPr>
+          <w:b/>
+          <w:bCs/>
+          <w:sz w:val="24"/>
+          <w:szCs w:val="24"/>
         </w:rPr>
         <w:t>Limited vehicle access</w:t>
       </w:r>
@@ -2418,69 +2691,60 @@
           <w:ilvl w:val="0"/>
           <w:numId w:val="5"/>
         </w:numPr>
-      </w:pPr>
-      <w:r>
-        <w:rPr>
-          <w:b/>
-          <w:bCs/>
-        </w:rPr>
-        <w:t>High unemployment</w:t>
-      </w:r>
-    </w:p>
-    <w:p>
-      <w:pPr>
-        <w:numPr>
-          <w:ilvl w:val="0"/>
-          <w:numId w:val="5"/>
-        </w:numPr>
-      </w:pPr>
-      <w:r>
-        <w:rPr>
-          <w:b/>
-          <w:bCs/>
+        <w:rPr>
+          <w:sz w:val="24"/>
+          <w:szCs w:val="24"/>
+        </w:rPr>
+      </w:pPr>
+      <w:r>
+        <w:rPr>
+          <w:b/>
+          <w:bCs/>
+          <w:sz w:val="24"/>
+          <w:szCs w:val="24"/>
         </w:rPr>
         <w:t>High SNAP dependency</w:t>
       </w:r>
     </w:p>
     <w:p>
       <w:pPr>
-        <w:numPr>
-          <w:ilvl w:val="0"/>
-          <w:numId w:val="5"/>
-        </w:numPr>
-      </w:pPr>
-      <w:r>
-        <w:rPr>
-          <w:b/>
-          <w:bCs/>
-        </w:rPr>
-        <w:t>Lower educational attainment</w:t>
-      </w:r>
-    </w:p>
-    <w:p>
-      <w:r>
+        <w:rPr>
+          <w:sz w:val="24"/>
+          <w:szCs w:val="24"/>
+        </w:rPr>
+      </w:pPr>
+      <w:r>
+        <w:rPr>
+          <w:sz w:val="24"/>
+          <w:szCs w:val="24"/>
+        </w:rPr>
         <w:t>These indicators suggest that food insecurity stems from structural inequality, not just poor planning. Households may technically live within a mile of a grocery store, but without a car or reliable public transport, access remains a barrier.</w:t>
       </w:r>
     </w:p>
-    <w:p>
-      <w:r>
-        <w:pict w14:anchorId="5C957C1A">
-          <v:rect id="_x0000_i1027" style="width:0;height:1.5pt" o:hralign="center" o:hrstd="t" o:hr="t" fillcolor="#a0a0a0" stroked="f"/>
-        </w:pict>
-      </w:r>
-    </w:p>
-    <w:p>
-      <w:pPr>
-        <w:rPr>
-          <w:b/>
-          <w:bCs/>
-        </w:rPr>
-      </w:pPr>
-      <w:r>
-        <w:rPr>
-          <w:b/>
-          <w:bCs/>
-        </w:rPr>
+    <w:p/>
+    <w:p/>
+    <w:p/>
+    <w:p/>
+    <w:p/>
+    <w:p/>
+    <w:p/>
+    <w:p>
+      <w:pPr>
+        <w:rPr>
+          <w:b/>
+          <w:bCs/>
+          <w:sz w:val="24"/>
+          <w:szCs w:val="24"/>
+        </w:rPr>
+      </w:pPr>
+      <w:r>
+        <w:rPr>
+          <w:b/>
+          <w:bCs/>
+          <w:sz w:val="24"/>
+          <w:szCs w:val="24"/>
+        </w:rPr>
+        <w:lastRenderedPageBreak/>
         <w:t>Q3: How are food deserts related to health issues like obesity and diabetes?</w:t>
       </w:r>
     </w:p>
@@ -2495,24 +2759,23 @@
         <w:rPr>
           <w:b/>
           <w:bCs/>
-          <w:noProof/>
         </w:rPr>
         <w:drawing>
-          <wp:anchor distT="0" distB="0" distL="114300" distR="114300" simplePos="0" relativeHeight="251658240" behindDoc="0" locked="0" layoutInCell="1" allowOverlap="1" wp14:anchorId="7EDC0A36" wp14:editId="03827E54">
-            <wp:simplePos x="914400" y="7724775"/>
+          <wp:anchor distT="0" distB="0" distL="114300" distR="114300" simplePos="0" relativeHeight="251660288" behindDoc="0" locked="0" layoutInCell="1" allowOverlap="1" wp14:anchorId="0EDF215F" wp14:editId="69C5C7DF">
+            <wp:simplePos x="0" y="0"/>
             <wp:positionH relativeFrom="column">
-              <wp:align>left</wp:align>
+              <wp:posOffset>2971799</wp:posOffset>
             </wp:positionH>
             <wp:positionV relativeFrom="paragraph">
-              <wp:align>top</wp:align>
+              <wp:posOffset>2539</wp:posOffset>
             </wp:positionV>
-            <wp:extent cx="4794841" cy="2016000"/>
-            <wp:effectExtent l="0" t="0" r="6350" b="3810"/>
-            <wp:wrapSquare wrapText="bothSides"/>
-            <wp:docPr id="2132523287" name="Picture 1" descr="A graph of obesity and food deserts&#10;&#10;AI-generated content may be incorrect.">
+            <wp:extent cx="2852391" cy="1762125"/>
+            <wp:effectExtent l="0" t="0" r="5715" b="0"/>
+            <wp:wrapNone/>
+            <wp:docPr id="1124764282" name="Picture 5" descr="A graph with red and black lines&#10;&#10;AI-generated content may be incorrect.">
               <a:extLst xmlns:a="http://schemas.openxmlformats.org/drawingml/2006/main">
                 <a:ext uri="{FF2B5EF4-FFF2-40B4-BE49-F238E27FC236}">
-                  <a16:creationId xmlns:a16="http://schemas.microsoft.com/office/drawing/2014/main" id="{DD4DCA97-5B88-29C3-08B4-9739B59F284E}"/>
+                  <a16:creationId xmlns:a16="http://schemas.microsoft.com/office/drawing/2014/main" id="{B7F70C59-133E-9E58-B56F-36B1FBEB56F5}"/>
                 </a:ext>
               </a:extLst>
             </wp:docPr>
@@ -2523,10 +2786,10 @@
               <a:graphicData uri="http://schemas.openxmlformats.org/drawingml/2006/picture">
                 <pic:pic xmlns:pic="http://schemas.openxmlformats.org/drawingml/2006/picture">
                   <pic:nvPicPr>
-                    <pic:cNvPr id="2" name="Picture 1" descr="A graph of obesity and food deserts&#10;&#10;AI-generated content may be incorrect.">
+                    <pic:cNvPr id="6" name="Picture 5" descr="A graph with red and black lines&#10;&#10;AI-generated content may be incorrect.">
                       <a:extLst>
                         <a:ext uri="{FF2B5EF4-FFF2-40B4-BE49-F238E27FC236}">
-                          <a16:creationId xmlns:a16="http://schemas.microsoft.com/office/drawing/2014/main" id="{DD4DCA97-5B88-29C3-08B4-9739B59F284E}"/>
+                          <a16:creationId xmlns:a16="http://schemas.microsoft.com/office/drawing/2014/main" id="{B7F70C59-133E-9E58-B56F-36B1FBEB56F5}"/>
                         </a:ext>
                       </a:extLst>
                     </pic:cNvPr>
@@ -2535,13 +2798,7 @@
                     </pic:cNvPicPr>
                   </pic:nvPicPr>
                   <pic:blipFill>
-                    <a:blip r:embed="rId11">
-                      <a:extLst>
-                        <a:ext uri="{28A0092B-C50C-407E-A947-70E740481C1C}">
-                          <a14:useLocalDpi xmlns:a14="http://schemas.microsoft.com/office/drawing/2010/main" val="0"/>
-                        </a:ext>
-                      </a:extLst>
-                    </a:blip>
+                    <a:blip r:embed="rId12"/>
                     <a:stretch>
                       <a:fillRect/>
                     </a:stretch>
@@ -2549,7 +2806,7 @@
                   <pic:spPr>
                     <a:xfrm>
                       <a:off x="0" y="0"/>
-                      <a:ext cx="4794841" cy="2016000"/>
+                      <a:ext cx="2855176" cy="1763845"/>
                     </a:xfrm>
                     <a:prstGeom prst="rect">
                       <a:avLst/>
@@ -2567,77 +2824,27 @@
           </wp:anchor>
         </w:drawing>
       </w:r>
-    </w:p>
-    <w:p>
-      <w:pPr>
-        <w:rPr>
-          <w:b/>
-          <w:bCs/>
-        </w:rPr>
-      </w:pPr>
-    </w:p>
-    <w:p>
-      <w:pPr>
-        <w:rPr>
-          <w:b/>
-          <w:bCs/>
-        </w:rPr>
-      </w:pPr>
-    </w:p>
-    <w:p>
-      <w:pPr>
-        <w:rPr>
-          <w:b/>
-          <w:bCs/>
-        </w:rPr>
-      </w:pPr>
-    </w:p>
-    <w:p>
-      <w:pPr>
-        <w:rPr>
-          <w:b/>
-          <w:bCs/>
-        </w:rPr>
-      </w:pPr>
-    </w:p>
-    <w:p>
-      <w:pPr>
-        <w:rPr>
-          <w:b/>
-          <w:bCs/>
-        </w:rPr>
-      </w:pPr>
-    </w:p>
-    <w:p>
-      <w:pPr>
-        <w:rPr>
-          <w:b/>
-          <w:bCs/>
-        </w:rPr>
-      </w:pPr>
-    </w:p>
-    <w:p>
-      <w:pPr>
-        <w:rPr>
-          <w:b/>
-          <w:bCs/>
-        </w:rPr>
-      </w:pPr>
-      <w:r>
-        <w:rPr>
-          <w:b/>
-          <w:bCs/>
-          <w:noProof/>
-        </w:rPr>
-        <w:lastRenderedPageBreak/>
+      <w:r>
+        <w:rPr>
+          <w:b/>
+          <w:bCs/>
+        </w:rPr>
         <w:drawing>
-          <wp:inline distT="0" distB="0" distL="0" distR="0" wp14:anchorId="48A8F43A" wp14:editId="7E48C363">
-            <wp:extent cx="4925346" cy="1296000"/>
-            <wp:effectExtent l="0" t="0" r="0" b="0"/>
-            <wp:docPr id="2052597703" name="Picture 2" descr="A screenshot of a graph&#10;&#10;AI-generated content may be incorrect.">
+          <wp:anchor distT="0" distB="0" distL="114300" distR="114300" simplePos="0" relativeHeight="251659264" behindDoc="0" locked="0" layoutInCell="1" allowOverlap="1" wp14:anchorId="7076B2DD" wp14:editId="7BE54111">
+            <wp:simplePos x="0" y="0"/>
+            <wp:positionH relativeFrom="margin">
+              <wp:align>left</wp:align>
+            </wp:positionH>
+            <wp:positionV relativeFrom="paragraph">
+              <wp:posOffset>64453</wp:posOffset>
+            </wp:positionV>
+            <wp:extent cx="2795587" cy="1727342"/>
+            <wp:effectExtent l="0" t="0" r="5080" b="6350"/>
+            <wp:wrapNone/>
+            <wp:docPr id="784226322" name="Picture 3" descr="A graph of food desert&#10;&#10;AI-generated content may be incorrect.">
               <a:extLst xmlns:a="http://schemas.openxmlformats.org/drawingml/2006/main">
                 <a:ext uri="{FF2B5EF4-FFF2-40B4-BE49-F238E27FC236}">
-                  <a16:creationId xmlns:a16="http://schemas.microsoft.com/office/drawing/2014/main" id="{0B5F7A50-7154-F916-6EBB-8000F820B9CE}"/>
+                  <a16:creationId xmlns:a16="http://schemas.microsoft.com/office/drawing/2014/main" id="{35FD4E2E-989C-16E9-44E6-346B4D7C362D}"/>
                 </a:ext>
               </a:extLst>
             </wp:docPr>
@@ -2648,168 +2855,10 @@
               <a:graphicData uri="http://schemas.openxmlformats.org/drawingml/2006/picture">
                 <pic:pic xmlns:pic="http://schemas.openxmlformats.org/drawingml/2006/picture">
                   <pic:nvPicPr>
-                    <pic:cNvPr id="3" name="Picture 2" descr="A screenshot of a graph&#10;&#10;AI-generated content may be incorrect.">
+                    <pic:cNvPr id="4" name="Picture 3" descr="A graph of food desert&#10;&#10;AI-generated content may be incorrect.">
                       <a:extLst>
                         <a:ext uri="{FF2B5EF4-FFF2-40B4-BE49-F238E27FC236}">
-                          <a16:creationId xmlns:a16="http://schemas.microsoft.com/office/drawing/2014/main" id="{0B5F7A50-7154-F916-6EBB-8000F820B9CE}"/>
-                        </a:ext>
-                      </a:extLst>
-                    </pic:cNvPr>
-                    <pic:cNvPicPr>
-                      <a:picLocks noChangeAspect="1"/>
-                    </pic:cNvPicPr>
-                  </pic:nvPicPr>
-                  <pic:blipFill>
-                    <a:blip r:embed="rId12"/>
-                    <a:stretch>
-                      <a:fillRect/>
-                    </a:stretch>
-                  </pic:blipFill>
-                  <pic:spPr>
-                    <a:xfrm>
-                      <a:off x="0" y="0"/>
-                      <a:ext cx="4925346" cy="1296000"/>
-                    </a:xfrm>
-                    <a:prstGeom prst="rect">
-                      <a:avLst/>
-                    </a:prstGeom>
-                  </pic:spPr>
-                </pic:pic>
-              </a:graphicData>
-            </a:graphic>
-          </wp:inline>
-        </w:drawing>
-      </w:r>
-    </w:p>
-    <w:p>
-      <w:r>
-        <w:t>We merged tract-level health data with food desert indicators. Our analysis found:</w:t>
-      </w:r>
-    </w:p>
-    <w:p>
-      <w:pPr>
-        <w:numPr>
-          <w:ilvl w:val="0"/>
-          <w:numId w:val="6"/>
-        </w:numPr>
-      </w:pPr>
-      <w:r>
-        <w:t xml:space="preserve">A </w:t>
-      </w:r>
-      <w:r>
-        <w:rPr>
-          <w:b/>
-          <w:bCs/>
-        </w:rPr>
-        <w:t>weak correlation</w:t>
-      </w:r>
-      <w:r>
-        <w:t xml:space="preserve"> between food desert status and obesity/diabetes rates</w:t>
-      </w:r>
-    </w:p>
-    <w:p>
-      <w:pPr>
-        <w:numPr>
-          <w:ilvl w:val="0"/>
-          <w:numId w:val="6"/>
-        </w:numPr>
-      </w:pPr>
-      <w:r>
-        <w:t xml:space="preserve">A </w:t>
-      </w:r>
-      <w:r>
-        <w:rPr>
-          <w:b/>
-          <w:bCs/>
-        </w:rPr>
-        <w:t>strong correlation (r ≈ 0.53)</w:t>
-      </w:r>
-      <w:r>
-        <w:t xml:space="preserve"> between </w:t>
-      </w:r>
-      <w:r>
-        <w:rPr>
-          <w:b/>
-          <w:bCs/>
-        </w:rPr>
-        <w:t>obesity and diabetes</w:t>
-      </w:r>
-      <w:r>
-        <w:t xml:space="preserve"> themselves</w:t>
-      </w:r>
-    </w:p>
-    <w:p>
-      <w:r>
-        <w:rPr>
-          <w:i/>
-          <w:iCs/>
-        </w:rPr>
-        <w:t>[Insert visual: Health outcome correlation table]</w:t>
-      </w:r>
-    </w:p>
-    <w:p>
-      <w:r>
-        <w:t>This suggests that food deserts may contribute to poor health, but they are not the sole driver. Other influences—such as healthcare access, exercise opportunities, cultural diet patterns, and education—must also be considered.</w:t>
-      </w:r>
-    </w:p>
-    <w:p>
-      <w:r>
-        <w:pict w14:anchorId="17B46186">
-          <v:rect id="_x0000_i1028" style="width:0;height:1.5pt" o:hralign="center" o:hrstd="t" o:hr="t" fillcolor="#a0a0a0" stroked="f"/>
-        </w:pict>
-      </w:r>
-    </w:p>
-    <w:p/>
-    <w:p>
-      <w:pPr>
-        <w:rPr>
-          <w:b/>
-          <w:bCs/>
-        </w:rPr>
-      </w:pPr>
-      <w:r>
-        <w:rPr>
-          <w:b/>
-          <w:bCs/>
-        </w:rPr>
-        <w:t>Q4: Can we develop a predictive model that identifies high-risk areas?</w:t>
-      </w:r>
-    </w:p>
-    <w:p>
-      <w:pPr>
-        <w:rPr>
-          <w:b/>
-          <w:bCs/>
-        </w:rPr>
-      </w:pPr>
-      <w:r>
-        <w:rPr>
-          <w:b/>
-          <w:bCs/>
-          <w:noProof/>
-        </w:rPr>
-        <w:drawing>
-          <wp:inline distT="0" distB="0" distL="0" distR="0" wp14:anchorId="61846286" wp14:editId="6038B87C">
-            <wp:extent cx="4434419" cy="2088000"/>
-            <wp:effectExtent l="0" t="0" r="4445" b="7620"/>
-            <wp:docPr id="635550397" name="Picture 2">
-              <a:extLst xmlns:a="http://schemas.openxmlformats.org/drawingml/2006/main">
-                <a:ext uri="{FF2B5EF4-FFF2-40B4-BE49-F238E27FC236}">
-                  <a16:creationId xmlns:a16="http://schemas.microsoft.com/office/drawing/2014/main" id="{2D60A5E7-CA69-9217-14BF-7772C49389C5}"/>
-                </a:ext>
-              </a:extLst>
-            </wp:docPr>
-            <wp:cNvGraphicFramePr>
-              <a:graphicFrameLocks xmlns:a="http://schemas.openxmlformats.org/drawingml/2006/main" noChangeAspect="1"/>
-            </wp:cNvGraphicFramePr>
-            <a:graphic xmlns:a="http://schemas.openxmlformats.org/drawingml/2006/main">
-              <a:graphicData uri="http://schemas.openxmlformats.org/drawingml/2006/picture">
-                <pic:pic xmlns:pic="http://schemas.openxmlformats.org/drawingml/2006/picture">
-                  <pic:nvPicPr>
-                    <pic:cNvPr id="3" name="Picture 2">
-                      <a:extLst>
-                        <a:ext uri="{FF2B5EF4-FFF2-40B4-BE49-F238E27FC236}">
-                          <a16:creationId xmlns:a16="http://schemas.microsoft.com/office/drawing/2014/main" id="{2D60A5E7-CA69-9217-14BF-7772C49389C5}"/>
+                          <a16:creationId xmlns:a16="http://schemas.microsoft.com/office/drawing/2014/main" id="{35FD4E2E-989C-16E9-44E6-346B4D7C362D}"/>
                         </a:ext>
                       </a:extLst>
                     </pic:cNvPr>
@@ -2826,7 +2875,7 @@
                   <pic:spPr>
                     <a:xfrm>
                       <a:off x="0" y="0"/>
-                      <a:ext cx="4434419" cy="2088000"/>
+                      <a:ext cx="2795587" cy="1727342"/>
                     </a:xfrm>
                     <a:prstGeom prst="rect">
                       <a:avLst/>
@@ -2835,7 +2884,13 @@
                 </pic:pic>
               </a:graphicData>
             </a:graphic>
-          </wp:inline>
+            <wp14:sizeRelH relativeFrom="margin">
+              <wp14:pctWidth>0</wp14:pctWidth>
+            </wp14:sizeRelH>
+            <wp14:sizeRelV relativeFrom="margin">
+              <wp14:pctHeight>0</wp14:pctHeight>
+            </wp14:sizeRelV>
+          </wp:anchor>
         </w:drawing>
       </w:r>
     </w:p>
@@ -2854,20 +2909,67 @@
           <w:bCs/>
         </w:rPr>
       </w:pPr>
-      <w:r>
-        <w:rPr>
-          <w:b/>
-          <w:bCs/>
-          <w:noProof/>
+    </w:p>
+    <w:p>
+      <w:pPr>
+        <w:rPr>
+          <w:b/>
+          <w:bCs/>
+        </w:rPr>
+      </w:pPr>
+    </w:p>
+    <w:p>
+      <w:pPr>
+        <w:rPr>
+          <w:b/>
+          <w:bCs/>
+        </w:rPr>
+      </w:pPr>
+    </w:p>
+    <w:p>
+      <w:pPr>
+        <w:rPr>
+          <w:b/>
+          <w:bCs/>
+        </w:rPr>
+      </w:pPr>
+    </w:p>
+    <w:p>
+      <w:pPr>
+        <w:rPr>
+          <w:b/>
+          <w:bCs/>
+        </w:rPr>
+      </w:pPr>
+    </w:p>
+    <w:p>
+      <w:pPr>
+        <w:rPr>
+          <w:b/>
+          <w:bCs/>
+        </w:rPr>
+      </w:pPr>
+    </w:p>
+    <w:p>
+      <w:pPr>
+        <w:rPr>
+          <w:b/>
+          <w:bCs/>
+        </w:rPr>
+      </w:pPr>
+      <w:r>
+        <w:rPr>
+          <w:b/>
+          <w:bCs/>
         </w:rPr>
         <w:drawing>
-          <wp:inline distT="0" distB="0" distL="0" distR="0" wp14:anchorId="4E6E7964" wp14:editId="15B79558">
-            <wp:extent cx="3821970" cy="2016000"/>
-            <wp:effectExtent l="0" t="0" r="7620" b="3810"/>
-            <wp:docPr id="1946754552" name="Picture 3">
+          <wp:inline distT="0" distB="0" distL="0" distR="0" wp14:anchorId="5FEC07B4" wp14:editId="523BC0A9">
+            <wp:extent cx="5557838" cy="3431964"/>
+            <wp:effectExtent l="0" t="0" r="5080" b="0"/>
+            <wp:docPr id="5" name="Picture 4" descr="A blue and white squares with text&#10;&#10;AI-generated content may be incorrect.">
               <a:extLst xmlns:a="http://schemas.openxmlformats.org/drawingml/2006/main">
                 <a:ext uri="{FF2B5EF4-FFF2-40B4-BE49-F238E27FC236}">
-                  <a16:creationId xmlns:a16="http://schemas.microsoft.com/office/drawing/2014/main" id="{B58BE514-F842-FC9E-BB74-526E44B97E39}"/>
+                  <a16:creationId xmlns:a16="http://schemas.microsoft.com/office/drawing/2014/main" id="{D451598A-B4D2-4E56-1802-646EA58B7E5F}"/>
                 </a:ext>
               </a:extLst>
             </wp:docPr>
@@ -2878,10 +2980,10 @@
               <a:graphicData uri="http://schemas.openxmlformats.org/drawingml/2006/picture">
                 <pic:pic xmlns:pic="http://schemas.openxmlformats.org/drawingml/2006/picture">
                   <pic:nvPicPr>
-                    <pic:cNvPr id="4" name="Picture 3">
+                    <pic:cNvPr id="5" name="Picture 4" descr="A blue and white squares with text&#10;&#10;AI-generated content may be incorrect.">
                       <a:extLst>
                         <a:ext uri="{FF2B5EF4-FFF2-40B4-BE49-F238E27FC236}">
-                          <a16:creationId xmlns:a16="http://schemas.microsoft.com/office/drawing/2014/main" id="{B58BE514-F842-FC9E-BB74-526E44B97E39}"/>
+                          <a16:creationId xmlns:a16="http://schemas.microsoft.com/office/drawing/2014/main" id="{D451598A-B4D2-4E56-1802-646EA58B7E5F}"/>
                         </a:ext>
                       </a:extLst>
                     </pic:cNvPr>
@@ -2898,7 +3000,7 @@
                   <pic:spPr>
                     <a:xfrm>
                       <a:off x="0" y="0"/>
-                      <a:ext cx="3821970" cy="2016000"/>
+                      <a:ext cx="5596769" cy="3456004"/>
                     </a:xfrm>
                     <a:prstGeom prst="rect">
                       <a:avLst/>
@@ -2918,21 +3020,328 @@
           <w:bCs/>
         </w:rPr>
       </w:pPr>
-      <w:r>
-        <w:rPr>
-          <w:b/>
-          <w:bCs/>
-          <w:noProof/>
+    </w:p>
+    <w:p>
+      <w:pPr>
+        <w:rPr>
+          <w:b/>
+          <w:bCs/>
+          <w:sz w:val="24"/>
+          <w:szCs w:val="24"/>
+        </w:rPr>
+      </w:pPr>
+    </w:p>
+    <w:p>
+      <w:pPr>
+        <w:rPr>
+          <w:sz w:val="24"/>
+          <w:szCs w:val="24"/>
+        </w:rPr>
+      </w:pPr>
+      <w:r>
+        <w:rPr>
+          <w:sz w:val="24"/>
+          <w:szCs w:val="24"/>
+        </w:rPr>
+        <w:t>To find out if health issues were linked to food deserts, w</w:t>
+      </w:r>
+      <w:r>
+        <w:rPr>
+          <w:sz w:val="24"/>
+          <w:szCs w:val="24"/>
+        </w:rPr>
+        <w:t xml:space="preserve">e merged tract-level health </w:t>
+      </w:r>
+      <w:r>
+        <w:rPr>
+          <w:sz w:val="24"/>
+          <w:szCs w:val="24"/>
+        </w:rPr>
+        <w:t xml:space="preserve">variables, i.e. indicators for obesity and diabetes </w:t>
+      </w:r>
+      <w:r>
+        <w:rPr>
+          <w:sz w:val="24"/>
+          <w:szCs w:val="24"/>
+        </w:rPr>
+        <w:t>rates</w:t>
+      </w:r>
+      <w:r>
+        <w:rPr>
+          <w:sz w:val="24"/>
+          <w:szCs w:val="24"/>
+        </w:rPr>
+        <w:t>,</w:t>
+      </w:r>
+      <w:r>
+        <w:rPr>
+          <w:sz w:val="24"/>
+          <w:szCs w:val="24"/>
+        </w:rPr>
+        <w:t xml:space="preserve"> with food desert indicators</w:t>
+      </w:r>
+      <w:r>
+        <w:rPr>
+          <w:sz w:val="24"/>
+          <w:szCs w:val="24"/>
+        </w:rPr>
+        <w:t xml:space="preserve"> and calculated the correlation matrix along with the boxplots</w:t>
+      </w:r>
+      <w:r>
+        <w:rPr>
+          <w:sz w:val="24"/>
+          <w:szCs w:val="24"/>
+        </w:rPr>
+        <w:t>. Our analysis found:</w:t>
+      </w:r>
+    </w:p>
+    <w:p>
+      <w:pPr>
+        <w:numPr>
+          <w:ilvl w:val="0"/>
+          <w:numId w:val="6"/>
+        </w:numPr>
+        <w:rPr>
+          <w:sz w:val="24"/>
+          <w:szCs w:val="24"/>
+        </w:rPr>
+      </w:pPr>
+      <w:r>
+        <w:rPr>
+          <w:sz w:val="24"/>
+          <w:szCs w:val="24"/>
+        </w:rPr>
+        <w:t>A weak correlation between food desert status and obesity/diabetes rates</w:t>
+      </w:r>
+    </w:p>
+    <w:p>
+      <w:pPr>
+        <w:numPr>
+          <w:ilvl w:val="0"/>
+          <w:numId w:val="6"/>
+        </w:numPr>
+        <w:rPr>
+          <w:sz w:val="24"/>
+          <w:szCs w:val="24"/>
+        </w:rPr>
+      </w:pPr>
+      <w:r>
+        <w:rPr>
+          <w:sz w:val="24"/>
+          <w:szCs w:val="24"/>
+        </w:rPr>
+        <w:t>A strong correlation (r ≈ 0.5) between obesity and diabetes themselves</w:t>
+      </w:r>
+    </w:p>
+    <w:p>
+      <w:pPr>
+        <w:rPr>
+          <w:sz w:val="24"/>
+          <w:szCs w:val="24"/>
+        </w:rPr>
+      </w:pPr>
+      <w:r>
+        <w:rPr>
+          <w:sz w:val="24"/>
+          <w:szCs w:val="24"/>
+        </w:rPr>
+        <w:t>This suggests that food deserts may contribute to poor health, but they are not the sole driver. Other influences—such as healthcare access, exercise opportunities, diet patterns, and education—must also be considered.</w:t>
+      </w:r>
+    </w:p>
+    <w:p>
+      <w:pPr>
+        <w:rPr>
+          <w:sz w:val="24"/>
+          <w:szCs w:val="24"/>
+        </w:rPr>
+      </w:pPr>
+      <w:r>
+        <w:rPr>
+          <w:b/>
+          <w:bCs/>
+          <w:sz w:val="24"/>
+          <w:szCs w:val="24"/>
         </w:rPr>
         <w:lastRenderedPageBreak/>
+        <w:t>Q4: Can we develop a predictive model that identifies high-risk areas</w:t>
+      </w:r>
+      <w:r>
+        <w:rPr>
+          <w:b/>
+          <w:bCs/>
+          <w:sz w:val="24"/>
+          <w:szCs w:val="24"/>
+        </w:rPr>
+        <w:t xml:space="preserve"> to be food deserts</w:t>
+      </w:r>
+      <w:r>
+        <w:rPr>
+          <w:b/>
+          <w:bCs/>
+          <w:sz w:val="24"/>
+          <w:szCs w:val="24"/>
+        </w:rPr>
+        <w:t>?</w:t>
+      </w:r>
+    </w:p>
+    <w:p>
+      <w:pPr>
+        <w:rPr>
+          <w:sz w:val="24"/>
+          <w:szCs w:val="24"/>
+        </w:rPr>
+      </w:pPr>
+      <w:r>
+        <w:rPr>
+          <w:sz w:val="24"/>
+          <w:szCs w:val="24"/>
+        </w:rPr>
+        <w:t>From the final set of 27 features, w</w:t>
+      </w:r>
+      <w:r>
+        <w:rPr>
+          <w:sz w:val="24"/>
+          <w:szCs w:val="24"/>
+        </w:rPr>
+        <w:t>e constructed two predictive models</w:t>
+      </w:r>
+      <w:r>
+        <w:rPr>
+          <w:sz w:val="24"/>
+          <w:szCs w:val="24"/>
+        </w:rPr>
+        <w:t xml:space="preserve"> to determine the effects of each variable on food deserts</w:t>
+      </w:r>
+      <w:r>
+        <w:rPr>
+          <w:sz w:val="24"/>
+          <w:szCs w:val="24"/>
+        </w:rPr>
+        <w:t>:</w:t>
+      </w:r>
+    </w:p>
+    <w:p>
+      <w:pPr>
+        <w:numPr>
+          <w:ilvl w:val="0"/>
+          <w:numId w:val="7"/>
+        </w:numPr>
+        <w:rPr>
+          <w:sz w:val="24"/>
+          <w:szCs w:val="24"/>
+        </w:rPr>
+      </w:pPr>
+      <w:r>
+        <w:rPr>
+          <w:b/>
+          <w:bCs/>
+          <w:sz w:val="24"/>
+          <w:szCs w:val="24"/>
+        </w:rPr>
+        <w:t>Logistic Regression</w:t>
+      </w:r>
+      <w:r>
+        <w:rPr>
+          <w:sz w:val="24"/>
+          <w:szCs w:val="24"/>
+        </w:rPr>
+        <w:t xml:space="preserve"> – Provided interpretable coefficients for each variabl</w:t>
+      </w:r>
+      <w:r>
+        <w:rPr>
+          <w:sz w:val="24"/>
+          <w:szCs w:val="24"/>
+        </w:rPr>
+        <w:t>e.</w:t>
+      </w:r>
+    </w:p>
+    <w:p>
+      <w:pPr>
+        <w:numPr>
+          <w:ilvl w:val="0"/>
+          <w:numId w:val="7"/>
+        </w:numPr>
+        <w:rPr>
+          <w:sz w:val="24"/>
+          <w:szCs w:val="24"/>
+        </w:rPr>
+      </w:pPr>
+      <w:r>
+        <w:rPr>
+          <w:b/>
+          <w:bCs/>
+          <w:sz w:val="24"/>
+          <w:szCs w:val="24"/>
+        </w:rPr>
+        <w:t>Random Forest</w:t>
+      </w:r>
+      <w:r>
+        <w:rPr>
+          <w:sz w:val="24"/>
+          <w:szCs w:val="24"/>
+        </w:rPr>
+        <w:t xml:space="preserve"> – Offered higher performance </w:t>
+      </w:r>
+      <w:r>
+        <w:rPr>
+          <w:sz w:val="24"/>
+          <w:szCs w:val="24"/>
+        </w:rPr>
+        <w:t>since non-linearity relationships were modelled.</w:t>
+      </w:r>
+    </w:p>
+    <w:p>
+      <w:pPr>
+        <w:ind w:left="720"/>
+      </w:pPr>
+    </w:p>
+    <w:p>
+      <w:pPr>
+        <w:rPr>
+          <w:b/>
+          <w:bCs/>
+          <w:sz w:val="24"/>
+          <w:szCs w:val="24"/>
+        </w:rPr>
+      </w:pPr>
+      <w:r>
+        <w:rPr>
+          <w:b/>
+          <w:bCs/>
+          <w:sz w:val="24"/>
+          <w:szCs w:val="24"/>
+        </w:rPr>
+        <w:t>Logistic Regression</w:t>
+      </w:r>
+      <w:r>
+        <w:rPr>
+          <w:b/>
+          <w:bCs/>
+          <w:sz w:val="24"/>
+          <w:szCs w:val="24"/>
+        </w:rPr>
+        <w:t xml:space="preserve"> summary</w:t>
+      </w:r>
+      <w:r>
+        <w:rPr>
+          <w:b/>
+          <w:bCs/>
+          <w:sz w:val="24"/>
+          <w:szCs w:val="24"/>
+        </w:rPr>
+        <w:t>:</w:t>
+      </w:r>
+    </w:p>
+    <w:p>
+      <w:r>
         <w:drawing>
-          <wp:inline distT="0" distB="0" distL="0" distR="0" wp14:anchorId="48DA2B5F" wp14:editId="5AF19EEE">
-            <wp:extent cx="3800737" cy="2556000"/>
-            <wp:effectExtent l="0" t="0" r="9525" b="0"/>
-            <wp:docPr id="6" name="Picture 5">
+          <wp:inline distT="0" distB="0" distL="0" distR="0" wp14:anchorId="32C261CC" wp14:editId="20639767">
+            <wp:extent cx="5893236" cy="5229400"/>
+            <wp:effectExtent l="0" t="0" r="0" b="0"/>
+            <wp:docPr id="280050700" name="Picture 3" descr="A screenshot of a computer program&#10;&#10;AI-generated content may be incorrect.">
               <a:extLst xmlns:a="http://schemas.openxmlformats.org/drawingml/2006/main">
                 <a:ext uri="{FF2B5EF4-FFF2-40B4-BE49-F238E27FC236}">
-                  <a16:creationId xmlns:a16="http://schemas.microsoft.com/office/drawing/2014/main" id="{60BCEA08-3F69-577A-7DAB-3B8E88F7515C}"/>
+                  <a16:creationId xmlns:a16="http://schemas.microsoft.com/office/drawing/2014/main" id="{C648BCE4-DB2A-2FE2-FC67-A5165704661E}"/>
                 </a:ext>
               </a:extLst>
             </wp:docPr>
@@ -2943,10 +3352,10 @@
               <a:graphicData uri="http://schemas.openxmlformats.org/drawingml/2006/picture">
                 <pic:pic xmlns:pic="http://schemas.openxmlformats.org/drawingml/2006/picture">
                   <pic:nvPicPr>
-                    <pic:cNvPr id="6" name="Picture 5">
+                    <pic:cNvPr id="4" name="Picture 3" descr="A screenshot of a computer program&#10;&#10;AI-generated content may be incorrect.">
                       <a:extLst>
                         <a:ext uri="{FF2B5EF4-FFF2-40B4-BE49-F238E27FC236}">
-                          <a16:creationId xmlns:a16="http://schemas.microsoft.com/office/drawing/2014/main" id="{60BCEA08-3F69-577A-7DAB-3B8E88F7515C}"/>
+                          <a16:creationId xmlns:a16="http://schemas.microsoft.com/office/drawing/2014/main" id="{C648BCE4-DB2A-2FE2-FC67-A5165704661E}"/>
                         </a:ext>
                       </a:extLst>
                     </pic:cNvPr>
@@ -2963,7 +3372,7 @@
                   <pic:spPr>
                     <a:xfrm>
                       <a:off x="0" y="0"/>
-                      <a:ext cx="3800737" cy="2556000"/>
+                      <a:ext cx="5894560" cy="5230575"/>
                     </a:xfrm>
                     <a:prstGeom prst="rect">
                       <a:avLst/>
@@ -2976,258 +3385,835 @@
         </w:drawing>
       </w:r>
     </w:p>
-    <w:p>
-      <w:pPr>
-        <w:rPr>
-          <w:b/>
-          <w:bCs/>
-        </w:rPr>
-      </w:pPr>
-    </w:p>
-    <w:p>
-      <w:r>
-        <w:t>We constructed two predictive models:</w:t>
-      </w:r>
-    </w:p>
-    <w:p>
-      <w:pPr>
-        <w:numPr>
-          <w:ilvl w:val="0"/>
-          <w:numId w:val="7"/>
-        </w:numPr>
-      </w:pPr>
-      <w:r>
-        <w:rPr>
-          <w:b/>
-          <w:bCs/>
-        </w:rPr>
-        <w:t>Logistic Regression</w:t>
-      </w:r>
-      <w:r>
-        <w:t xml:space="preserve"> – Provided interpretable coefficients for each variable.</w:t>
-      </w:r>
-    </w:p>
-    <w:p>
-      <w:pPr>
-        <w:numPr>
-          <w:ilvl w:val="0"/>
-          <w:numId w:val="7"/>
-        </w:numPr>
-      </w:pPr>
-      <w:r>
-        <w:rPr>
-          <w:b/>
-          <w:bCs/>
-        </w:rPr>
-        <w:t>Random Forest</w:t>
-      </w:r>
-      <w:r>
-        <w:t xml:space="preserve"> – Offered higher performance and ranked feature importance.</w:t>
-      </w:r>
-    </w:p>
-    <w:p>
-      <w:pPr>
-        <w:rPr>
-          <w:b/>
-          <w:bCs/>
-        </w:rPr>
-      </w:pPr>
-      <w:r>
-        <w:rPr>
-          <w:b/>
-          <w:bCs/>
-        </w:rPr>
-        <w:t>Logistic Regression Highlights:</w:t>
-      </w:r>
-    </w:p>
-    <w:p>
-      <w:pPr>
-        <w:numPr>
-          <w:ilvl w:val="0"/>
-          <w:numId w:val="8"/>
-        </w:numPr>
-      </w:pPr>
-      <w:r>
-        <w:rPr>
-          <w:b/>
-          <w:bCs/>
-        </w:rPr>
-        <w:t>Poverty rate</w:t>
-      </w:r>
-      <w:r>
-        <w:t xml:space="preserve">, </w:t>
-      </w:r>
-      <w:r>
-        <w:rPr>
-          <w:b/>
-          <w:bCs/>
-        </w:rPr>
-        <w:t>SNAP participation</w:t>
-      </w:r>
-      <w:r>
-        <w:t xml:space="preserve">, and </w:t>
-      </w:r>
-      <w:r>
-        <w:rPr>
-          <w:b/>
-          <w:bCs/>
-        </w:rPr>
-        <w:t>low vehicle access</w:t>
-      </w:r>
-      <w:r>
-        <w:t xml:space="preserve"> were statistically significant.</w:t>
-      </w:r>
-    </w:p>
-    <w:p>
-      <w:pPr>
-        <w:numPr>
-          <w:ilvl w:val="0"/>
-          <w:numId w:val="8"/>
-        </w:numPr>
-      </w:pPr>
-      <w:r>
-        <w:t>Model accuracy was moderate, but interpretability was strong.</w:t>
-      </w:r>
-    </w:p>
-    <w:p>
-      <w:pPr>
-        <w:rPr>
-          <w:b/>
-          <w:bCs/>
-        </w:rPr>
-      </w:pPr>
-      <w:r>
-        <w:rPr>
-          <w:b/>
-          <w:bCs/>
-        </w:rPr>
-        <w:t>Random Forest Metrics:</w:t>
-      </w:r>
-    </w:p>
-    <w:p>
-      <w:pPr>
-        <w:numPr>
-          <w:ilvl w:val="0"/>
-          <w:numId w:val="9"/>
-        </w:numPr>
-      </w:pPr>
-      <w:r>
-        <w:t xml:space="preserve">Higher </w:t>
-      </w:r>
-      <w:r>
-        <w:rPr>
-          <w:b/>
-          <w:bCs/>
-        </w:rPr>
-        <w:t>accuracy and AUC</w:t>
-      </w:r>
-      <w:r>
-        <w:t>.</w:t>
-      </w:r>
-    </w:p>
-    <w:p>
-      <w:pPr>
-        <w:numPr>
-          <w:ilvl w:val="0"/>
-          <w:numId w:val="9"/>
-        </w:numPr>
-      </w:pPr>
-      <w:r>
-        <w:t>Top features included:</w:t>
-      </w:r>
-    </w:p>
-    <w:p>
-      <w:pPr>
-        <w:numPr>
-          <w:ilvl w:val="1"/>
-          <w:numId w:val="9"/>
-        </w:numPr>
-      </w:pPr>
-      <w:r>
-        <w:t>SNAP Participation</w:t>
-      </w:r>
-    </w:p>
-    <w:p>
-      <w:pPr>
-        <w:numPr>
-          <w:ilvl w:val="1"/>
-          <w:numId w:val="9"/>
-        </w:numPr>
-      </w:pPr>
-      <w:r>
-        <w:t>Poverty Rate</w:t>
-      </w:r>
-    </w:p>
-    <w:p>
-      <w:pPr>
-        <w:numPr>
-          <w:ilvl w:val="1"/>
-          <w:numId w:val="9"/>
-        </w:numPr>
-      </w:pPr>
-      <w:r>
-        <w:t>Vehicle Access</w:t>
-      </w:r>
-    </w:p>
-    <w:p>
-      <w:pPr>
-        <w:numPr>
-          <w:ilvl w:val="1"/>
-          <w:numId w:val="9"/>
-        </w:numPr>
-      </w:pPr>
-      <w:r>
-        <w:t>Median Family Income</w:t>
-      </w:r>
-    </w:p>
-    <w:p>
-      <w:r>
-        <w:rPr>
-          <w:i/>
-          <w:iCs/>
-        </w:rPr>
-        <w:t>[Insert visuals: Logit summary and RF feature importance from slides]</w:t>
-      </w:r>
-    </w:p>
-    <w:p>
-      <w:r>
-        <w:t>The models performed well in classifying food desert tracts and could be adapted by policymakers to target at-risk areas more proactively.</w:t>
-      </w:r>
-    </w:p>
-    <w:p>
-      <w:r>
-        <w:pict w14:anchorId="29235300">
-          <v:rect id="_x0000_i1029" style="width:0;height:1.5pt" o:hralign="center" o:hrstd="t" o:hr="t" fillcolor="#a0a0a0" stroked="f"/>
-        </w:pict>
-      </w:r>
-    </w:p>
     <w:p/>
-    <w:p>
-      <w:pPr>
-        <w:rPr>
-          <w:b/>
-          <w:bCs/>
-        </w:rPr>
-      </w:pPr>
-      <w:r>
-        <w:rPr>
-          <w:b/>
-          <w:bCs/>
-        </w:rPr>
+    <w:p/>
+    <w:p>
+      <w:pPr>
+        <w:rPr>
+          <w:sz w:val="24"/>
+          <w:szCs w:val="24"/>
+        </w:rPr>
+      </w:pPr>
+      <w:r>
+        <w:rPr>
+          <w:sz w:val="24"/>
+          <w:szCs w:val="24"/>
+        </w:rPr>
+        <w:t xml:space="preserve">The final model was constructed using the same set of features from the feature selection process. It is interesting to note that along with the usual key factors like poverty rate, vehicle access and count of SNAP users, supplemental variables like age and race groups, </w:t>
+      </w:r>
+      <w:r>
+        <w:rPr>
+          <w:sz w:val="24"/>
+          <w:szCs w:val="24"/>
+        </w:rPr>
+        <w:lastRenderedPageBreak/>
+        <w:t>restaurant and farmer’s market access, and food insecurity indicators also came up as strong factors linked with food deserts.</w:t>
+      </w:r>
+    </w:p>
+    <w:p>
+      <w:pPr>
+        <w:rPr>
+          <w:b/>
+          <w:bCs/>
+          <w:sz w:val="24"/>
+          <w:szCs w:val="24"/>
+        </w:rPr>
+      </w:pPr>
+      <w:r>
+        <w:rPr>
+          <w:b/>
+          <w:bCs/>
+          <w:sz w:val="24"/>
+          <w:szCs w:val="24"/>
+        </w:rPr>
+        <w:drawing>
+          <wp:anchor distT="0" distB="0" distL="114300" distR="114300" simplePos="0" relativeHeight="251662336" behindDoc="0" locked="0" layoutInCell="1" allowOverlap="1" wp14:anchorId="1180C269" wp14:editId="0788B3EF">
+            <wp:simplePos x="0" y="0"/>
+            <wp:positionH relativeFrom="margin">
+              <wp:posOffset>-385763</wp:posOffset>
+            </wp:positionH>
+            <wp:positionV relativeFrom="paragraph">
+              <wp:posOffset>233045</wp:posOffset>
+            </wp:positionV>
+            <wp:extent cx="3848100" cy="2377671"/>
+            <wp:effectExtent l="0" t="0" r="0" b="3810"/>
+            <wp:wrapNone/>
+            <wp:docPr id="6" name="Picture 5" descr="A graph of a curve&#10;&#10;AI-generated content may be incorrect.">
+              <a:extLst xmlns:a="http://schemas.openxmlformats.org/drawingml/2006/main">
+                <a:ext uri="{FF2B5EF4-FFF2-40B4-BE49-F238E27FC236}">
+                  <a16:creationId xmlns:a16="http://schemas.microsoft.com/office/drawing/2014/main" id="{A3E2E9BF-13BF-CAE4-4174-F760C67ACDAD}"/>
+                </a:ext>
+              </a:extLst>
+            </wp:docPr>
+            <wp:cNvGraphicFramePr>
+              <a:graphicFrameLocks xmlns:a="http://schemas.openxmlformats.org/drawingml/2006/main" noChangeAspect="1"/>
+            </wp:cNvGraphicFramePr>
+            <a:graphic xmlns:a="http://schemas.openxmlformats.org/drawingml/2006/main">
+              <a:graphicData uri="http://schemas.openxmlformats.org/drawingml/2006/picture">
+                <pic:pic xmlns:pic="http://schemas.openxmlformats.org/drawingml/2006/picture">
+                  <pic:nvPicPr>
+                    <pic:cNvPr id="6" name="Picture 5" descr="A graph of a curve&#10;&#10;AI-generated content may be incorrect.">
+                      <a:extLst>
+                        <a:ext uri="{FF2B5EF4-FFF2-40B4-BE49-F238E27FC236}">
+                          <a16:creationId xmlns:a16="http://schemas.microsoft.com/office/drawing/2014/main" id="{A3E2E9BF-13BF-CAE4-4174-F760C67ACDAD}"/>
+                        </a:ext>
+                      </a:extLst>
+                    </pic:cNvPr>
+                    <pic:cNvPicPr>
+                      <a:picLocks noChangeAspect="1"/>
+                    </pic:cNvPicPr>
+                  </pic:nvPicPr>
+                  <pic:blipFill>
+                    <a:blip r:embed="rId16"/>
+                    <a:stretch>
+                      <a:fillRect/>
+                    </a:stretch>
+                  </pic:blipFill>
+                  <pic:spPr>
+                    <a:xfrm>
+                      <a:off x="0" y="0"/>
+                      <a:ext cx="3848100" cy="2377671"/>
+                    </a:xfrm>
+                    <a:prstGeom prst="rect">
+                      <a:avLst/>
+                    </a:prstGeom>
+                  </pic:spPr>
+                </pic:pic>
+              </a:graphicData>
+            </a:graphic>
+            <wp14:sizeRelH relativeFrom="margin">
+              <wp14:pctWidth>0</wp14:pctWidth>
+            </wp14:sizeRelH>
+            <wp14:sizeRelV relativeFrom="margin">
+              <wp14:pctHeight>0</wp14:pctHeight>
+            </wp14:sizeRelV>
+          </wp:anchor>
+        </w:drawing>
+      </w:r>
+      <w:r>
+        <w:rPr>
+          <w:b/>
+          <w:bCs/>
+          <w:sz w:val="24"/>
+          <w:szCs w:val="24"/>
+        </w:rPr>
+        <w:drawing>
+          <wp:anchor distT="0" distB="0" distL="114300" distR="114300" simplePos="0" relativeHeight="251663360" behindDoc="0" locked="0" layoutInCell="1" allowOverlap="1" wp14:anchorId="37B2B108" wp14:editId="03D3B464">
+            <wp:simplePos x="0" y="0"/>
+            <wp:positionH relativeFrom="column">
+              <wp:posOffset>3595370</wp:posOffset>
+            </wp:positionH>
+            <wp:positionV relativeFrom="paragraph">
+              <wp:posOffset>209867</wp:posOffset>
+            </wp:positionV>
+            <wp:extent cx="2486025" cy="3040884"/>
+            <wp:effectExtent l="0" t="0" r="0" b="7620"/>
+            <wp:wrapNone/>
+            <wp:docPr id="1695135934" name="Picture 3" descr="A screenshot of a computer&#10;&#10;AI-generated content may be incorrect.">
+              <a:extLst xmlns:a="http://schemas.openxmlformats.org/drawingml/2006/main">
+                <a:ext uri="{FF2B5EF4-FFF2-40B4-BE49-F238E27FC236}">
+                  <a16:creationId xmlns:a16="http://schemas.microsoft.com/office/drawing/2014/main" id="{822D45DA-6494-9B50-855B-76E270611522}"/>
+                </a:ext>
+              </a:extLst>
+            </wp:docPr>
+            <wp:cNvGraphicFramePr>
+              <a:graphicFrameLocks xmlns:a="http://schemas.openxmlformats.org/drawingml/2006/main" noChangeAspect="1"/>
+            </wp:cNvGraphicFramePr>
+            <a:graphic xmlns:a="http://schemas.openxmlformats.org/drawingml/2006/main">
+              <a:graphicData uri="http://schemas.openxmlformats.org/drawingml/2006/picture">
+                <pic:pic xmlns:pic="http://schemas.openxmlformats.org/drawingml/2006/picture">
+                  <pic:nvPicPr>
+                    <pic:cNvPr id="4" name="Picture 3" descr="A screenshot of a computer&#10;&#10;AI-generated content may be incorrect.">
+                      <a:extLst>
+                        <a:ext uri="{FF2B5EF4-FFF2-40B4-BE49-F238E27FC236}">
+                          <a16:creationId xmlns:a16="http://schemas.microsoft.com/office/drawing/2014/main" id="{822D45DA-6494-9B50-855B-76E270611522}"/>
+                        </a:ext>
+                      </a:extLst>
+                    </pic:cNvPr>
+                    <pic:cNvPicPr>
+                      <a:picLocks noChangeAspect="1"/>
+                    </pic:cNvPicPr>
+                  </pic:nvPicPr>
+                  <pic:blipFill>
+                    <a:blip r:embed="rId17"/>
+                    <a:stretch>
+                      <a:fillRect/>
+                    </a:stretch>
+                  </pic:blipFill>
+                  <pic:spPr>
+                    <a:xfrm>
+                      <a:off x="0" y="0"/>
+                      <a:ext cx="2486025" cy="3040884"/>
+                    </a:xfrm>
+                    <a:prstGeom prst="rect">
+                      <a:avLst/>
+                    </a:prstGeom>
+                  </pic:spPr>
+                </pic:pic>
+              </a:graphicData>
+            </a:graphic>
+            <wp14:sizeRelH relativeFrom="margin">
+              <wp14:pctWidth>0</wp14:pctWidth>
+            </wp14:sizeRelH>
+            <wp14:sizeRelV relativeFrom="margin">
+              <wp14:pctHeight>0</wp14:pctHeight>
+            </wp14:sizeRelV>
+          </wp:anchor>
+        </w:drawing>
+      </w:r>
+    </w:p>
+    <w:p>
+      <w:pPr>
+        <w:rPr>
+          <w:b/>
+          <w:bCs/>
+          <w:sz w:val="24"/>
+          <w:szCs w:val="24"/>
+        </w:rPr>
+      </w:pPr>
+    </w:p>
+    <w:p>
+      <w:pPr>
+        <w:rPr>
+          <w:b/>
+          <w:bCs/>
+          <w:sz w:val="24"/>
+          <w:szCs w:val="24"/>
+        </w:rPr>
+      </w:pPr>
+    </w:p>
+    <w:p>
+      <w:pPr>
+        <w:rPr>
+          <w:b/>
+          <w:bCs/>
+          <w:sz w:val="24"/>
+          <w:szCs w:val="24"/>
+        </w:rPr>
+      </w:pPr>
+    </w:p>
+    <w:p>
+      <w:pPr>
+        <w:rPr>
+          <w:b/>
+          <w:bCs/>
+          <w:sz w:val="24"/>
+          <w:szCs w:val="24"/>
+        </w:rPr>
+      </w:pPr>
+    </w:p>
+    <w:p>
+      <w:pPr>
+        <w:rPr>
+          <w:b/>
+          <w:bCs/>
+          <w:sz w:val="24"/>
+          <w:szCs w:val="24"/>
+        </w:rPr>
+      </w:pPr>
+    </w:p>
+    <w:p>
+      <w:pPr>
+        <w:rPr>
+          <w:b/>
+          <w:bCs/>
+          <w:sz w:val="24"/>
+          <w:szCs w:val="24"/>
+        </w:rPr>
+      </w:pPr>
+    </w:p>
+    <w:p>
+      <w:pPr>
+        <w:rPr>
+          <w:b/>
+          <w:bCs/>
+          <w:sz w:val="24"/>
+          <w:szCs w:val="24"/>
+        </w:rPr>
+      </w:pPr>
+    </w:p>
+    <w:p>
+      <w:pPr>
+        <w:rPr>
+          <w:b/>
+          <w:bCs/>
+          <w:sz w:val="24"/>
+          <w:szCs w:val="24"/>
+        </w:rPr>
+      </w:pPr>
+    </w:p>
+    <w:p>
+      <w:pPr>
+        <w:rPr>
+          <w:b/>
+          <w:bCs/>
+          <w:sz w:val="24"/>
+          <w:szCs w:val="24"/>
+        </w:rPr>
+      </w:pPr>
+    </w:p>
+    <w:p>
+      <w:pPr>
+        <w:rPr>
+          <w:b/>
+          <w:bCs/>
+          <w:sz w:val="24"/>
+          <w:szCs w:val="24"/>
+        </w:rPr>
+      </w:pPr>
+    </w:p>
+    <w:p>
+      <w:pPr>
+        <w:rPr>
+          <w:b/>
+          <w:bCs/>
+          <w:sz w:val="24"/>
+          <w:szCs w:val="24"/>
+        </w:rPr>
+      </w:pPr>
+    </w:p>
+    <w:p>
+      <w:pPr>
+        <w:rPr>
+          <w:sz w:val="24"/>
+          <w:szCs w:val="24"/>
+        </w:rPr>
+      </w:pPr>
+      <w:r>
+        <w:rPr>
+          <w:sz w:val="24"/>
+          <w:szCs w:val="24"/>
+        </w:rPr>
+        <w:t xml:space="preserve">The model performance was adequate in terms of measuring the effect of variables, but not accurate enough to use for predicting tracts that would likely become food deserts. This is mainly due to the imbalanced training set, wherein most of the </w:t>
+      </w:r>
+      <w:r>
+        <w:rPr>
+          <w:sz w:val="24"/>
+          <w:szCs w:val="24"/>
+        </w:rPr>
+        <w:t xml:space="preserve">observations were 0 (Not Food Desert). This impacted on the F1 score </w:t>
+      </w:r>
+      <w:r>
+        <w:rPr>
+          <w:sz w:val="24"/>
+          <w:szCs w:val="24"/>
+        </w:rPr>
+        <w:t>which was</w:t>
+      </w:r>
+      <w:r>
+        <w:rPr>
+          <w:sz w:val="24"/>
+          <w:szCs w:val="24"/>
+        </w:rPr>
+        <w:t xml:space="preserve"> a low 24%. It is suggested that further modelling exercises employ class balancing methods along with hyperparameter tuning to improve performance.</w:t>
+      </w:r>
+    </w:p>
+    <w:p>
+      <w:pPr>
+        <w:rPr>
+          <w:b/>
+          <w:bCs/>
+        </w:rPr>
+      </w:pPr>
+    </w:p>
+    <w:p>
+      <w:pPr>
+        <w:rPr>
+          <w:b/>
+          <w:bCs/>
+          <w:sz w:val="24"/>
+          <w:szCs w:val="24"/>
+        </w:rPr>
+      </w:pPr>
+      <w:r>
+        <w:rPr>
+          <w:b/>
+          <w:bCs/>
+          <w:sz w:val="24"/>
+          <w:szCs w:val="24"/>
+        </w:rPr>
+        <w:drawing>
+          <wp:anchor distT="0" distB="0" distL="114300" distR="114300" simplePos="0" relativeHeight="251666432" behindDoc="0" locked="0" layoutInCell="1" allowOverlap="1" wp14:anchorId="47DEF615" wp14:editId="266E4DAE">
+            <wp:simplePos x="0" y="0"/>
+            <wp:positionH relativeFrom="column">
+              <wp:posOffset>-322580</wp:posOffset>
+            </wp:positionH>
+            <wp:positionV relativeFrom="paragraph">
+              <wp:posOffset>305752</wp:posOffset>
+            </wp:positionV>
+            <wp:extent cx="3919341" cy="2421255"/>
+            <wp:effectExtent l="0" t="0" r="5080" b="0"/>
+            <wp:wrapNone/>
+            <wp:docPr id="1839420165" name="Picture 6" descr="A graph of a forest plot&#10;&#10;AI-generated content may be incorrect.">
+              <a:extLst xmlns:a="http://schemas.openxmlformats.org/drawingml/2006/main">
+                <a:ext uri="{FF2B5EF4-FFF2-40B4-BE49-F238E27FC236}">
+                  <a16:creationId xmlns:a16="http://schemas.microsoft.com/office/drawing/2014/main" id="{DC60A42D-22D6-C31B-EC74-292BC08EBDCF}"/>
+                </a:ext>
+              </a:extLst>
+            </wp:docPr>
+            <wp:cNvGraphicFramePr>
+              <a:graphicFrameLocks xmlns:a="http://schemas.openxmlformats.org/drawingml/2006/main" noChangeAspect="1"/>
+            </wp:cNvGraphicFramePr>
+            <a:graphic xmlns:a="http://schemas.openxmlformats.org/drawingml/2006/main">
+              <a:graphicData uri="http://schemas.openxmlformats.org/drawingml/2006/picture">
+                <pic:pic xmlns:pic="http://schemas.openxmlformats.org/drawingml/2006/picture">
+                  <pic:nvPicPr>
+                    <pic:cNvPr id="7" name="Picture 6" descr="A graph of a forest plot&#10;&#10;AI-generated content may be incorrect.">
+                      <a:extLst>
+                        <a:ext uri="{FF2B5EF4-FFF2-40B4-BE49-F238E27FC236}">
+                          <a16:creationId xmlns:a16="http://schemas.microsoft.com/office/drawing/2014/main" id="{DC60A42D-22D6-C31B-EC74-292BC08EBDCF}"/>
+                        </a:ext>
+                      </a:extLst>
+                    </pic:cNvPr>
+                    <pic:cNvPicPr>
+                      <a:picLocks noChangeAspect="1"/>
+                    </pic:cNvPicPr>
+                  </pic:nvPicPr>
+                  <pic:blipFill>
+                    <a:blip r:embed="rId18"/>
+                    <a:stretch>
+                      <a:fillRect/>
+                    </a:stretch>
+                  </pic:blipFill>
+                  <pic:spPr>
+                    <a:xfrm>
+                      <a:off x="0" y="0"/>
+                      <a:ext cx="3919341" cy="2421255"/>
+                    </a:xfrm>
+                    <a:prstGeom prst="rect">
+                      <a:avLst/>
+                    </a:prstGeom>
+                  </pic:spPr>
+                </pic:pic>
+              </a:graphicData>
+            </a:graphic>
+            <wp14:sizeRelH relativeFrom="margin">
+              <wp14:pctWidth>0</wp14:pctWidth>
+            </wp14:sizeRelH>
+            <wp14:sizeRelV relativeFrom="margin">
+              <wp14:pctHeight>0</wp14:pctHeight>
+            </wp14:sizeRelV>
+          </wp:anchor>
+        </w:drawing>
+      </w:r>
+      <w:r>
+        <w:rPr>
+          <w:b/>
+          <w:bCs/>
+          <w:sz w:val="24"/>
+          <w:szCs w:val="24"/>
+        </w:rPr>
+        <w:t xml:space="preserve">Random Forest </w:t>
+      </w:r>
+      <w:r>
+        <w:rPr>
+          <w:b/>
+          <w:bCs/>
+          <w:sz w:val="24"/>
+          <w:szCs w:val="24"/>
+        </w:rPr>
+        <w:t>summary</w:t>
+      </w:r>
+      <w:r>
+        <w:rPr>
+          <w:b/>
+          <w:bCs/>
+          <w:sz w:val="24"/>
+          <w:szCs w:val="24"/>
+        </w:rPr>
+        <w:t>:</w:t>
+      </w:r>
+    </w:p>
+    <w:p>
+      <w:pPr>
+        <w:rPr>
+          <w:b/>
+          <w:bCs/>
+          <w:sz w:val="24"/>
+          <w:szCs w:val="24"/>
+        </w:rPr>
+      </w:pPr>
+      <w:r>
+        <w:rPr>
+          <w:b/>
+          <w:bCs/>
+          <w:sz w:val="24"/>
+          <w:szCs w:val="24"/>
+        </w:rPr>
+        <w:drawing>
+          <wp:anchor distT="0" distB="0" distL="114300" distR="114300" simplePos="0" relativeHeight="251665408" behindDoc="0" locked="0" layoutInCell="1" allowOverlap="1" wp14:anchorId="4A66D8AF" wp14:editId="4C58FF8E">
+            <wp:simplePos x="0" y="0"/>
+            <wp:positionH relativeFrom="page">
+              <wp:posOffset>4624388</wp:posOffset>
+            </wp:positionH>
+            <wp:positionV relativeFrom="paragraph">
+              <wp:posOffset>108585</wp:posOffset>
+            </wp:positionV>
+            <wp:extent cx="2538095" cy="3333750"/>
+            <wp:effectExtent l="0" t="0" r="0" b="0"/>
+            <wp:wrapNone/>
+            <wp:docPr id="1197210021" name="Picture 2" descr="A screenshot of a computer&#10;&#10;AI-generated content may be incorrect.">
+              <a:extLst xmlns:a="http://schemas.openxmlformats.org/drawingml/2006/main">
+                <a:ext uri="{FF2B5EF4-FFF2-40B4-BE49-F238E27FC236}">
+                  <a16:creationId xmlns:a16="http://schemas.microsoft.com/office/drawing/2014/main" id="{085CF2E1-8D20-4352-040A-39F3F125579C}"/>
+                </a:ext>
+              </a:extLst>
+            </wp:docPr>
+            <wp:cNvGraphicFramePr>
+              <a:graphicFrameLocks xmlns:a="http://schemas.openxmlformats.org/drawingml/2006/main" noChangeAspect="1"/>
+            </wp:cNvGraphicFramePr>
+            <a:graphic xmlns:a="http://schemas.openxmlformats.org/drawingml/2006/main">
+              <a:graphicData uri="http://schemas.openxmlformats.org/drawingml/2006/picture">
+                <pic:pic xmlns:pic="http://schemas.openxmlformats.org/drawingml/2006/picture">
+                  <pic:nvPicPr>
+                    <pic:cNvPr id="3" name="Picture 2" descr="A screenshot of a computer&#10;&#10;AI-generated content may be incorrect.">
+                      <a:extLst>
+                        <a:ext uri="{FF2B5EF4-FFF2-40B4-BE49-F238E27FC236}">
+                          <a16:creationId xmlns:a16="http://schemas.microsoft.com/office/drawing/2014/main" id="{085CF2E1-8D20-4352-040A-39F3F125579C}"/>
+                        </a:ext>
+                      </a:extLst>
+                    </pic:cNvPr>
+                    <pic:cNvPicPr>
+                      <a:picLocks noChangeAspect="1"/>
+                    </pic:cNvPicPr>
+                  </pic:nvPicPr>
+                  <pic:blipFill>
+                    <a:blip r:embed="rId19"/>
+                    <a:stretch>
+                      <a:fillRect/>
+                    </a:stretch>
+                  </pic:blipFill>
+                  <pic:spPr>
+                    <a:xfrm>
+                      <a:off x="0" y="0"/>
+                      <a:ext cx="2538095" cy="3333750"/>
+                    </a:xfrm>
+                    <a:prstGeom prst="rect">
+                      <a:avLst/>
+                    </a:prstGeom>
+                  </pic:spPr>
+                </pic:pic>
+              </a:graphicData>
+            </a:graphic>
+            <wp14:sizeRelH relativeFrom="margin">
+              <wp14:pctWidth>0</wp14:pctWidth>
+            </wp14:sizeRelH>
+            <wp14:sizeRelV relativeFrom="margin">
+              <wp14:pctHeight>0</wp14:pctHeight>
+            </wp14:sizeRelV>
+          </wp:anchor>
+        </w:drawing>
+      </w:r>
+    </w:p>
+    <w:p>
+      <w:pPr>
+        <w:rPr>
+          <w:b/>
+          <w:bCs/>
+          <w:sz w:val="24"/>
+          <w:szCs w:val="24"/>
+        </w:rPr>
+      </w:pPr>
+    </w:p>
+    <w:p>
+      <w:pPr>
+        <w:rPr>
+          <w:b/>
+          <w:bCs/>
+          <w:sz w:val="24"/>
+          <w:szCs w:val="24"/>
+        </w:rPr>
+      </w:pPr>
+    </w:p>
+    <w:p>
+      <w:pPr>
+        <w:rPr>
+          <w:b/>
+          <w:bCs/>
+          <w:sz w:val="24"/>
+          <w:szCs w:val="24"/>
+        </w:rPr>
+      </w:pPr>
+    </w:p>
+    <w:p>
+      <w:pPr>
+        <w:rPr>
+          <w:b/>
+          <w:bCs/>
+          <w:sz w:val="24"/>
+          <w:szCs w:val="24"/>
+        </w:rPr>
+      </w:pPr>
+    </w:p>
+    <w:p>
+      <w:pPr>
+        <w:rPr>
+          <w:b/>
+          <w:bCs/>
+          <w:sz w:val="24"/>
+          <w:szCs w:val="24"/>
+        </w:rPr>
+      </w:pPr>
+    </w:p>
+    <w:p>
+      <w:pPr>
+        <w:rPr>
+          <w:b/>
+          <w:bCs/>
+          <w:sz w:val="24"/>
+          <w:szCs w:val="24"/>
+        </w:rPr>
+      </w:pPr>
+    </w:p>
+    <w:p>
+      <w:pPr>
+        <w:rPr>
+          <w:b/>
+          <w:bCs/>
+          <w:sz w:val="24"/>
+          <w:szCs w:val="24"/>
+        </w:rPr>
+      </w:pPr>
+    </w:p>
+    <w:p>
+      <w:pPr>
+        <w:rPr>
+          <w:sz w:val="24"/>
+          <w:szCs w:val="24"/>
+        </w:rPr>
+      </w:pPr>
+    </w:p>
+    <w:p>
+      <w:pPr>
+        <w:rPr>
+          <w:sz w:val="24"/>
+          <w:szCs w:val="24"/>
+        </w:rPr>
+      </w:pPr>
+      <w:r>
+        <w:rPr>
+          <w:sz w:val="24"/>
+          <w:szCs w:val="24"/>
+        </w:rPr>
+        <w:lastRenderedPageBreak/>
+        <w:t>The same set of features used for the logit model were used to train the RF model. This model performed slightly better since it was able to capture the non-linear relationships between the variables more accurately. But it was not feasible to be used for any predictions since the F1 score was around 26%.</w:t>
+      </w:r>
+      <w:r>
+        <w:rPr>
+          <w:sz w:val="24"/>
+          <w:szCs w:val="24"/>
+        </w:rPr>
+        <w:t xml:space="preserve"> In the future, it is recommended to filter the feature list using RF since this retains the non-linear relationships instead of using the feature list output from logit model. Additionally, implementing class balancing techniques and switching to a more powerful tree-based model like XGB with hyper-parameter tuning will increase the predictiveness of the model.</w:t>
+      </w:r>
+      <w:r>
+        <w:rPr>
+          <w:sz w:val="24"/>
+          <w:szCs w:val="24"/>
+        </w:rPr>
+        <w:t xml:space="preserve"> </w:t>
+      </w:r>
+    </w:p>
+    <w:p/>
+    <w:p>
+      <w:r>
+        <w:drawing>
+          <wp:inline distT="0" distB="0" distL="0" distR="0" wp14:anchorId="106B5C83" wp14:editId="47D86ED1">
+            <wp:extent cx="5467350" cy="3378175"/>
+            <wp:effectExtent l="0" t="0" r="0" b="0"/>
+            <wp:docPr id="306507636" name="Picture 2" descr="A graph with a bar graph&#10;&#10;AI-generated content may be incorrect.">
+              <a:extLst xmlns:a="http://schemas.openxmlformats.org/drawingml/2006/main">
+                <a:ext uri="{FF2B5EF4-FFF2-40B4-BE49-F238E27FC236}">
+                  <a16:creationId xmlns:a16="http://schemas.microsoft.com/office/drawing/2014/main" id="{00BA5FB5-3720-C8E6-153C-011A0BC7297C}"/>
+                </a:ext>
+              </a:extLst>
+            </wp:docPr>
+            <wp:cNvGraphicFramePr>
+              <a:graphicFrameLocks xmlns:a="http://schemas.openxmlformats.org/drawingml/2006/main" noChangeAspect="1"/>
+            </wp:cNvGraphicFramePr>
+            <a:graphic xmlns:a="http://schemas.openxmlformats.org/drawingml/2006/main">
+              <a:graphicData uri="http://schemas.openxmlformats.org/drawingml/2006/picture">
+                <pic:pic xmlns:pic="http://schemas.openxmlformats.org/drawingml/2006/picture">
+                  <pic:nvPicPr>
+                    <pic:cNvPr id="3" name="Picture 2" descr="A graph with a bar graph&#10;&#10;AI-generated content may be incorrect.">
+                      <a:extLst>
+                        <a:ext uri="{FF2B5EF4-FFF2-40B4-BE49-F238E27FC236}">
+                          <a16:creationId xmlns:a16="http://schemas.microsoft.com/office/drawing/2014/main" id="{00BA5FB5-3720-C8E6-153C-011A0BC7297C}"/>
+                        </a:ext>
+                      </a:extLst>
+                    </pic:cNvPr>
+                    <pic:cNvPicPr>
+                      <a:picLocks noChangeAspect="1"/>
+                    </pic:cNvPicPr>
+                  </pic:nvPicPr>
+                  <pic:blipFill>
+                    <a:blip r:embed="rId20"/>
+                    <a:stretch>
+                      <a:fillRect/>
+                    </a:stretch>
+                  </pic:blipFill>
+                  <pic:spPr>
+                    <a:xfrm>
+                      <a:off x="0" y="0"/>
+                      <a:ext cx="5479638" cy="3385767"/>
+                    </a:xfrm>
+                    <a:prstGeom prst="rect">
+                      <a:avLst/>
+                    </a:prstGeom>
+                  </pic:spPr>
+                </pic:pic>
+              </a:graphicData>
+            </a:graphic>
+          </wp:inline>
+        </w:drawing>
+      </w:r>
+    </w:p>
+    <w:p/>
+    <w:p>
+      <w:pPr>
+        <w:rPr>
+          <w:sz w:val="24"/>
+          <w:szCs w:val="24"/>
+        </w:rPr>
+      </w:pPr>
+      <w:r>
+        <w:rPr>
+          <w:sz w:val="24"/>
+          <w:szCs w:val="24"/>
+        </w:rPr>
+        <w:t xml:space="preserve">The feature importance chart from the RF model is consistent with that of the coefficient values from the logit model. Poverty rate shows up as the top variable, followed by the different tract level variables defining SNAP count users, race and age groups. The variables that stand out are </w:t>
+      </w:r>
+      <w:r>
+        <w:rPr>
+          <w:sz w:val="24"/>
+          <w:szCs w:val="24"/>
+        </w:rPr>
+        <w:t>PCTGQTRS</w:t>
+      </w:r>
+      <w:r>
+        <w:rPr>
+          <w:sz w:val="24"/>
+          <w:szCs w:val="24"/>
+        </w:rPr>
+        <w:t xml:space="preserve"> and</w:t>
+      </w:r>
+      <w:r>
+        <w:rPr>
+          <w:sz w:val="24"/>
+          <w:szCs w:val="24"/>
+        </w:rPr>
+        <w:t xml:space="preserve"> NUMGQTRS</w:t>
+      </w:r>
+      <w:r>
+        <w:rPr>
+          <w:sz w:val="24"/>
+          <w:szCs w:val="24"/>
+        </w:rPr>
+        <w:t xml:space="preserve"> which indicate</w:t>
+      </w:r>
+      <w:r>
+        <w:rPr>
+          <w:sz w:val="24"/>
+          <w:szCs w:val="24"/>
+        </w:rPr>
+        <w:t xml:space="preserve"> the t</w:t>
+      </w:r>
+      <w:r>
+        <w:rPr>
+          <w:sz w:val="24"/>
+          <w:szCs w:val="24"/>
+        </w:rPr>
+        <w:t>ract population that reside in institutional or communal living arrangements.</w:t>
+      </w:r>
+    </w:p>
+    <w:p/>
+    <w:p/>
+    <w:p/>
+    <w:p/>
+    <w:p/>
+    <w:p/>
+    <w:p/>
+    <w:p>
+      <w:pPr>
+        <w:rPr>
+          <w:b/>
+          <w:bCs/>
+          <w:sz w:val="24"/>
+          <w:szCs w:val="24"/>
+        </w:rPr>
+      </w:pPr>
+      <w:r>
+        <w:rPr>
+          <w:b/>
+          <w:bCs/>
+          <w:sz w:val="24"/>
+          <w:szCs w:val="24"/>
+        </w:rPr>
+        <w:lastRenderedPageBreak/>
         <w:t>Q5: What national policies could reduce food deserts?</w:t>
       </w:r>
     </w:p>
     <w:p>
       <w:pPr>
         <w:rPr>
-          <w:b/>
-          <w:bCs/>
-        </w:rPr>
-      </w:pPr>
-    </w:p>
-    <w:p>
-      <w:r>
-        <w:t>Our results point to multiple intervention opportunities:</w:t>
+          <w:sz w:val="24"/>
+          <w:szCs w:val="24"/>
+        </w:rPr>
+      </w:pPr>
+      <w:r>
+        <w:rPr>
+          <w:sz w:val="24"/>
+          <w:szCs w:val="24"/>
+        </w:rPr>
+        <w:t xml:space="preserve">The main drivers of food deserts were found to be low-income, limited vehicle availability and SNAP user share. </w:t>
+      </w:r>
+      <w:r>
+        <w:rPr>
+          <w:sz w:val="24"/>
+          <w:szCs w:val="24"/>
+        </w:rPr>
+        <w:t xml:space="preserve">Our </w:t>
+      </w:r>
+      <w:r>
+        <w:rPr>
+          <w:sz w:val="24"/>
+          <w:szCs w:val="24"/>
+        </w:rPr>
+        <w:t>analysis</w:t>
+      </w:r>
+      <w:r>
+        <w:rPr>
+          <w:sz w:val="24"/>
+          <w:szCs w:val="24"/>
+        </w:rPr>
+        <w:t xml:space="preserve"> </w:t>
+      </w:r>
+      <w:r>
+        <w:rPr>
+          <w:sz w:val="24"/>
+          <w:szCs w:val="24"/>
+        </w:rPr>
+        <w:t>points</w:t>
+      </w:r>
+      <w:r>
+        <w:rPr>
+          <w:sz w:val="24"/>
+          <w:szCs w:val="24"/>
+        </w:rPr>
+        <w:t xml:space="preserve"> to multiple intervention </w:t>
+      </w:r>
+      <w:r>
+        <w:rPr>
+          <w:sz w:val="24"/>
+          <w:szCs w:val="24"/>
+        </w:rPr>
+        <w:t>policies aimed at each of these drivers that can be introduced at a federal level as well as at the state level to reduce food deserts</w:t>
+      </w:r>
+      <w:r>
+        <w:rPr>
+          <w:sz w:val="24"/>
+          <w:szCs w:val="24"/>
+        </w:rPr>
+        <w:t>:</w:t>
       </w:r>
     </w:p>
     <w:p>
@@ -3236,17 +4222,124 @@
           <w:ilvl w:val="0"/>
           <w:numId w:val="10"/>
         </w:numPr>
-      </w:pPr>
-      <w:r>
-        <w:rPr>
-          <w:b/>
-          <w:bCs/>
-        </w:rPr>
-        <w:lastRenderedPageBreak/>
-        <w:t>SNAP expansion</w:t>
-      </w:r>
-      <w:r>
-        <w:t>: Increase funding, broaden eligibility, and promote acceptance at more retail locations.</w:t>
+        <w:rPr>
+          <w:sz w:val="24"/>
+          <w:szCs w:val="24"/>
+        </w:rPr>
+      </w:pPr>
+      <w:r>
+        <w:rPr>
+          <w:b/>
+          <w:bCs/>
+          <w:sz w:val="24"/>
+          <w:szCs w:val="24"/>
+        </w:rPr>
+        <w:t xml:space="preserve">Low-income Tracts: </w:t>
+      </w:r>
+    </w:p>
+    <w:p>
+      <w:pPr>
+        <w:numPr>
+          <w:ilvl w:val="1"/>
+          <w:numId w:val="10"/>
+        </w:numPr>
+        <w:rPr>
+          <w:sz w:val="24"/>
+          <w:szCs w:val="24"/>
+          <w:lang w:val="en-IN"/>
+        </w:rPr>
+      </w:pPr>
+      <w:r>
+        <w:rPr>
+          <w:sz w:val="24"/>
+          <w:szCs w:val="24"/>
+        </w:rPr>
+        <w:t xml:space="preserve">Expand the Earned Income Tax Credit: </w:t>
+      </w:r>
+      <w:r>
+        <w:rPr>
+          <w:sz w:val="24"/>
+          <w:szCs w:val="24"/>
+          <w:lang w:val="en-IN"/>
+        </w:rPr>
+        <w:t>Increase the credit for very low-income households living in federally designated food-desert tracts</w:t>
+      </w:r>
+      <w:r>
+        <w:rPr>
+          <w:sz w:val="24"/>
+          <w:szCs w:val="24"/>
+          <w:lang w:val="en-IN"/>
+        </w:rPr>
+        <w:t>.</w:t>
+      </w:r>
+    </w:p>
+    <w:p>
+      <w:pPr>
+        <w:numPr>
+          <w:ilvl w:val="1"/>
+          <w:numId w:val="10"/>
+        </w:numPr>
+        <w:rPr>
+          <w:sz w:val="24"/>
+          <w:szCs w:val="24"/>
+          <w:lang w:val="en-IN"/>
+        </w:rPr>
+      </w:pPr>
+      <w:r>
+        <w:rPr>
+          <w:sz w:val="24"/>
+          <w:szCs w:val="24"/>
+          <w:lang w:val="en-IN"/>
+        </w:rPr>
+        <w:t>Targeted Workforce Development Grants</w:t>
+      </w:r>
+      <w:r>
+        <w:rPr>
+          <w:sz w:val="24"/>
+          <w:szCs w:val="24"/>
+          <w:lang w:val="en-IN"/>
+        </w:rPr>
+        <w:t xml:space="preserve">: </w:t>
+      </w:r>
+      <w:r>
+        <w:rPr>
+          <w:sz w:val="24"/>
+          <w:szCs w:val="24"/>
+          <w:lang w:val="en-IN"/>
+        </w:rPr>
+        <w:t>Embed food-desert zone bonuses into</w:t>
+      </w:r>
+      <w:r>
+        <w:rPr>
+          <w:sz w:val="24"/>
+          <w:szCs w:val="24"/>
+          <w:lang w:val="en-IN"/>
+        </w:rPr>
+        <w:t xml:space="preserve"> employee </w:t>
+      </w:r>
+      <w:r>
+        <w:rPr>
+          <w:sz w:val="24"/>
+          <w:szCs w:val="24"/>
+          <w:lang w:val="en-IN"/>
+        </w:rPr>
+        <w:t xml:space="preserve">training programs, so employers in these areas receive wage subsidies when they hire and upskill </w:t>
+      </w:r>
+      <w:r>
+        <w:rPr>
+          <w:sz w:val="24"/>
+          <w:szCs w:val="24"/>
+          <w:lang w:val="en-IN"/>
+        </w:rPr>
+        <w:t>local residents</w:t>
+      </w:r>
+      <w:r>
+        <w:rPr>
+          <w:sz w:val="24"/>
+          <w:szCs w:val="24"/>
+          <w:lang w:val="en-IN"/>
+        </w:rPr>
+        <w:t>.</w:t>
       </w:r>
     </w:p>
     <w:p>
@@ -3255,16 +4348,151 @@
           <w:ilvl w:val="0"/>
           <w:numId w:val="10"/>
         </w:numPr>
-      </w:pPr>
-      <w:r>
-        <w:rPr>
-          <w:b/>
-          <w:bCs/>
-        </w:rPr>
-        <w:t>Transportation improvements</w:t>
-      </w:r>
-      <w:r>
-        <w:t>: Invest in public transit and infrastructure in low-access areas.</w:t>
+        <w:rPr>
+          <w:sz w:val="24"/>
+          <w:szCs w:val="24"/>
+          <w:lang w:val="en-IN"/>
+        </w:rPr>
+      </w:pPr>
+      <w:r>
+        <w:rPr>
+          <w:b/>
+          <w:bCs/>
+          <w:sz w:val="24"/>
+          <w:szCs w:val="24"/>
+          <w:lang w:val="en-IN"/>
+        </w:rPr>
+        <w:t>Limited vehicle availability:</w:t>
+      </w:r>
+    </w:p>
+    <w:p>
+      <w:pPr>
+        <w:numPr>
+          <w:ilvl w:val="1"/>
+          <w:numId w:val="10"/>
+        </w:numPr>
+        <w:rPr>
+          <w:sz w:val="24"/>
+          <w:szCs w:val="24"/>
+          <w:lang w:val="en-IN"/>
+        </w:rPr>
+      </w:pPr>
+      <w:r>
+        <w:rPr>
+          <w:sz w:val="24"/>
+          <w:szCs w:val="24"/>
+          <w:lang w:val="en-IN"/>
+        </w:rPr>
+        <w:t>Incentivize Mobile Market Operators:</w:t>
+      </w:r>
+      <w:r>
+        <w:rPr>
+          <w:sz w:val="24"/>
+          <w:szCs w:val="24"/>
+          <w:lang w:val="en-IN"/>
+        </w:rPr>
+        <w:t xml:space="preserve"> </w:t>
+      </w:r>
+      <w:r>
+        <w:rPr>
+          <w:sz w:val="24"/>
+          <w:szCs w:val="24"/>
+          <w:lang w:val="en-IN"/>
+        </w:rPr>
+        <w:t xml:space="preserve">Offer incentives to vendors to serve limited vehicle </w:t>
+      </w:r>
+      <w:r>
+        <w:rPr>
+          <w:sz w:val="24"/>
+          <w:szCs w:val="24"/>
+          <w:lang w:val="en-IN"/>
+        </w:rPr>
+        <w:t>neighbourhoods</w:t>
+      </w:r>
+      <w:r>
+        <w:rPr>
+          <w:sz w:val="24"/>
+          <w:szCs w:val="24"/>
+          <w:lang w:val="en-IN"/>
+        </w:rPr>
+        <w:t>.</w:t>
+      </w:r>
+    </w:p>
+    <w:p>
+      <w:pPr>
+        <w:numPr>
+          <w:ilvl w:val="1"/>
+          <w:numId w:val="10"/>
+        </w:numPr>
+        <w:rPr>
+          <w:sz w:val="24"/>
+          <w:szCs w:val="24"/>
+          <w:lang w:val="en-IN"/>
+        </w:rPr>
+      </w:pPr>
+      <w:r>
+        <w:rPr>
+          <w:sz w:val="24"/>
+          <w:szCs w:val="24"/>
+          <w:lang w:val="en-IN"/>
+        </w:rPr>
+        <w:t>Zero-Fare Public transport routes:</w:t>
+      </w:r>
+      <w:r>
+        <w:rPr>
+          <w:sz w:val="24"/>
+          <w:szCs w:val="24"/>
+          <w:lang w:val="en-IN"/>
+        </w:rPr>
+        <w:t xml:space="preserve"> </w:t>
+      </w:r>
+      <w:r>
+        <w:rPr>
+          <w:sz w:val="24"/>
+          <w:szCs w:val="24"/>
+          <w:lang w:val="en-IN"/>
+        </w:rPr>
+        <w:t xml:space="preserve">Partner with state transportation services to waive </w:t>
+      </w:r>
+      <w:r>
+        <w:rPr>
+          <w:sz w:val="24"/>
+          <w:szCs w:val="24"/>
+          <w:lang w:val="en-IN"/>
+        </w:rPr>
+        <w:t xml:space="preserve">off </w:t>
+      </w:r>
+      <w:r>
+        <w:rPr>
+          <w:sz w:val="24"/>
+          <w:szCs w:val="24"/>
+          <w:lang w:val="en-IN"/>
+        </w:rPr>
+        <w:t>fares on designated public-transit routes connect</w:t>
+      </w:r>
+      <w:r>
+        <w:rPr>
+          <w:sz w:val="24"/>
+          <w:szCs w:val="24"/>
+          <w:lang w:val="en-IN"/>
+        </w:rPr>
+        <w:t>ing</w:t>
+      </w:r>
+      <w:r>
+        <w:rPr>
+          <w:sz w:val="24"/>
+          <w:szCs w:val="24"/>
+          <w:lang w:val="en-IN"/>
+        </w:rPr>
+        <w:t xml:space="preserve"> grocery retailers with food deserts</w:t>
+      </w:r>
+      <w:r>
+        <w:rPr>
+          <w:sz w:val="24"/>
+          <w:szCs w:val="24"/>
+          <w:lang w:val="en-IN"/>
+        </w:rPr>
+        <w:t>.</w:t>
       </w:r>
     </w:p>
     <w:p>
@@ -3273,148 +4501,328 @@
           <w:ilvl w:val="0"/>
           <w:numId w:val="10"/>
         </w:numPr>
-      </w:pPr>
-      <w:r>
-        <w:rPr>
-          <w:b/>
-          <w:bCs/>
-        </w:rPr>
-        <w:t>Incentives for local grocers</w:t>
-      </w:r>
-      <w:r>
-        <w:t>: Offer tax breaks or subsidies to encourage stores to open in underserved communities.</w:t>
+        <w:rPr>
+          <w:sz w:val="24"/>
+          <w:szCs w:val="24"/>
+        </w:rPr>
+      </w:pPr>
+      <w:r>
+        <w:rPr>
+          <w:b/>
+          <w:bCs/>
+          <w:sz w:val="24"/>
+          <w:szCs w:val="24"/>
+        </w:rPr>
+        <w:t xml:space="preserve">SNAP </w:t>
+      </w:r>
+      <w:r>
+        <w:rPr>
+          <w:b/>
+          <w:bCs/>
+          <w:sz w:val="24"/>
+          <w:szCs w:val="24"/>
+        </w:rPr>
+        <w:t>enhancements</w:t>
+      </w:r>
+      <w:r>
+        <w:rPr>
+          <w:b/>
+          <w:bCs/>
+          <w:sz w:val="24"/>
+          <w:szCs w:val="24"/>
+        </w:rPr>
+        <w:t>:</w:t>
       </w:r>
     </w:p>
     <w:p>
       <w:pPr>
         <w:numPr>
-          <w:ilvl w:val="0"/>
+          <w:ilvl w:val="1"/>
           <w:numId w:val="10"/>
         </w:numPr>
-      </w:pPr>
-      <w:r>
-        <w:rPr>
-          <w:b/>
-          <w:bCs/>
-        </w:rPr>
-        <w:t>Nutrition education programs</w:t>
-      </w:r>
-      <w:r>
-        <w:t>: Combine access initiatives with awareness campaigns.</w:t>
+        <w:rPr>
+          <w:sz w:val="24"/>
+          <w:szCs w:val="24"/>
+          <w:lang w:val="en-IN"/>
+        </w:rPr>
+      </w:pPr>
+      <w:r>
+        <w:rPr>
+          <w:sz w:val="24"/>
+          <w:szCs w:val="24"/>
+          <w:lang w:val="en-IN"/>
+        </w:rPr>
+        <w:t>Nationwide SNAP Online Ordering &amp; Delivery:</w:t>
+      </w:r>
+      <w:r>
+        <w:rPr>
+          <w:sz w:val="24"/>
+          <w:szCs w:val="24"/>
+          <w:lang w:val="en-IN"/>
+        </w:rPr>
+        <w:t xml:space="preserve"> </w:t>
+      </w:r>
+      <w:r>
+        <w:rPr>
+          <w:sz w:val="24"/>
+          <w:szCs w:val="24"/>
+          <w:lang w:val="en-IN"/>
+        </w:rPr>
+        <w:t xml:space="preserve">Mandate all major grocery chains </w:t>
+      </w:r>
+      <w:r>
+        <w:rPr>
+          <w:sz w:val="24"/>
+          <w:szCs w:val="24"/>
+          <w:lang w:val="en-IN"/>
+        </w:rPr>
+        <w:t xml:space="preserve">to </w:t>
+      </w:r>
+      <w:r>
+        <w:rPr>
+          <w:sz w:val="24"/>
+          <w:szCs w:val="24"/>
+          <w:lang w:val="en-IN"/>
+        </w:rPr>
+        <w:t>accept online SNAP purchases and subsidize delivery fees for EBT users in food desert counties.</w:t>
       </w:r>
     </w:p>
     <w:p>
       <w:pPr>
         <w:numPr>
-          <w:ilvl w:val="0"/>
+          <w:ilvl w:val="1"/>
           <w:numId w:val="10"/>
         </w:numPr>
-      </w:pPr>
-      <w:r>
-        <w:rPr>
-          <w:b/>
-          <w:bCs/>
-        </w:rPr>
-        <w:t>Support for local agriculture</w:t>
-      </w:r>
-      <w:r>
-        <w:t>: Encourage farmers’ markets and community-supported agriculture in urban and rural areas.</w:t>
-      </w:r>
-    </w:p>
-    <w:p>
-      <w:r>
-        <w:t xml:space="preserve">These interventions should be </w:t>
-      </w:r>
-      <w:r>
-        <w:rPr>
-          <w:b/>
-          <w:bCs/>
-        </w:rPr>
-        <w:t>multi-tiered</w:t>
-      </w:r>
-      <w:r>
-        <w:t>, combining federal, state, and local efforts and tailored to regional needs.</w:t>
+        <w:rPr>
+          <w:sz w:val="24"/>
+          <w:szCs w:val="24"/>
+          <w:lang w:val="en-IN"/>
+        </w:rPr>
+      </w:pPr>
+      <w:r>
+        <w:rPr>
+          <w:sz w:val="24"/>
+          <w:szCs w:val="24"/>
+          <w:lang w:val="en-IN"/>
+        </w:rPr>
+        <w:t>Mobile EBT Kiosk Grants:</w:t>
+      </w:r>
+      <w:r>
+        <w:rPr>
+          <w:sz w:val="24"/>
+          <w:szCs w:val="24"/>
+          <w:lang w:val="en-IN"/>
+        </w:rPr>
+        <w:t xml:space="preserve"> </w:t>
+      </w:r>
+      <w:r>
+        <w:rPr>
+          <w:sz w:val="24"/>
+          <w:szCs w:val="24"/>
+          <w:lang w:val="en-IN"/>
+        </w:rPr>
+        <w:t>Deploy portable EBT terminals throughout rural food deserts to broaden point-of-sale options.</w:t>
+      </w:r>
+    </w:p>
+    <w:p>
+      <w:pPr>
+        <w:rPr>
+          <w:sz w:val="24"/>
+          <w:szCs w:val="24"/>
+        </w:rPr>
+      </w:pPr>
+      <w:r>
+        <w:rPr>
+          <w:sz w:val="24"/>
+          <w:szCs w:val="24"/>
+        </w:rPr>
+        <w:t xml:space="preserve">These </w:t>
+      </w:r>
+      <w:r>
+        <w:rPr>
+          <w:sz w:val="24"/>
+          <w:szCs w:val="24"/>
+        </w:rPr>
+        <w:t>policies</w:t>
+      </w:r>
+      <w:r>
+        <w:rPr>
+          <w:sz w:val="24"/>
+          <w:szCs w:val="24"/>
+        </w:rPr>
+        <w:t xml:space="preserve"> should be multi-tiered, combining federal, state, and local efforts and tailored to regional needs.</w:t>
       </w:r>
     </w:p>
     <w:p/>
     <w:p>
       <w:pPr>
-        <w:rPr>
-          <w:b/>
-          <w:bCs/>
-        </w:rPr>
-      </w:pPr>
-      <w:r>
-        <w:rPr>
-          <w:b/>
-          <w:bCs/>
-        </w:rPr>
-        <w:t>Conclusions</w:t>
-      </w:r>
-    </w:p>
-    <w:p>
-      <w:r>
-        <w:t xml:space="preserve">Our analysis confirms that food deserts are complex, multifactorial problems rooted in geography, infrastructure, and inequality. While physical distance to food sources matters, our findings emphasize that </w:t>
-      </w:r>
-      <w:r>
-        <w:rPr>
-          <w:b/>
-          <w:bCs/>
-        </w:rPr>
-        <w:t>income, transportation, and economic vulnerability</w:t>
-      </w:r>
-      <w:r>
-        <w:t xml:space="preserve"> are stronger predictors of food insecurity.</w:t>
-      </w:r>
-    </w:p>
-    <w:p>
-      <w:r>
-        <w:t xml:space="preserve">Health impacts are not directly caused by food deserts alone, but they are </w:t>
-      </w:r>
-      <w:r>
-        <w:rPr>
-          <w:b/>
-          <w:bCs/>
-        </w:rPr>
-        <w:t>amplified by the intersecting disadvantages</w:t>
-      </w:r>
-      <w:r>
-        <w:t xml:space="preserve"> that accompany them. Thus, any solution must address the full ecosystem—access, affordability, education, and opportunity.</w:t>
-      </w:r>
-    </w:p>
-    <w:p>
-      <w:r>
-        <w:t xml:space="preserve">Our predictive models offer a foundation for </w:t>
-      </w:r>
-      <w:r>
-        <w:rPr>
-          <w:b/>
-          <w:bCs/>
-        </w:rPr>
-        <w:t>targeted policy responses</w:t>
-      </w:r>
-      <w:r>
-        <w:t xml:space="preserve"> and further research. By identifying high-risk areas with precision, we can improve resource allocation and advance equitable access to nutrition for all Americans.</w:t>
+        <w:pStyle w:val="Heading2"/>
+      </w:pPr>
+      <w:r>
+        <w:t>Conclusion</w:t>
+      </w:r>
+    </w:p>
+    <w:p>
+      <w:pPr>
+        <w:rPr>
+          <w:sz w:val="24"/>
+          <w:szCs w:val="24"/>
+        </w:rPr>
+      </w:pPr>
+      <w:r>
+        <w:rPr>
+          <w:sz w:val="24"/>
+          <w:szCs w:val="24"/>
+        </w:rPr>
+        <w:t>Our analysis confirms that food deserts are complex, multif</w:t>
+      </w:r>
+      <w:r>
+        <w:rPr>
+          <w:sz w:val="24"/>
+          <w:szCs w:val="24"/>
+        </w:rPr>
+        <w:t>aceted</w:t>
+      </w:r>
+      <w:r>
+        <w:rPr>
+          <w:sz w:val="24"/>
+          <w:szCs w:val="24"/>
+        </w:rPr>
+        <w:t xml:space="preserve"> problems rooted in geography, infrastructure, and inequality. While physical distance to food sources matters, our findings emphasize that income, transportation, and economic vulnerability are stronger predictors of food </w:t>
+      </w:r>
+      <w:r>
+        <w:rPr>
+          <w:sz w:val="24"/>
+          <w:szCs w:val="24"/>
+        </w:rPr>
+        <w:t>access</w:t>
+      </w:r>
+      <w:r>
+        <w:rPr>
+          <w:sz w:val="24"/>
+          <w:szCs w:val="24"/>
+        </w:rPr>
+        <w:t>.</w:t>
+      </w:r>
+      <w:r>
+        <w:rPr>
+          <w:sz w:val="24"/>
+          <w:szCs w:val="24"/>
+        </w:rPr>
+        <w:t xml:space="preserve"> </w:t>
+      </w:r>
+    </w:p>
+    <w:p>
+      <w:pPr>
+        <w:rPr>
+          <w:sz w:val="24"/>
+          <w:szCs w:val="24"/>
+        </w:rPr>
+      </w:pPr>
+      <w:r>
+        <w:rPr>
+          <w:sz w:val="24"/>
+          <w:szCs w:val="24"/>
+        </w:rPr>
+        <w:t>We found that f</w:t>
+      </w:r>
+      <w:r>
+        <w:rPr>
+          <w:sz w:val="24"/>
+          <w:szCs w:val="24"/>
+        </w:rPr>
+        <w:t xml:space="preserve">ood deserts are primarily concentrated in the southern region of the United States. </w:t>
+      </w:r>
+      <w:r>
+        <w:rPr>
+          <w:sz w:val="24"/>
+          <w:szCs w:val="24"/>
+        </w:rPr>
+        <w:t xml:space="preserve">Health impacts are not directly caused by food deserts alone, but </w:t>
+      </w:r>
+      <w:r>
+        <w:rPr>
+          <w:sz w:val="24"/>
+          <w:szCs w:val="24"/>
+        </w:rPr>
+        <w:t xml:space="preserve">by other supplementary factors </w:t>
+      </w:r>
+      <w:r>
+        <w:rPr>
+          <w:sz w:val="24"/>
+          <w:szCs w:val="24"/>
+        </w:rPr>
+        <w:t>intersecting</w:t>
+      </w:r>
+      <w:r>
+        <w:rPr>
+          <w:sz w:val="24"/>
+          <w:szCs w:val="24"/>
+        </w:rPr>
+        <w:t xml:space="preserve"> socio-economic conditions.</w:t>
+      </w:r>
+      <w:r>
+        <w:rPr>
+          <w:sz w:val="24"/>
+          <w:szCs w:val="24"/>
+        </w:rPr>
+        <w:t xml:space="preserve"> Thus, any solution must address the full ecosystem—access, affordability, education, and opportunity.</w:t>
+      </w:r>
+    </w:p>
+    <w:p>
+      <w:pPr>
+        <w:rPr>
+          <w:sz w:val="24"/>
+          <w:szCs w:val="24"/>
+        </w:rPr>
+      </w:pPr>
+      <w:r>
+        <w:rPr>
+          <w:sz w:val="24"/>
+          <w:szCs w:val="24"/>
+        </w:rPr>
+        <w:lastRenderedPageBreak/>
+        <w:t xml:space="preserve">Our predictive models offer a foundation for targeted policy responses and </w:t>
+      </w:r>
+      <w:r>
+        <w:rPr>
+          <w:sz w:val="24"/>
+          <w:szCs w:val="24"/>
+        </w:rPr>
+        <w:t>future</w:t>
+      </w:r>
+      <w:r>
+        <w:rPr>
+          <w:sz w:val="24"/>
+          <w:szCs w:val="24"/>
+        </w:rPr>
+        <w:t xml:space="preserve"> research. By identifying high-risk areas, we can improve resource allocation and advance equitable access to nutrition for all Americans.</w:t>
       </w:r>
     </w:p>
     <w:p/>
     <w:p>
       <w:pPr>
-        <w:rPr>
-          <w:b/>
-          <w:bCs/>
-        </w:rPr>
-      </w:pPr>
-      <w:r>
-        <w:rPr>
-          <w:b/>
-          <w:bCs/>
-        </w:rPr>
-        <w:t>Limitations and Future Directions</w:t>
-      </w:r>
-    </w:p>
-    <w:p>
-      <w:r>
+        <w:pStyle w:val="Heading2"/>
+      </w:pPr>
+      <w:r>
+        <w:t xml:space="preserve">Limitations and Future </w:t>
+      </w:r>
+      <w:r>
+        <w:t>Scope</w:t>
+      </w:r>
+    </w:p>
+    <w:p>
+      <w:pPr>
+        <w:rPr>
+          <w:sz w:val="24"/>
+          <w:szCs w:val="24"/>
+        </w:rPr>
+      </w:pPr>
+      <w:r>
+        <w:rPr>
+          <w:sz w:val="24"/>
+          <w:szCs w:val="24"/>
+        </w:rPr>
         <w:t>Some limitations of our study include:</w:t>
       </w:r>
     </w:p>
@@ -3424,29 +4832,66 @@
           <w:ilvl w:val="0"/>
           <w:numId w:val="11"/>
         </w:numPr>
-      </w:pPr>
-      <w:r>
-        <w:t xml:space="preserve">Health data was at the </w:t>
-      </w:r>
-      <w:r>
-        <w:rPr>
-          <w:b/>
-          <w:bCs/>
-        </w:rPr>
-        <w:t>county level</w:t>
-      </w:r>
-      <w:r>
-        <w:t xml:space="preserve">, while food desert classification was </w:t>
-      </w:r>
-      <w:r>
-        <w:rPr>
-          <w:b/>
-          <w:bCs/>
-        </w:rPr>
-        <w:t>tract-level</w:t>
-      </w:r>
-      <w:r>
-        <w:t>, leading to some granularity mismatch.</w:t>
+        <w:rPr>
+          <w:sz w:val="24"/>
+          <w:szCs w:val="24"/>
+        </w:rPr>
+      </w:pPr>
+      <w:r>
+        <w:rPr>
+          <w:sz w:val="24"/>
+          <w:szCs w:val="24"/>
+        </w:rPr>
+        <w:t>Health</w:t>
+      </w:r>
+      <w:r>
+        <w:rPr>
+          <w:sz w:val="24"/>
+          <w:szCs w:val="24"/>
+        </w:rPr>
+        <w:t>-impact</w:t>
+      </w:r>
+      <w:r>
+        <w:rPr>
+          <w:sz w:val="24"/>
+          <w:szCs w:val="24"/>
+        </w:rPr>
+        <w:t xml:space="preserve"> </w:t>
+      </w:r>
+      <w:r>
+        <w:rPr>
+          <w:sz w:val="24"/>
+          <w:szCs w:val="24"/>
+        </w:rPr>
+        <w:t>analysis was narrow since the study was restricted to only 2 variables – diabetes and obesity. However</w:t>
+      </w:r>
+      <w:r>
+        <w:rPr>
+          <w:sz w:val="24"/>
+          <w:szCs w:val="24"/>
+        </w:rPr>
+        <w:t>,</w:t>
+      </w:r>
+      <w:r>
+        <w:rPr>
+          <w:sz w:val="24"/>
+          <w:szCs w:val="24"/>
+        </w:rPr>
+        <w:t xml:space="preserve"> there are many more health indicators that can be used along with supplementary environmental factors</w:t>
+      </w:r>
+      <w:r>
+        <w:rPr>
+          <w:sz w:val="24"/>
+          <w:szCs w:val="24"/>
+        </w:rPr>
+        <w:t>.</w:t>
+      </w:r>
+      <w:r>
+        <w:rPr>
+          <w:sz w:val="24"/>
+          <w:szCs w:val="24"/>
+        </w:rPr>
+        <w:t xml:space="preserve"> All these indicators can be utilized to holistically provide a clear view on the relationship between health and food access.</w:t>
       </w:r>
     </w:p>
     <w:p>
@@ -3455,38 +4900,51 @@
           <w:ilvl w:val="0"/>
           <w:numId w:val="11"/>
         </w:numPr>
-      </w:pPr>
-      <w:r>
-        <w:t xml:space="preserve">Not all relevant variables were available—future research should integrate factors like </w:t>
-      </w:r>
-      <w:r>
-        <w:rPr>
-          <w:b/>
-          <w:bCs/>
-        </w:rPr>
-        <w:t>crime rates</w:t>
-      </w:r>
-      <w:r>
-        <w:t xml:space="preserve">, </w:t>
-      </w:r>
-      <w:r>
-        <w:rPr>
-          <w:b/>
-          <w:bCs/>
-        </w:rPr>
-        <w:t>school quality</w:t>
-      </w:r>
-      <w:r>
-        <w:t xml:space="preserve">, and </w:t>
-      </w:r>
-      <w:r>
-        <w:rPr>
-          <w:b/>
-          <w:bCs/>
-        </w:rPr>
-        <w:t>walkability</w:t>
-      </w:r>
-      <w:r>
+        <w:rPr>
+          <w:sz w:val="24"/>
+          <w:szCs w:val="24"/>
+        </w:rPr>
+      </w:pPr>
+      <w:r>
+        <w:rPr>
+          <w:sz w:val="24"/>
+          <w:szCs w:val="24"/>
+        </w:rPr>
+        <w:t xml:space="preserve">Not all relevant variables were </w:t>
+      </w:r>
+      <w:r>
+        <w:rPr>
+          <w:sz w:val="24"/>
+          <w:szCs w:val="24"/>
+        </w:rPr>
+        <w:t>sourced</w:t>
+      </w:r>
+      <w:r>
+        <w:rPr>
+          <w:sz w:val="24"/>
+          <w:szCs w:val="24"/>
+        </w:rPr>
+        <w:t>—future research should integrate factors like crime rates, school quality, and walkability</w:t>
+      </w:r>
+      <w:r>
+        <w:rPr>
+          <w:sz w:val="24"/>
+          <w:szCs w:val="24"/>
+        </w:rPr>
+        <w:t xml:space="preserve"> from other </w:t>
+      </w:r>
+      <w:r>
+        <w:rPr>
+          <w:sz w:val="24"/>
+          <w:szCs w:val="24"/>
+        </w:rPr>
+        <w:t>government annotated datasets</w:t>
+      </w:r>
+      <w:r>
+        <w:rPr>
+          <w:sz w:val="24"/>
+          <w:szCs w:val="24"/>
+        </w:rPr>
         <w:t>.</w:t>
       </w:r>
     </w:p>
@@ -3496,21 +4954,45 @@
           <w:ilvl w:val="0"/>
           <w:numId w:val="11"/>
         </w:numPr>
-      </w:pPr>
-      <w:r>
-        <w:t xml:space="preserve">Our models assume static conditions; longitudinal data could better capture the dynamics of changing </w:t>
-      </w:r>
-      <w:proofErr w:type="spellStart"/>
-      <w:r>
-        <w:t>neighbourhoods</w:t>
-      </w:r>
-      <w:proofErr w:type="spellEnd"/>
-      <w:r>
-        <w:t>.</w:t>
-      </w:r>
-    </w:p>
-    <w:p>
-      <w:r>
+        <w:rPr>
+          <w:sz w:val="24"/>
+          <w:szCs w:val="24"/>
+        </w:rPr>
+      </w:pPr>
+      <w:r>
+        <w:rPr>
+          <w:sz w:val="24"/>
+          <w:szCs w:val="24"/>
+        </w:rPr>
+        <w:t xml:space="preserve">Our models assume static conditions; longitudinal </w:t>
+      </w:r>
+      <w:r>
+        <w:rPr>
+          <w:sz w:val="24"/>
+          <w:szCs w:val="24"/>
+        </w:rPr>
+        <w:t xml:space="preserve">or time-series </w:t>
+      </w:r>
+      <w:r>
+        <w:rPr>
+          <w:sz w:val="24"/>
+          <w:szCs w:val="24"/>
+        </w:rPr>
+        <w:t>data could better capture the dynamics of changing neighbourhoods.</w:t>
+      </w:r>
+    </w:p>
+    <w:p>
+      <w:pPr>
+        <w:rPr>
+          <w:sz w:val="24"/>
+          <w:szCs w:val="24"/>
+        </w:rPr>
+      </w:pPr>
+      <w:r>
+        <w:rPr>
+          <w:sz w:val="24"/>
+          <w:szCs w:val="24"/>
+        </w:rPr>
         <w:t>Future directions include:</w:t>
       </w:r>
     </w:p>
@@ -3520,19 +5002,45 @@
           <w:ilvl w:val="0"/>
           <w:numId w:val="12"/>
         </w:numPr>
-      </w:pPr>
-      <w:r>
-        <w:t xml:space="preserve">Incorporating </w:t>
-      </w:r>
-      <w:r>
-        <w:rPr>
-          <w:b/>
-          <w:bCs/>
-        </w:rPr>
-        <w:t>geospatial clustering</w:t>
-      </w:r>
-      <w:r>
-        <w:t xml:space="preserve"> and time-series analysis.</w:t>
+        <w:rPr>
+          <w:sz w:val="24"/>
+          <w:szCs w:val="24"/>
+        </w:rPr>
+      </w:pPr>
+      <w:r>
+        <w:rPr>
+          <w:sz w:val="24"/>
+          <w:szCs w:val="24"/>
+        </w:rPr>
+        <w:t xml:space="preserve">Incorporating clustering </w:t>
+      </w:r>
+      <w:r>
+        <w:rPr>
+          <w:sz w:val="24"/>
+          <w:szCs w:val="24"/>
+        </w:rPr>
+        <w:t xml:space="preserve">analysis to identify segments more prone to food deserts </w:t>
+      </w:r>
+      <w:r>
+        <w:rPr>
+          <w:sz w:val="24"/>
+          <w:szCs w:val="24"/>
+        </w:rPr>
+        <w:t>and time-series analysis</w:t>
+      </w:r>
+      <w:r>
+        <w:rPr>
+          <w:sz w:val="24"/>
+          <w:szCs w:val="24"/>
+        </w:rPr>
+        <w:t xml:space="preserve"> to historically map the point of conversion from a non-food desert tract to a food desert tract</w:t>
+      </w:r>
+      <w:r>
+        <w:rPr>
+          <w:sz w:val="24"/>
+          <w:szCs w:val="24"/>
+        </w:rPr>
+        <w:t>.</w:t>
       </w:r>
     </w:p>
     <w:p>
@@ -3541,19 +5049,38 @@
           <w:ilvl w:val="0"/>
           <w:numId w:val="12"/>
         </w:numPr>
-      </w:pPr>
-      <w:r>
-        <w:t xml:space="preserve">Analyzing </w:t>
-      </w:r>
-      <w:r>
-        <w:rPr>
-          <w:b/>
-          <w:bCs/>
-        </w:rPr>
-        <w:t>interventions and their outcomes</w:t>
-      </w:r>
-      <w:r>
-        <w:t xml:space="preserve"> over time.</w:t>
+        <w:rPr>
+          <w:sz w:val="24"/>
+          <w:szCs w:val="24"/>
+        </w:rPr>
+      </w:pPr>
+      <w:r>
+        <w:rPr>
+          <w:sz w:val="24"/>
+          <w:szCs w:val="24"/>
+        </w:rPr>
+        <w:t>Implementing more robust feature-engineering and modelling processes</w:t>
+      </w:r>
+      <w:r>
+        <w:rPr>
+          <w:sz w:val="24"/>
+          <w:szCs w:val="24"/>
+        </w:rPr>
+        <w:t>.</w:t>
+      </w:r>
+      <w:r>
+        <w:rPr>
+          <w:sz w:val="24"/>
+          <w:szCs w:val="24"/>
+        </w:rPr>
+        <w:t xml:space="preserve"> This includes</w:t>
+      </w:r>
+      <w:r>
+        <w:rPr>
+          <w:sz w:val="24"/>
+          <w:szCs w:val="24"/>
+        </w:rPr>
+        <w:t xml:space="preserve"> creating complex variables as well as using more sophisticated models with hyper-parameter tuning.</w:t>
       </w:r>
     </w:p>
     <w:p>
@@ -3562,27 +5089,48 @@
           <w:ilvl w:val="0"/>
           <w:numId w:val="12"/>
         </w:numPr>
-      </w:pPr>
-      <w:r>
+        <w:rPr>
+          <w:sz w:val="24"/>
+          <w:szCs w:val="24"/>
+        </w:rPr>
+      </w:pPr>
+      <w:r>
+        <w:rPr>
+          <w:sz w:val="24"/>
+          <w:szCs w:val="24"/>
+        </w:rPr>
         <w:t xml:space="preserve">Collaborating with urban planners, public health departments, and non-profits for </w:t>
       </w:r>
       <w:r>
         <w:rPr>
-          <w:b/>
-          <w:bCs/>
-        </w:rPr>
-        <w:t>real-world applications</w:t>
-      </w:r>
-      <w:r>
+          <w:sz w:val="24"/>
+          <w:szCs w:val="24"/>
+        </w:rPr>
+        <w:t>insights and real-world applications</w:t>
+      </w:r>
+      <w:r>
+        <w:rPr>
+          <w:sz w:val="24"/>
+          <w:szCs w:val="24"/>
+        </w:rPr>
         <w:t>.</w:t>
       </w:r>
     </w:p>
     <w:p/>
+    <w:p/>
+    <w:p/>
+    <w:p/>
+    <w:p/>
+    <w:p/>
+    <w:p/>
+    <w:p/>
+    <w:p/>
     <w:p>
       <w:pPr>
         <w:pStyle w:val="Heading2"/>
       </w:pPr>
       <w:r>
+        <w:lastRenderedPageBreak/>
         <w:t>References</w:t>
       </w:r>
     </w:p>
@@ -3654,7 +5202,7 @@
         </w:rPr>
         <w:br/>
       </w:r>
-      <w:hyperlink r:id="rId16" w:history="1">
+      <w:hyperlink r:id="rId21" w:history="1">
         <w:r>
           <w:rPr>
             <w:rStyle w:val="Hyperlink"/>
@@ -3663,7 +5211,47 @@
             <w:sz w:val="24"/>
             <w:szCs w:val="24"/>
           </w:rPr>
-          <w:t>https://www.ers.usda.gov/publications/pub-details/?pubid=42729</w:t>
+          <w:t>https://www.ers.usda.gov/publications/pub-details/</w:t>
+        </w:r>
+        <w:r>
+          <w:rPr>
+            <w:rStyle w:val="Hyperlink"/>
+            <w:i/>
+            <w:iCs/>
+            <w:sz w:val="24"/>
+            <w:szCs w:val="24"/>
+          </w:rPr>
+          <w:t>?</w:t>
+        </w:r>
+        <w:r>
+          <w:rPr>
+            <w:rStyle w:val="Hyperlink"/>
+            <w:i/>
+            <w:iCs/>
+            <w:sz w:val="24"/>
+            <w:szCs w:val="24"/>
+          </w:rPr>
+          <w:t>pubid</w:t>
+        </w:r>
+        <w:r>
+          <w:rPr>
+            <w:rStyle w:val="Hyperlink"/>
+            <w:i/>
+            <w:iCs/>
+            <w:sz w:val="24"/>
+            <w:szCs w:val="24"/>
+          </w:rPr>
+          <w:t>=</w:t>
+        </w:r>
+        <w:r>
+          <w:rPr>
+            <w:rStyle w:val="Hyperlink"/>
+            <w:i/>
+            <w:iCs/>
+            <w:sz w:val="24"/>
+            <w:szCs w:val="24"/>
+          </w:rPr>
+          <w:t>42729</w:t>
         </w:r>
       </w:hyperlink>
     </w:p>
@@ -3687,6 +5275,8 @@
     <w:p>
       <w:pPr>
         <w:rPr>
+          <w:i/>
+          <w:iCs/>
           <w:sz w:val="24"/>
           <w:szCs w:val="24"/>
         </w:rPr>
@@ -3731,14 +5321,36 @@
         </w:rPr>
         <w:br/>
       </w:r>
-      <w:hyperlink r:id="rId17" w:history="1">
+      <w:hyperlink r:id="rId22" w:history="1">
         <w:r>
           <w:rPr>
             <w:rStyle w:val="Hyperlink"/>
+            <w:i/>
+            <w:iCs/>
             <w:sz w:val="24"/>
             <w:szCs w:val="24"/>
           </w:rPr>
-          <w:t>https://doi.org/10.1016/j.healthplace.2010.04.013</w:t>
+          <w:t>https://doi.org/10.1016/j.healthplace.2010.04</w:t>
+        </w:r>
+        <w:r>
+          <w:rPr>
+            <w:rStyle w:val="Hyperlink"/>
+            <w:i/>
+            <w:iCs/>
+            <w:sz w:val="24"/>
+            <w:szCs w:val="24"/>
+          </w:rPr>
+          <w:t>.</w:t>
+        </w:r>
+        <w:r>
+          <w:rPr>
+            <w:rStyle w:val="Hyperlink"/>
+            <w:i/>
+            <w:iCs/>
+            <w:sz w:val="24"/>
+            <w:szCs w:val="24"/>
+          </w:rPr>
+          <w:t>013</w:t>
         </w:r>
       </w:hyperlink>
     </w:p>
@@ -3762,10 +5374,261 @@
     <w:p>
       <w:pPr>
         <w:rPr>
-          <w:sz w:val="24"/>
-          <w:szCs w:val="24"/>
-        </w:rPr>
-      </w:pPr>
+          <w:b/>
+          <w:bCs/>
+          <w:sz w:val="24"/>
+          <w:szCs w:val="24"/>
+          <w:lang w:val="en-IN"/>
+        </w:rPr>
+      </w:pPr>
+      <w:r>
+        <w:rPr>
+          <w:b/>
+          <w:bCs/>
+          <w:sz w:val="24"/>
+          <w:szCs w:val="24"/>
+          <w:lang w:val="en-IN"/>
+        </w:rPr>
+        <w:t xml:space="preserve">3. </w:t>
+      </w:r>
+      <w:r>
+        <w:rPr>
+          <w:b/>
+          <w:bCs/>
+          <w:sz w:val="24"/>
+          <w:szCs w:val="24"/>
+          <w:lang w:val="en-IN"/>
+        </w:rPr>
+        <w:t>Food Access Research Atlas (Food Deserts data)</w:t>
+      </w:r>
+    </w:p>
+    <w:p>
+      <w:pPr>
+        <w:rPr>
+          <w:i/>
+          <w:iCs/>
+          <w:sz w:val="24"/>
+          <w:szCs w:val="24"/>
+          <w:lang w:val="en-IN"/>
+        </w:rPr>
+      </w:pPr>
+      <w:r>
+        <w:rPr>
+          <w:sz w:val="24"/>
+          <w:szCs w:val="24"/>
+          <w:lang w:val="en-IN"/>
+        </w:rPr>
+        <w:t xml:space="preserve">U.S. Department of Agriculture, Economic Research Service. (2020). </w:t>
+      </w:r>
+      <w:r>
+        <w:rPr>
+          <w:i/>
+          <w:iCs/>
+          <w:sz w:val="24"/>
+          <w:szCs w:val="24"/>
+          <w:lang w:val="en-IN"/>
+        </w:rPr>
+        <w:t>Food Access Research Atlas data (2019)</w:t>
+      </w:r>
+      <w:r>
+        <w:rPr>
+          <w:sz w:val="24"/>
+          <w:szCs w:val="24"/>
+          <w:lang w:val="en-IN"/>
+        </w:rPr>
+        <w:t xml:space="preserve"> [Data set].</w:t>
+      </w:r>
+      <w:r>
+        <w:rPr>
+          <w:sz w:val="24"/>
+          <w:szCs w:val="24"/>
+          <w:lang w:val="en-IN"/>
+        </w:rPr>
+        <w:br/>
+      </w:r>
+      <w:hyperlink r:id="rId23" w:history="1">
+        <w:r>
+          <w:rPr>
+            <w:rStyle w:val="Hyperlink"/>
+            <w:i/>
+            <w:iCs/>
+            <w:sz w:val="24"/>
+            <w:szCs w:val="24"/>
+            <w:lang w:val="en-IN"/>
+          </w:rPr>
+          <w:t>https://www.ers.usda.gov/data-products/food-access-res</w:t>
+        </w:r>
+        <w:r>
+          <w:rPr>
+            <w:rStyle w:val="Hyperlink"/>
+            <w:i/>
+            <w:iCs/>
+            <w:sz w:val="24"/>
+            <w:szCs w:val="24"/>
+            <w:lang w:val="en-IN"/>
+          </w:rPr>
+          <w:t>e</w:t>
+        </w:r>
+        <w:r>
+          <w:rPr>
+            <w:rStyle w:val="Hyperlink"/>
+            <w:i/>
+            <w:iCs/>
+            <w:sz w:val="24"/>
+            <w:szCs w:val="24"/>
+            <w:lang w:val="en-IN"/>
+          </w:rPr>
+          <w:t>arch-atlas/</w:t>
+        </w:r>
+      </w:hyperlink>
+    </w:p>
+    <w:p>
+      <w:pPr>
+        <w:rPr>
+          <w:sz w:val="24"/>
+          <w:szCs w:val="24"/>
+          <w:lang w:val="en-IN"/>
+        </w:rPr>
+      </w:pPr>
+      <w:r>
+        <w:rPr>
+          <w:sz w:val="24"/>
+          <w:szCs w:val="24"/>
+          <w:lang w:val="en-IN"/>
+        </w:rPr>
+        <w:pict w14:anchorId="4B556158">
+          <v:rect id="_x0000_i1042" style="width:0;height:1.5pt" o:hralign="center" o:hrstd="t" o:hr="t" fillcolor="#a0a0a0" stroked="f"/>
+        </w:pict>
+      </w:r>
+    </w:p>
+    <w:p>
+      <w:pPr>
+        <w:rPr>
+          <w:b/>
+          <w:bCs/>
+          <w:sz w:val="24"/>
+          <w:szCs w:val="24"/>
+          <w:lang w:val="en-IN"/>
+        </w:rPr>
+      </w:pPr>
+      <w:r>
+        <w:rPr>
+          <w:b/>
+          <w:bCs/>
+          <w:sz w:val="24"/>
+          <w:szCs w:val="24"/>
+          <w:lang w:val="en-IN"/>
+        </w:rPr>
+        <w:t xml:space="preserve">4. </w:t>
+      </w:r>
+      <w:r>
+        <w:rPr>
+          <w:b/>
+          <w:bCs/>
+          <w:sz w:val="24"/>
+          <w:szCs w:val="24"/>
+          <w:lang w:val="en-IN"/>
+        </w:rPr>
+        <w:t>Food Environment Atlas (Socioeconomic, Health, Access, Store, Restaurant, Tax, and Local data)</w:t>
+      </w:r>
+    </w:p>
+    <w:p>
+      <w:pPr>
+        <w:rPr>
+          <w:i/>
+          <w:iCs/>
+          <w:sz w:val="24"/>
+          <w:szCs w:val="24"/>
+          <w:lang w:val="en-IN"/>
+        </w:rPr>
+      </w:pPr>
+      <w:r>
+        <w:rPr>
+          <w:sz w:val="24"/>
+          <w:szCs w:val="24"/>
+          <w:lang w:val="en-IN"/>
+        </w:rPr>
+        <w:t xml:space="preserve">U.S. Department of Agriculture, Economic Research Service. (2020). </w:t>
+      </w:r>
+      <w:r>
+        <w:rPr>
+          <w:i/>
+          <w:iCs/>
+          <w:sz w:val="24"/>
+          <w:szCs w:val="24"/>
+          <w:lang w:val="en-IN"/>
+        </w:rPr>
+        <w:t>Food Environment Atlas</w:t>
+      </w:r>
+      <w:r>
+        <w:rPr>
+          <w:sz w:val="24"/>
+          <w:szCs w:val="24"/>
+          <w:lang w:val="en-IN"/>
+        </w:rPr>
+        <w:t xml:space="preserve"> [Data set].</w:t>
+      </w:r>
+      <w:r>
+        <w:rPr>
+          <w:sz w:val="24"/>
+          <w:szCs w:val="24"/>
+          <w:lang w:val="en-IN"/>
+        </w:rPr>
+        <w:br/>
+      </w:r>
+      <w:hyperlink r:id="rId24" w:history="1">
+        <w:r>
+          <w:rPr>
+            <w:rStyle w:val="Hyperlink"/>
+            <w:i/>
+            <w:iCs/>
+            <w:sz w:val="24"/>
+            <w:szCs w:val="24"/>
+            <w:lang w:val="en-IN"/>
+          </w:rPr>
+          <w:t>https://www.ers.usda.gov/data-pr</w:t>
+        </w:r>
+        <w:r>
+          <w:rPr>
+            <w:rStyle w:val="Hyperlink"/>
+            <w:i/>
+            <w:iCs/>
+            <w:sz w:val="24"/>
+            <w:szCs w:val="24"/>
+            <w:lang w:val="en-IN"/>
+          </w:rPr>
+          <w:t>o</w:t>
+        </w:r>
+        <w:r>
+          <w:rPr>
+            <w:rStyle w:val="Hyperlink"/>
+            <w:i/>
+            <w:iCs/>
+            <w:sz w:val="24"/>
+            <w:szCs w:val="24"/>
+            <w:lang w:val="en-IN"/>
+          </w:rPr>
+          <w:t>ducts/food-environment-atlas/</w:t>
+        </w:r>
+      </w:hyperlink>
+    </w:p>
+    <w:p>
+      <w:pPr>
+        <w:rPr>
+          <w:sz w:val="24"/>
+          <w:szCs w:val="24"/>
+        </w:rPr>
+      </w:pPr>
+      <w:r>
+        <w:rPr>
+          <w:sz w:val="24"/>
+          <w:szCs w:val="24"/>
+          <w:lang w:val="en-IN"/>
+        </w:rPr>
+        <w:pict w14:anchorId="7EB435D4">
+          <v:rect id="_x0000_i1044" style="width:0;height:1.5pt" o:hralign="center" o:hrstd="t" o:hr="t" fillcolor="#a0a0a0" stroked="f"/>
+        </w:pict>
+      </w:r>
     </w:p>
     <w:sectPr>
       <w:pgSz w:w="11906" w:h="16838"/>
@@ -4078,6 +5941,146 @@
     </w:lvl>
   </w:abstractNum>
   <w:abstractNum w:abstractNumId="2" w15:restartNumberingAfterBreak="0">
+    <w:nsid w:val="08E90593"/>
+    <w:multiLevelType w:val="hybridMultilevel"/>
+    <w:tmpl w:val="0332D6A2"/>
+    <w:lvl w:ilvl="0" w:tplc="A7C83D12">
+      <w:start w:val="1"/>
+      <w:numFmt w:val="bullet"/>
+      <w:lvlText w:val="•"/>
+      <w:lvlJc w:val="left"/>
+      <w:pPr>
+        <w:tabs>
+          <w:tab w:val="num" w:pos="720"/>
+        </w:tabs>
+        <w:ind w:left="720" w:hanging="360"/>
+      </w:pPr>
+      <w:rPr>
+        <w:rFonts w:ascii="Times New Roman" w:hAnsi="Times New Roman" w:hint="default"/>
+      </w:rPr>
+    </w:lvl>
+    <w:lvl w:ilvl="1" w:tplc="6414A880" w:tentative="1">
+      <w:start w:val="1"/>
+      <w:numFmt w:val="bullet"/>
+      <w:lvlText w:val="•"/>
+      <w:lvlJc w:val="left"/>
+      <w:pPr>
+        <w:tabs>
+          <w:tab w:val="num" w:pos="1440"/>
+        </w:tabs>
+        <w:ind w:left="1440" w:hanging="360"/>
+      </w:pPr>
+      <w:rPr>
+        <w:rFonts w:ascii="Times New Roman" w:hAnsi="Times New Roman" w:hint="default"/>
+      </w:rPr>
+    </w:lvl>
+    <w:lvl w:ilvl="2" w:tplc="D3004DB8" w:tentative="1">
+      <w:start w:val="1"/>
+      <w:numFmt w:val="bullet"/>
+      <w:lvlText w:val="•"/>
+      <w:lvlJc w:val="left"/>
+      <w:pPr>
+        <w:tabs>
+          <w:tab w:val="num" w:pos="2160"/>
+        </w:tabs>
+        <w:ind w:left="2160" w:hanging="360"/>
+      </w:pPr>
+      <w:rPr>
+        <w:rFonts w:ascii="Times New Roman" w:hAnsi="Times New Roman" w:hint="default"/>
+      </w:rPr>
+    </w:lvl>
+    <w:lvl w:ilvl="3" w:tplc="DB8C4B26" w:tentative="1">
+      <w:start w:val="1"/>
+      <w:numFmt w:val="bullet"/>
+      <w:lvlText w:val="•"/>
+      <w:lvlJc w:val="left"/>
+      <w:pPr>
+        <w:tabs>
+          <w:tab w:val="num" w:pos="2880"/>
+        </w:tabs>
+        <w:ind w:left="2880" w:hanging="360"/>
+      </w:pPr>
+      <w:rPr>
+        <w:rFonts w:ascii="Times New Roman" w:hAnsi="Times New Roman" w:hint="default"/>
+      </w:rPr>
+    </w:lvl>
+    <w:lvl w:ilvl="4" w:tplc="75281716" w:tentative="1">
+      <w:start w:val="1"/>
+      <w:numFmt w:val="bullet"/>
+      <w:lvlText w:val="•"/>
+      <w:lvlJc w:val="left"/>
+      <w:pPr>
+        <w:tabs>
+          <w:tab w:val="num" w:pos="3600"/>
+        </w:tabs>
+        <w:ind w:left="3600" w:hanging="360"/>
+      </w:pPr>
+      <w:rPr>
+        <w:rFonts w:ascii="Times New Roman" w:hAnsi="Times New Roman" w:hint="default"/>
+      </w:rPr>
+    </w:lvl>
+    <w:lvl w:ilvl="5" w:tplc="E4E0FB26" w:tentative="1">
+      <w:start w:val="1"/>
+      <w:numFmt w:val="bullet"/>
+      <w:lvlText w:val="•"/>
+      <w:lvlJc w:val="left"/>
+      <w:pPr>
+        <w:tabs>
+          <w:tab w:val="num" w:pos="4320"/>
+        </w:tabs>
+        <w:ind w:left="4320" w:hanging="360"/>
+      </w:pPr>
+      <w:rPr>
+        <w:rFonts w:ascii="Times New Roman" w:hAnsi="Times New Roman" w:hint="default"/>
+      </w:rPr>
+    </w:lvl>
+    <w:lvl w:ilvl="6" w:tplc="7FF20392" w:tentative="1">
+      <w:start w:val="1"/>
+      <w:numFmt w:val="bullet"/>
+      <w:lvlText w:val="•"/>
+      <w:lvlJc w:val="left"/>
+      <w:pPr>
+        <w:tabs>
+          <w:tab w:val="num" w:pos="5040"/>
+        </w:tabs>
+        <w:ind w:left="5040" w:hanging="360"/>
+      </w:pPr>
+      <w:rPr>
+        <w:rFonts w:ascii="Times New Roman" w:hAnsi="Times New Roman" w:hint="default"/>
+      </w:rPr>
+    </w:lvl>
+    <w:lvl w:ilvl="7" w:tplc="6B7031AA" w:tentative="1">
+      <w:start w:val="1"/>
+      <w:numFmt w:val="bullet"/>
+      <w:lvlText w:val="•"/>
+      <w:lvlJc w:val="left"/>
+      <w:pPr>
+        <w:tabs>
+          <w:tab w:val="num" w:pos="5760"/>
+        </w:tabs>
+        <w:ind w:left="5760" w:hanging="360"/>
+      </w:pPr>
+      <w:rPr>
+        <w:rFonts w:ascii="Times New Roman" w:hAnsi="Times New Roman" w:hint="default"/>
+      </w:rPr>
+    </w:lvl>
+    <w:lvl w:ilvl="8" w:tplc="D848CD70" w:tentative="1">
+      <w:start w:val="1"/>
+      <w:numFmt w:val="bullet"/>
+      <w:lvlText w:val="•"/>
+      <w:lvlJc w:val="left"/>
+      <w:pPr>
+        <w:tabs>
+          <w:tab w:val="num" w:pos="6480"/>
+        </w:tabs>
+        <w:ind w:left="6480" w:hanging="360"/>
+      </w:pPr>
+      <w:rPr>
+        <w:rFonts w:ascii="Times New Roman" w:hAnsi="Times New Roman" w:hint="default"/>
+      </w:rPr>
+    </w:lvl>
+  </w:abstractNum>
+  <w:abstractNum w:abstractNumId="3" w15:restartNumberingAfterBreak="0">
     <w:nsid w:val="0B6D10CF"/>
     <w:multiLevelType w:val="multilevel"/>
     <w:tmpl w:val="31087572"/>
@@ -4226,7 +6229,7 @@
       </w:rPr>
     </w:lvl>
   </w:abstractNum>
-  <w:abstractNum w:abstractNumId="3" w15:restartNumberingAfterBreak="0">
+  <w:abstractNum w:abstractNumId="4" w15:restartNumberingAfterBreak="0">
     <w:nsid w:val="0FBD7758"/>
     <w:multiLevelType w:val="multilevel"/>
     <w:tmpl w:val="8E6C490A"/>
@@ -4375,7 +6378,7 @@
       </w:rPr>
     </w:lvl>
   </w:abstractNum>
-  <w:abstractNum w:abstractNumId="4" w15:restartNumberingAfterBreak="0">
+  <w:abstractNum w:abstractNumId="5" w15:restartNumberingAfterBreak="0">
     <w:nsid w:val="12FC7A8A"/>
     <w:multiLevelType w:val="multilevel"/>
     <w:tmpl w:val="C902E350"/>
@@ -4524,7 +6527,7 @@
       </w:rPr>
     </w:lvl>
   </w:abstractNum>
-  <w:abstractNum w:abstractNumId="5" w15:restartNumberingAfterBreak="0">
+  <w:abstractNum w:abstractNumId="6" w15:restartNumberingAfterBreak="0">
     <w:nsid w:val="13445CAB"/>
     <w:multiLevelType w:val="multilevel"/>
     <w:tmpl w:val="1F36B928"/>
@@ -4640,7 +6643,7 @@
       </w:pPr>
     </w:lvl>
   </w:abstractNum>
-  <w:abstractNum w:abstractNumId="6" w15:restartNumberingAfterBreak="0">
+  <w:abstractNum w:abstractNumId="7" w15:restartNumberingAfterBreak="0">
     <w:nsid w:val="16F73870"/>
     <w:multiLevelType w:val="multilevel"/>
     <w:tmpl w:val="BC6AC5AA"/>
@@ -4761,7 +6764,7 @@
       </w:pPr>
     </w:lvl>
   </w:abstractNum>
-  <w:abstractNum w:abstractNumId="7" w15:restartNumberingAfterBreak="0">
+  <w:abstractNum w:abstractNumId="8" w15:restartNumberingAfterBreak="0">
     <w:nsid w:val="18082874"/>
     <w:multiLevelType w:val="hybridMultilevel"/>
     <w:tmpl w:val="352E9D0A"/>
@@ -4874,7 +6877,147 @@
       </w:rPr>
     </w:lvl>
   </w:abstractNum>
-  <w:abstractNum w:abstractNumId="8" w15:restartNumberingAfterBreak="0">
+  <w:abstractNum w:abstractNumId="9" w15:restartNumberingAfterBreak="0">
+    <w:nsid w:val="18622900"/>
+    <w:multiLevelType w:val="hybridMultilevel"/>
+    <w:tmpl w:val="332464D0"/>
+    <w:lvl w:ilvl="0" w:tplc="1A465272">
+      <w:start w:val="1"/>
+      <w:numFmt w:val="bullet"/>
+      <w:lvlText w:val="•"/>
+      <w:lvlJc w:val="left"/>
+      <w:pPr>
+        <w:tabs>
+          <w:tab w:val="num" w:pos="720"/>
+        </w:tabs>
+        <w:ind w:left="720" w:hanging="360"/>
+      </w:pPr>
+      <w:rPr>
+        <w:rFonts w:ascii="Times New Roman" w:hAnsi="Times New Roman" w:hint="default"/>
+      </w:rPr>
+    </w:lvl>
+    <w:lvl w:ilvl="1" w:tplc="6AA6E154" w:tentative="1">
+      <w:start w:val="1"/>
+      <w:numFmt w:val="bullet"/>
+      <w:lvlText w:val="•"/>
+      <w:lvlJc w:val="left"/>
+      <w:pPr>
+        <w:tabs>
+          <w:tab w:val="num" w:pos="1440"/>
+        </w:tabs>
+        <w:ind w:left="1440" w:hanging="360"/>
+      </w:pPr>
+      <w:rPr>
+        <w:rFonts w:ascii="Times New Roman" w:hAnsi="Times New Roman" w:hint="default"/>
+      </w:rPr>
+    </w:lvl>
+    <w:lvl w:ilvl="2" w:tplc="F70AE0D0" w:tentative="1">
+      <w:start w:val="1"/>
+      <w:numFmt w:val="bullet"/>
+      <w:lvlText w:val="•"/>
+      <w:lvlJc w:val="left"/>
+      <w:pPr>
+        <w:tabs>
+          <w:tab w:val="num" w:pos="2160"/>
+        </w:tabs>
+        <w:ind w:left="2160" w:hanging="360"/>
+      </w:pPr>
+      <w:rPr>
+        <w:rFonts w:ascii="Times New Roman" w:hAnsi="Times New Roman" w:hint="default"/>
+      </w:rPr>
+    </w:lvl>
+    <w:lvl w:ilvl="3" w:tplc="1BE47928" w:tentative="1">
+      <w:start w:val="1"/>
+      <w:numFmt w:val="bullet"/>
+      <w:lvlText w:val="•"/>
+      <w:lvlJc w:val="left"/>
+      <w:pPr>
+        <w:tabs>
+          <w:tab w:val="num" w:pos="2880"/>
+        </w:tabs>
+        <w:ind w:left="2880" w:hanging="360"/>
+      </w:pPr>
+      <w:rPr>
+        <w:rFonts w:ascii="Times New Roman" w:hAnsi="Times New Roman" w:hint="default"/>
+      </w:rPr>
+    </w:lvl>
+    <w:lvl w:ilvl="4" w:tplc="988EF7EC" w:tentative="1">
+      <w:start w:val="1"/>
+      <w:numFmt w:val="bullet"/>
+      <w:lvlText w:val="•"/>
+      <w:lvlJc w:val="left"/>
+      <w:pPr>
+        <w:tabs>
+          <w:tab w:val="num" w:pos="3600"/>
+        </w:tabs>
+        <w:ind w:left="3600" w:hanging="360"/>
+      </w:pPr>
+      <w:rPr>
+        <w:rFonts w:ascii="Times New Roman" w:hAnsi="Times New Roman" w:hint="default"/>
+      </w:rPr>
+    </w:lvl>
+    <w:lvl w:ilvl="5" w:tplc="C6FE8E40" w:tentative="1">
+      <w:start w:val="1"/>
+      <w:numFmt w:val="bullet"/>
+      <w:lvlText w:val="•"/>
+      <w:lvlJc w:val="left"/>
+      <w:pPr>
+        <w:tabs>
+          <w:tab w:val="num" w:pos="4320"/>
+        </w:tabs>
+        <w:ind w:left="4320" w:hanging="360"/>
+      </w:pPr>
+      <w:rPr>
+        <w:rFonts w:ascii="Times New Roman" w:hAnsi="Times New Roman" w:hint="default"/>
+      </w:rPr>
+    </w:lvl>
+    <w:lvl w:ilvl="6" w:tplc="95D698F2" w:tentative="1">
+      <w:start w:val="1"/>
+      <w:numFmt w:val="bullet"/>
+      <w:lvlText w:val="•"/>
+      <w:lvlJc w:val="left"/>
+      <w:pPr>
+        <w:tabs>
+          <w:tab w:val="num" w:pos="5040"/>
+        </w:tabs>
+        <w:ind w:left="5040" w:hanging="360"/>
+      </w:pPr>
+      <w:rPr>
+        <w:rFonts w:ascii="Times New Roman" w:hAnsi="Times New Roman" w:hint="default"/>
+      </w:rPr>
+    </w:lvl>
+    <w:lvl w:ilvl="7" w:tplc="ED649DD0" w:tentative="1">
+      <w:start w:val="1"/>
+      <w:numFmt w:val="bullet"/>
+      <w:lvlText w:val="•"/>
+      <w:lvlJc w:val="left"/>
+      <w:pPr>
+        <w:tabs>
+          <w:tab w:val="num" w:pos="5760"/>
+        </w:tabs>
+        <w:ind w:left="5760" w:hanging="360"/>
+      </w:pPr>
+      <w:rPr>
+        <w:rFonts w:ascii="Times New Roman" w:hAnsi="Times New Roman" w:hint="default"/>
+      </w:rPr>
+    </w:lvl>
+    <w:lvl w:ilvl="8" w:tplc="E31C680E" w:tentative="1">
+      <w:start w:val="1"/>
+      <w:numFmt w:val="bullet"/>
+      <w:lvlText w:val="•"/>
+      <w:lvlJc w:val="left"/>
+      <w:pPr>
+        <w:tabs>
+          <w:tab w:val="num" w:pos="6480"/>
+        </w:tabs>
+        <w:ind w:left="6480" w:hanging="360"/>
+      </w:pPr>
+      <w:rPr>
+        <w:rFonts w:ascii="Times New Roman" w:hAnsi="Times New Roman" w:hint="default"/>
+      </w:rPr>
+    </w:lvl>
+  </w:abstractNum>
+  <w:abstractNum w:abstractNumId="10" w15:restartNumberingAfterBreak="0">
     <w:nsid w:val="1B3F035B"/>
     <w:multiLevelType w:val="multilevel"/>
     <w:tmpl w:val="AE0C90EC"/>
@@ -5023,7 +7166,7 @@
       </w:rPr>
     </w:lvl>
   </w:abstractNum>
-  <w:abstractNum w:abstractNumId="9" w15:restartNumberingAfterBreak="0">
+  <w:abstractNum w:abstractNumId="11" w15:restartNumberingAfterBreak="0">
     <w:nsid w:val="1DB26260"/>
     <w:multiLevelType w:val="hybridMultilevel"/>
     <w:tmpl w:val="E6420976"/>
@@ -5112,7 +7255,147 @@
       </w:pPr>
     </w:lvl>
   </w:abstractNum>
-  <w:abstractNum w:abstractNumId="10" w15:restartNumberingAfterBreak="0">
+  <w:abstractNum w:abstractNumId="12" w15:restartNumberingAfterBreak="0">
+    <w:nsid w:val="1E654D94"/>
+    <w:multiLevelType w:val="hybridMultilevel"/>
+    <w:tmpl w:val="DEF4D80A"/>
+    <w:lvl w:ilvl="0" w:tplc="73EA6B4A">
+      <w:start w:val="1"/>
+      <w:numFmt w:val="bullet"/>
+      <w:lvlText w:val="•"/>
+      <w:lvlJc w:val="left"/>
+      <w:pPr>
+        <w:tabs>
+          <w:tab w:val="num" w:pos="720"/>
+        </w:tabs>
+        <w:ind w:left="720" w:hanging="360"/>
+      </w:pPr>
+      <w:rPr>
+        <w:rFonts w:ascii="Times New Roman" w:hAnsi="Times New Roman" w:hint="default"/>
+      </w:rPr>
+    </w:lvl>
+    <w:lvl w:ilvl="1" w:tplc="97761FC8" w:tentative="1">
+      <w:start w:val="1"/>
+      <w:numFmt w:val="bullet"/>
+      <w:lvlText w:val="•"/>
+      <w:lvlJc w:val="left"/>
+      <w:pPr>
+        <w:tabs>
+          <w:tab w:val="num" w:pos="1440"/>
+        </w:tabs>
+        <w:ind w:left="1440" w:hanging="360"/>
+      </w:pPr>
+      <w:rPr>
+        <w:rFonts w:ascii="Times New Roman" w:hAnsi="Times New Roman" w:hint="default"/>
+      </w:rPr>
+    </w:lvl>
+    <w:lvl w:ilvl="2" w:tplc="9D1813C4" w:tentative="1">
+      <w:start w:val="1"/>
+      <w:numFmt w:val="bullet"/>
+      <w:lvlText w:val="•"/>
+      <w:lvlJc w:val="left"/>
+      <w:pPr>
+        <w:tabs>
+          <w:tab w:val="num" w:pos="2160"/>
+        </w:tabs>
+        <w:ind w:left="2160" w:hanging="360"/>
+      </w:pPr>
+      <w:rPr>
+        <w:rFonts w:ascii="Times New Roman" w:hAnsi="Times New Roman" w:hint="default"/>
+      </w:rPr>
+    </w:lvl>
+    <w:lvl w:ilvl="3" w:tplc="A5FA19B0" w:tentative="1">
+      <w:start w:val="1"/>
+      <w:numFmt w:val="bullet"/>
+      <w:lvlText w:val="•"/>
+      <w:lvlJc w:val="left"/>
+      <w:pPr>
+        <w:tabs>
+          <w:tab w:val="num" w:pos="2880"/>
+        </w:tabs>
+        <w:ind w:left="2880" w:hanging="360"/>
+      </w:pPr>
+      <w:rPr>
+        <w:rFonts w:ascii="Times New Roman" w:hAnsi="Times New Roman" w:hint="default"/>
+      </w:rPr>
+    </w:lvl>
+    <w:lvl w:ilvl="4" w:tplc="D0FAC65C" w:tentative="1">
+      <w:start w:val="1"/>
+      <w:numFmt w:val="bullet"/>
+      <w:lvlText w:val="•"/>
+      <w:lvlJc w:val="left"/>
+      <w:pPr>
+        <w:tabs>
+          <w:tab w:val="num" w:pos="3600"/>
+        </w:tabs>
+        <w:ind w:left="3600" w:hanging="360"/>
+      </w:pPr>
+      <w:rPr>
+        <w:rFonts w:ascii="Times New Roman" w:hAnsi="Times New Roman" w:hint="default"/>
+      </w:rPr>
+    </w:lvl>
+    <w:lvl w:ilvl="5" w:tplc="37643FF6" w:tentative="1">
+      <w:start w:val="1"/>
+      <w:numFmt w:val="bullet"/>
+      <w:lvlText w:val="•"/>
+      <w:lvlJc w:val="left"/>
+      <w:pPr>
+        <w:tabs>
+          <w:tab w:val="num" w:pos="4320"/>
+        </w:tabs>
+        <w:ind w:left="4320" w:hanging="360"/>
+      </w:pPr>
+      <w:rPr>
+        <w:rFonts w:ascii="Times New Roman" w:hAnsi="Times New Roman" w:hint="default"/>
+      </w:rPr>
+    </w:lvl>
+    <w:lvl w:ilvl="6" w:tplc="1F88F784" w:tentative="1">
+      <w:start w:val="1"/>
+      <w:numFmt w:val="bullet"/>
+      <w:lvlText w:val="•"/>
+      <w:lvlJc w:val="left"/>
+      <w:pPr>
+        <w:tabs>
+          <w:tab w:val="num" w:pos="5040"/>
+        </w:tabs>
+        <w:ind w:left="5040" w:hanging="360"/>
+      </w:pPr>
+      <w:rPr>
+        <w:rFonts w:ascii="Times New Roman" w:hAnsi="Times New Roman" w:hint="default"/>
+      </w:rPr>
+    </w:lvl>
+    <w:lvl w:ilvl="7" w:tplc="2C6CA624" w:tentative="1">
+      <w:start w:val="1"/>
+      <w:numFmt w:val="bullet"/>
+      <w:lvlText w:val="•"/>
+      <w:lvlJc w:val="left"/>
+      <w:pPr>
+        <w:tabs>
+          <w:tab w:val="num" w:pos="5760"/>
+        </w:tabs>
+        <w:ind w:left="5760" w:hanging="360"/>
+      </w:pPr>
+      <w:rPr>
+        <w:rFonts w:ascii="Times New Roman" w:hAnsi="Times New Roman" w:hint="default"/>
+      </w:rPr>
+    </w:lvl>
+    <w:lvl w:ilvl="8" w:tplc="55F073F8" w:tentative="1">
+      <w:start w:val="1"/>
+      <w:numFmt w:val="bullet"/>
+      <w:lvlText w:val="•"/>
+      <w:lvlJc w:val="left"/>
+      <w:pPr>
+        <w:tabs>
+          <w:tab w:val="num" w:pos="6480"/>
+        </w:tabs>
+        <w:ind w:left="6480" w:hanging="360"/>
+      </w:pPr>
+      <w:rPr>
+        <w:rFonts w:ascii="Times New Roman" w:hAnsi="Times New Roman" w:hint="default"/>
+      </w:rPr>
+    </w:lvl>
+  </w:abstractNum>
+  <w:abstractNum w:abstractNumId="13" w15:restartNumberingAfterBreak="0">
     <w:nsid w:val="1F6F0DFC"/>
     <w:multiLevelType w:val="multilevel"/>
     <w:tmpl w:val="7F0C64A8"/>
@@ -5261,7 +7544,7 @@
       </w:rPr>
     </w:lvl>
   </w:abstractNum>
-  <w:abstractNum w:abstractNumId="11" w15:restartNumberingAfterBreak="0">
+  <w:abstractNum w:abstractNumId="14" w15:restartNumberingAfterBreak="0">
     <w:nsid w:val="1FF83184"/>
     <w:multiLevelType w:val="hybridMultilevel"/>
     <w:tmpl w:val="5D32AC4A"/>
@@ -5350,7 +7633,7 @@
       </w:pPr>
     </w:lvl>
   </w:abstractNum>
-  <w:abstractNum w:abstractNumId="12" w15:restartNumberingAfterBreak="0">
+  <w:abstractNum w:abstractNumId="15" w15:restartNumberingAfterBreak="0">
     <w:nsid w:val="201D3BB8"/>
     <w:multiLevelType w:val="hybridMultilevel"/>
     <w:tmpl w:val="C37858C6"/>
@@ -5439,7 +7722,7 @@
       </w:pPr>
     </w:lvl>
   </w:abstractNum>
-  <w:abstractNum w:abstractNumId="13" w15:restartNumberingAfterBreak="0">
+  <w:abstractNum w:abstractNumId="16" w15:restartNumberingAfterBreak="0">
     <w:nsid w:val="3962213D"/>
     <w:multiLevelType w:val="multilevel"/>
     <w:tmpl w:val="D3AC1C98"/>
@@ -5459,7 +7742,7 @@
         <w:sz w:val="20"/>
       </w:rPr>
     </w:lvl>
-    <w:lvl w:ilvl="1" w:tentative="1">
+    <w:lvl w:ilvl="1">
       <w:start w:val="1"/>
       <w:numFmt w:val="bullet"/>
       <w:lvlText w:val="o"/>
@@ -5588,7 +7871,7 @@
       </w:rPr>
     </w:lvl>
   </w:abstractNum>
-  <w:abstractNum w:abstractNumId="14" w15:restartNumberingAfterBreak="0">
+  <w:abstractNum w:abstractNumId="17" w15:restartNumberingAfterBreak="0">
     <w:nsid w:val="3B810EC4"/>
     <w:multiLevelType w:val="multilevel"/>
     <w:tmpl w:val="400A3F72"/>
@@ -5737,7 +8020,7 @@
       </w:rPr>
     </w:lvl>
   </w:abstractNum>
-  <w:abstractNum w:abstractNumId="15" w15:restartNumberingAfterBreak="0">
+  <w:abstractNum w:abstractNumId="18" w15:restartNumberingAfterBreak="0">
     <w:nsid w:val="460456B1"/>
     <w:multiLevelType w:val="multilevel"/>
     <w:tmpl w:val="31BAF426"/>
@@ -5886,7 +8169,147 @@
       </w:rPr>
     </w:lvl>
   </w:abstractNum>
-  <w:abstractNum w:abstractNumId="16" w15:restartNumberingAfterBreak="0">
+  <w:abstractNum w:abstractNumId="19" w15:restartNumberingAfterBreak="0">
+    <w:nsid w:val="4EE45820"/>
+    <w:multiLevelType w:val="hybridMultilevel"/>
+    <w:tmpl w:val="0584DF72"/>
+    <w:lvl w:ilvl="0" w:tplc="A2ECE6BA">
+      <w:start w:val="1"/>
+      <w:numFmt w:val="bullet"/>
+      <w:lvlText w:val="•"/>
+      <w:lvlJc w:val="left"/>
+      <w:pPr>
+        <w:tabs>
+          <w:tab w:val="num" w:pos="720"/>
+        </w:tabs>
+        <w:ind w:left="720" w:hanging="360"/>
+      </w:pPr>
+      <w:rPr>
+        <w:rFonts w:ascii="Times New Roman" w:hAnsi="Times New Roman" w:hint="default"/>
+      </w:rPr>
+    </w:lvl>
+    <w:lvl w:ilvl="1" w:tplc="ECF04284" w:tentative="1">
+      <w:start w:val="1"/>
+      <w:numFmt w:val="bullet"/>
+      <w:lvlText w:val="•"/>
+      <w:lvlJc w:val="left"/>
+      <w:pPr>
+        <w:tabs>
+          <w:tab w:val="num" w:pos="1440"/>
+        </w:tabs>
+        <w:ind w:left="1440" w:hanging="360"/>
+      </w:pPr>
+      <w:rPr>
+        <w:rFonts w:ascii="Times New Roman" w:hAnsi="Times New Roman" w:hint="default"/>
+      </w:rPr>
+    </w:lvl>
+    <w:lvl w:ilvl="2" w:tplc="4C2CC0A4" w:tentative="1">
+      <w:start w:val="1"/>
+      <w:numFmt w:val="bullet"/>
+      <w:lvlText w:val="•"/>
+      <w:lvlJc w:val="left"/>
+      <w:pPr>
+        <w:tabs>
+          <w:tab w:val="num" w:pos="2160"/>
+        </w:tabs>
+        <w:ind w:left="2160" w:hanging="360"/>
+      </w:pPr>
+      <w:rPr>
+        <w:rFonts w:ascii="Times New Roman" w:hAnsi="Times New Roman" w:hint="default"/>
+      </w:rPr>
+    </w:lvl>
+    <w:lvl w:ilvl="3" w:tplc="F3186778" w:tentative="1">
+      <w:start w:val="1"/>
+      <w:numFmt w:val="bullet"/>
+      <w:lvlText w:val="•"/>
+      <w:lvlJc w:val="left"/>
+      <w:pPr>
+        <w:tabs>
+          <w:tab w:val="num" w:pos="2880"/>
+        </w:tabs>
+        <w:ind w:left="2880" w:hanging="360"/>
+      </w:pPr>
+      <w:rPr>
+        <w:rFonts w:ascii="Times New Roman" w:hAnsi="Times New Roman" w:hint="default"/>
+      </w:rPr>
+    </w:lvl>
+    <w:lvl w:ilvl="4" w:tplc="F68CE28A" w:tentative="1">
+      <w:start w:val="1"/>
+      <w:numFmt w:val="bullet"/>
+      <w:lvlText w:val="•"/>
+      <w:lvlJc w:val="left"/>
+      <w:pPr>
+        <w:tabs>
+          <w:tab w:val="num" w:pos="3600"/>
+        </w:tabs>
+        <w:ind w:left="3600" w:hanging="360"/>
+      </w:pPr>
+      <w:rPr>
+        <w:rFonts w:ascii="Times New Roman" w:hAnsi="Times New Roman" w:hint="default"/>
+      </w:rPr>
+    </w:lvl>
+    <w:lvl w:ilvl="5" w:tplc="4F98E6CE" w:tentative="1">
+      <w:start w:val="1"/>
+      <w:numFmt w:val="bullet"/>
+      <w:lvlText w:val="•"/>
+      <w:lvlJc w:val="left"/>
+      <w:pPr>
+        <w:tabs>
+          <w:tab w:val="num" w:pos="4320"/>
+        </w:tabs>
+        <w:ind w:left="4320" w:hanging="360"/>
+      </w:pPr>
+      <w:rPr>
+        <w:rFonts w:ascii="Times New Roman" w:hAnsi="Times New Roman" w:hint="default"/>
+      </w:rPr>
+    </w:lvl>
+    <w:lvl w:ilvl="6" w:tplc="0C36B57A" w:tentative="1">
+      <w:start w:val="1"/>
+      <w:numFmt w:val="bullet"/>
+      <w:lvlText w:val="•"/>
+      <w:lvlJc w:val="left"/>
+      <w:pPr>
+        <w:tabs>
+          <w:tab w:val="num" w:pos="5040"/>
+        </w:tabs>
+        <w:ind w:left="5040" w:hanging="360"/>
+      </w:pPr>
+      <w:rPr>
+        <w:rFonts w:ascii="Times New Roman" w:hAnsi="Times New Roman" w:hint="default"/>
+      </w:rPr>
+    </w:lvl>
+    <w:lvl w:ilvl="7" w:tplc="9A7ADF00" w:tentative="1">
+      <w:start w:val="1"/>
+      <w:numFmt w:val="bullet"/>
+      <w:lvlText w:val="•"/>
+      <w:lvlJc w:val="left"/>
+      <w:pPr>
+        <w:tabs>
+          <w:tab w:val="num" w:pos="5760"/>
+        </w:tabs>
+        <w:ind w:left="5760" w:hanging="360"/>
+      </w:pPr>
+      <w:rPr>
+        <w:rFonts w:ascii="Times New Roman" w:hAnsi="Times New Roman" w:hint="default"/>
+      </w:rPr>
+    </w:lvl>
+    <w:lvl w:ilvl="8" w:tplc="C1428890" w:tentative="1">
+      <w:start w:val="1"/>
+      <w:numFmt w:val="bullet"/>
+      <w:lvlText w:val="•"/>
+      <w:lvlJc w:val="left"/>
+      <w:pPr>
+        <w:tabs>
+          <w:tab w:val="num" w:pos="6480"/>
+        </w:tabs>
+        <w:ind w:left="6480" w:hanging="360"/>
+      </w:pPr>
+      <w:rPr>
+        <w:rFonts w:ascii="Times New Roman" w:hAnsi="Times New Roman" w:hint="default"/>
+      </w:rPr>
+    </w:lvl>
+  </w:abstractNum>
+  <w:abstractNum w:abstractNumId="20" w15:restartNumberingAfterBreak="0">
     <w:nsid w:val="539376CA"/>
     <w:multiLevelType w:val="hybridMultilevel"/>
     <w:tmpl w:val="EE5CC462"/>
@@ -5975,7 +8398,147 @@
       </w:pPr>
     </w:lvl>
   </w:abstractNum>
-  <w:abstractNum w:abstractNumId="17" w15:restartNumberingAfterBreak="0">
+  <w:abstractNum w:abstractNumId="21" w15:restartNumberingAfterBreak="0">
+    <w:nsid w:val="569A0F8F"/>
+    <w:multiLevelType w:val="hybridMultilevel"/>
+    <w:tmpl w:val="0A6891B8"/>
+    <w:lvl w:ilvl="0" w:tplc="DE66AB38">
+      <w:start w:val="1"/>
+      <w:numFmt w:val="bullet"/>
+      <w:lvlText w:val="•"/>
+      <w:lvlJc w:val="left"/>
+      <w:pPr>
+        <w:tabs>
+          <w:tab w:val="num" w:pos="720"/>
+        </w:tabs>
+        <w:ind w:left="720" w:hanging="360"/>
+      </w:pPr>
+      <w:rPr>
+        <w:rFonts w:ascii="Times New Roman" w:hAnsi="Times New Roman" w:hint="default"/>
+      </w:rPr>
+    </w:lvl>
+    <w:lvl w:ilvl="1" w:tplc="F604A420" w:tentative="1">
+      <w:start w:val="1"/>
+      <w:numFmt w:val="bullet"/>
+      <w:lvlText w:val="•"/>
+      <w:lvlJc w:val="left"/>
+      <w:pPr>
+        <w:tabs>
+          <w:tab w:val="num" w:pos="1440"/>
+        </w:tabs>
+        <w:ind w:left="1440" w:hanging="360"/>
+      </w:pPr>
+      <w:rPr>
+        <w:rFonts w:ascii="Times New Roman" w:hAnsi="Times New Roman" w:hint="default"/>
+      </w:rPr>
+    </w:lvl>
+    <w:lvl w:ilvl="2" w:tplc="D3642008" w:tentative="1">
+      <w:start w:val="1"/>
+      <w:numFmt w:val="bullet"/>
+      <w:lvlText w:val="•"/>
+      <w:lvlJc w:val="left"/>
+      <w:pPr>
+        <w:tabs>
+          <w:tab w:val="num" w:pos="2160"/>
+        </w:tabs>
+        <w:ind w:left="2160" w:hanging="360"/>
+      </w:pPr>
+      <w:rPr>
+        <w:rFonts w:ascii="Times New Roman" w:hAnsi="Times New Roman" w:hint="default"/>
+      </w:rPr>
+    </w:lvl>
+    <w:lvl w:ilvl="3" w:tplc="420C5388" w:tentative="1">
+      <w:start w:val="1"/>
+      <w:numFmt w:val="bullet"/>
+      <w:lvlText w:val="•"/>
+      <w:lvlJc w:val="left"/>
+      <w:pPr>
+        <w:tabs>
+          <w:tab w:val="num" w:pos="2880"/>
+        </w:tabs>
+        <w:ind w:left="2880" w:hanging="360"/>
+      </w:pPr>
+      <w:rPr>
+        <w:rFonts w:ascii="Times New Roman" w:hAnsi="Times New Roman" w:hint="default"/>
+      </w:rPr>
+    </w:lvl>
+    <w:lvl w:ilvl="4" w:tplc="0480E798" w:tentative="1">
+      <w:start w:val="1"/>
+      <w:numFmt w:val="bullet"/>
+      <w:lvlText w:val="•"/>
+      <w:lvlJc w:val="left"/>
+      <w:pPr>
+        <w:tabs>
+          <w:tab w:val="num" w:pos="3600"/>
+        </w:tabs>
+        <w:ind w:left="3600" w:hanging="360"/>
+      </w:pPr>
+      <w:rPr>
+        <w:rFonts w:ascii="Times New Roman" w:hAnsi="Times New Roman" w:hint="default"/>
+      </w:rPr>
+    </w:lvl>
+    <w:lvl w:ilvl="5" w:tplc="61CC4420" w:tentative="1">
+      <w:start w:val="1"/>
+      <w:numFmt w:val="bullet"/>
+      <w:lvlText w:val="•"/>
+      <w:lvlJc w:val="left"/>
+      <w:pPr>
+        <w:tabs>
+          <w:tab w:val="num" w:pos="4320"/>
+        </w:tabs>
+        <w:ind w:left="4320" w:hanging="360"/>
+      </w:pPr>
+      <w:rPr>
+        <w:rFonts w:ascii="Times New Roman" w:hAnsi="Times New Roman" w:hint="default"/>
+      </w:rPr>
+    </w:lvl>
+    <w:lvl w:ilvl="6" w:tplc="0538AF48" w:tentative="1">
+      <w:start w:val="1"/>
+      <w:numFmt w:val="bullet"/>
+      <w:lvlText w:val="•"/>
+      <w:lvlJc w:val="left"/>
+      <w:pPr>
+        <w:tabs>
+          <w:tab w:val="num" w:pos="5040"/>
+        </w:tabs>
+        <w:ind w:left="5040" w:hanging="360"/>
+      </w:pPr>
+      <w:rPr>
+        <w:rFonts w:ascii="Times New Roman" w:hAnsi="Times New Roman" w:hint="default"/>
+      </w:rPr>
+    </w:lvl>
+    <w:lvl w:ilvl="7" w:tplc="F00A2F40" w:tentative="1">
+      <w:start w:val="1"/>
+      <w:numFmt w:val="bullet"/>
+      <w:lvlText w:val="•"/>
+      <w:lvlJc w:val="left"/>
+      <w:pPr>
+        <w:tabs>
+          <w:tab w:val="num" w:pos="5760"/>
+        </w:tabs>
+        <w:ind w:left="5760" w:hanging="360"/>
+      </w:pPr>
+      <w:rPr>
+        <w:rFonts w:ascii="Times New Roman" w:hAnsi="Times New Roman" w:hint="default"/>
+      </w:rPr>
+    </w:lvl>
+    <w:lvl w:ilvl="8" w:tplc="2D56B6AA" w:tentative="1">
+      <w:start w:val="1"/>
+      <w:numFmt w:val="bullet"/>
+      <w:lvlText w:val="•"/>
+      <w:lvlJc w:val="left"/>
+      <w:pPr>
+        <w:tabs>
+          <w:tab w:val="num" w:pos="6480"/>
+        </w:tabs>
+        <w:ind w:left="6480" w:hanging="360"/>
+      </w:pPr>
+      <w:rPr>
+        <w:rFonts w:ascii="Times New Roman" w:hAnsi="Times New Roman" w:hint="default"/>
+      </w:rPr>
+    </w:lvl>
+  </w:abstractNum>
+  <w:abstractNum w:abstractNumId="22" w15:restartNumberingAfterBreak="0">
     <w:nsid w:val="573F60D0"/>
     <w:multiLevelType w:val="hybridMultilevel"/>
     <w:tmpl w:val="A81A6484"/>
@@ -6088,7 +8651,7 @@
       </w:rPr>
     </w:lvl>
   </w:abstractNum>
-  <w:abstractNum w:abstractNumId="18" w15:restartNumberingAfterBreak="0">
+  <w:abstractNum w:abstractNumId="23" w15:restartNumberingAfterBreak="0">
     <w:nsid w:val="57AD4F42"/>
     <w:multiLevelType w:val="multilevel"/>
     <w:tmpl w:val="AC1C5E2E"/>
@@ -6201,7 +8764,427 @@
       </w:pPr>
     </w:lvl>
   </w:abstractNum>
-  <w:abstractNum w:abstractNumId="19" w15:restartNumberingAfterBreak="0">
+  <w:abstractNum w:abstractNumId="24" w15:restartNumberingAfterBreak="0">
+    <w:nsid w:val="595D14B2"/>
+    <w:multiLevelType w:val="hybridMultilevel"/>
+    <w:tmpl w:val="6B1EBF14"/>
+    <w:lvl w:ilvl="0" w:tplc="044C4AD4">
+      <w:start w:val="1"/>
+      <w:numFmt w:val="bullet"/>
+      <w:lvlText w:val="•"/>
+      <w:lvlJc w:val="left"/>
+      <w:pPr>
+        <w:tabs>
+          <w:tab w:val="num" w:pos="720"/>
+        </w:tabs>
+        <w:ind w:left="720" w:hanging="360"/>
+      </w:pPr>
+      <w:rPr>
+        <w:rFonts w:ascii="Times New Roman" w:hAnsi="Times New Roman" w:hint="default"/>
+      </w:rPr>
+    </w:lvl>
+    <w:lvl w:ilvl="1" w:tplc="28E2E4DA" w:tentative="1">
+      <w:start w:val="1"/>
+      <w:numFmt w:val="bullet"/>
+      <w:lvlText w:val="•"/>
+      <w:lvlJc w:val="left"/>
+      <w:pPr>
+        <w:tabs>
+          <w:tab w:val="num" w:pos="1440"/>
+        </w:tabs>
+        <w:ind w:left="1440" w:hanging="360"/>
+      </w:pPr>
+      <w:rPr>
+        <w:rFonts w:ascii="Times New Roman" w:hAnsi="Times New Roman" w:hint="default"/>
+      </w:rPr>
+    </w:lvl>
+    <w:lvl w:ilvl="2" w:tplc="27AA1EBA" w:tentative="1">
+      <w:start w:val="1"/>
+      <w:numFmt w:val="bullet"/>
+      <w:lvlText w:val="•"/>
+      <w:lvlJc w:val="left"/>
+      <w:pPr>
+        <w:tabs>
+          <w:tab w:val="num" w:pos="2160"/>
+        </w:tabs>
+        <w:ind w:left="2160" w:hanging="360"/>
+      </w:pPr>
+      <w:rPr>
+        <w:rFonts w:ascii="Times New Roman" w:hAnsi="Times New Roman" w:hint="default"/>
+      </w:rPr>
+    </w:lvl>
+    <w:lvl w:ilvl="3" w:tplc="0E28957A" w:tentative="1">
+      <w:start w:val="1"/>
+      <w:numFmt w:val="bullet"/>
+      <w:lvlText w:val="•"/>
+      <w:lvlJc w:val="left"/>
+      <w:pPr>
+        <w:tabs>
+          <w:tab w:val="num" w:pos="2880"/>
+        </w:tabs>
+        <w:ind w:left="2880" w:hanging="360"/>
+      </w:pPr>
+      <w:rPr>
+        <w:rFonts w:ascii="Times New Roman" w:hAnsi="Times New Roman" w:hint="default"/>
+      </w:rPr>
+    </w:lvl>
+    <w:lvl w:ilvl="4" w:tplc="06EE34DC" w:tentative="1">
+      <w:start w:val="1"/>
+      <w:numFmt w:val="bullet"/>
+      <w:lvlText w:val="•"/>
+      <w:lvlJc w:val="left"/>
+      <w:pPr>
+        <w:tabs>
+          <w:tab w:val="num" w:pos="3600"/>
+        </w:tabs>
+        <w:ind w:left="3600" w:hanging="360"/>
+      </w:pPr>
+      <w:rPr>
+        <w:rFonts w:ascii="Times New Roman" w:hAnsi="Times New Roman" w:hint="default"/>
+      </w:rPr>
+    </w:lvl>
+    <w:lvl w:ilvl="5" w:tplc="582AD5DE" w:tentative="1">
+      <w:start w:val="1"/>
+      <w:numFmt w:val="bullet"/>
+      <w:lvlText w:val="•"/>
+      <w:lvlJc w:val="left"/>
+      <w:pPr>
+        <w:tabs>
+          <w:tab w:val="num" w:pos="4320"/>
+        </w:tabs>
+        <w:ind w:left="4320" w:hanging="360"/>
+      </w:pPr>
+      <w:rPr>
+        <w:rFonts w:ascii="Times New Roman" w:hAnsi="Times New Roman" w:hint="default"/>
+      </w:rPr>
+    </w:lvl>
+    <w:lvl w:ilvl="6" w:tplc="359297F2" w:tentative="1">
+      <w:start w:val="1"/>
+      <w:numFmt w:val="bullet"/>
+      <w:lvlText w:val="•"/>
+      <w:lvlJc w:val="left"/>
+      <w:pPr>
+        <w:tabs>
+          <w:tab w:val="num" w:pos="5040"/>
+        </w:tabs>
+        <w:ind w:left="5040" w:hanging="360"/>
+      </w:pPr>
+      <w:rPr>
+        <w:rFonts w:ascii="Times New Roman" w:hAnsi="Times New Roman" w:hint="default"/>
+      </w:rPr>
+    </w:lvl>
+    <w:lvl w:ilvl="7" w:tplc="912E3F26" w:tentative="1">
+      <w:start w:val="1"/>
+      <w:numFmt w:val="bullet"/>
+      <w:lvlText w:val="•"/>
+      <w:lvlJc w:val="left"/>
+      <w:pPr>
+        <w:tabs>
+          <w:tab w:val="num" w:pos="5760"/>
+        </w:tabs>
+        <w:ind w:left="5760" w:hanging="360"/>
+      </w:pPr>
+      <w:rPr>
+        <w:rFonts w:ascii="Times New Roman" w:hAnsi="Times New Roman" w:hint="default"/>
+      </w:rPr>
+    </w:lvl>
+    <w:lvl w:ilvl="8" w:tplc="24285DDA" w:tentative="1">
+      <w:start w:val="1"/>
+      <w:numFmt w:val="bullet"/>
+      <w:lvlText w:val="•"/>
+      <w:lvlJc w:val="left"/>
+      <w:pPr>
+        <w:tabs>
+          <w:tab w:val="num" w:pos="6480"/>
+        </w:tabs>
+        <w:ind w:left="6480" w:hanging="360"/>
+      </w:pPr>
+      <w:rPr>
+        <w:rFonts w:ascii="Times New Roman" w:hAnsi="Times New Roman" w:hint="default"/>
+      </w:rPr>
+    </w:lvl>
+  </w:abstractNum>
+  <w:abstractNum w:abstractNumId="25" w15:restartNumberingAfterBreak="0">
+    <w:nsid w:val="5BFE6D43"/>
+    <w:multiLevelType w:val="hybridMultilevel"/>
+    <w:tmpl w:val="CB38AC9E"/>
+    <w:lvl w:ilvl="0" w:tplc="DC1216F4">
+      <w:start w:val="1"/>
+      <w:numFmt w:val="bullet"/>
+      <w:lvlText w:val="•"/>
+      <w:lvlJc w:val="left"/>
+      <w:pPr>
+        <w:tabs>
+          <w:tab w:val="num" w:pos="720"/>
+        </w:tabs>
+        <w:ind w:left="720" w:hanging="360"/>
+      </w:pPr>
+      <w:rPr>
+        <w:rFonts w:ascii="Times New Roman" w:hAnsi="Times New Roman" w:hint="default"/>
+      </w:rPr>
+    </w:lvl>
+    <w:lvl w:ilvl="1" w:tplc="FE549E30" w:tentative="1">
+      <w:start w:val="1"/>
+      <w:numFmt w:val="bullet"/>
+      <w:lvlText w:val="•"/>
+      <w:lvlJc w:val="left"/>
+      <w:pPr>
+        <w:tabs>
+          <w:tab w:val="num" w:pos="1440"/>
+        </w:tabs>
+        <w:ind w:left="1440" w:hanging="360"/>
+      </w:pPr>
+      <w:rPr>
+        <w:rFonts w:ascii="Times New Roman" w:hAnsi="Times New Roman" w:hint="default"/>
+      </w:rPr>
+    </w:lvl>
+    <w:lvl w:ilvl="2" w:tplc="39D407FE" w:tentative="1">
+      <w:start w:val="1"/>
+      <w:numFmt w:val="bullet"/>
+      <w:lvlText w:val="•"/>
+      <w:lvlJc w:val="left"/>
+      <w:pPr>
+        <w:tabs>
+          <w:tab w:val="num" w:pos="2160"/>
+        </w:tabs>
+        <w:ind w:left="2160" w:hanging="360"/>
+      </w:pPr>
+      <w:rPr>
+        <w:rFonts w:ascii="Times New Roman" w:hAnsi="Times New Roman" w:hint="default"/>
+      </w:rPr>
+    </w:lvl>
+    <w:lvl w:ilvl="3" w:tplc="008E8B96" w:tentative="1">
+      <w:start w:val="1"/>
+      <w:numFmt w:val="bullet"/>
+      <w:lvlText w:val="•"/>
+      <w:lvlJc w:val="left"/>
+      <w:pPr>
+        <w:tabs>
+          <w:tab w:val="num" w:pos="2880"/>
+        </w:tabs>
+        <w:ind w:left="2880" w:hanging="360"/>
+      </w:pPr>
+      <w:rPr>
+        <w:rFonts w:ascii="Times New Roman" w:hAnsi="Times New Roman" w:hint="default"/>
+      </w:rPr>
+    </w:lvl>
+    <w:lvl w:ilvl="4" w:tplc="6A3C0C0C" w:tentative="1">
+      <w:start w:val="1"/>
+      <w:numFmt w:val="bullet"/>
+      <w:lvlText w:val="•"/>
+      <w:lvlJc w:val="left"/>
+      <w:pPr>
+        <w:tabs>
+          <w:tab w:val="num" w:pos="3600"/>
+        </w:tabs>
+        <w:ind w:left="3600" w:hanging="360"/>
+      </w:pPr>
+      <w:rPr>
+        <w:rFonts w:ascii="Times New Roman" w:hAnsi="Times New Roman" w:hint="default"/>
+      </w:rPr>
+    </w:lvl>
+    <w:lvl w:ilvl="5" w:tplc="A448104A" w:tentative="1">
+      <w:start w:val="1"/>
+      <w:numFmt w:val="bullet"/>
+      <w:lvlText w:val="•"/>
+      <w:lvlJc w:val="left"/>
+      <w:pPr>
+        <w:tabs>
+          <w:tab w:val="num" w:pos="4320"/>
+        </w:tabs>
+        <w:ind w:left="4320" w:hanging="360"/>
+      </w:pPr>
+      <w:rPr>
+        <w:rFonts w:ascii="Times New Roman" w:hAnsi="Times New Roman" w:hint="default"/>
+      </w:rPr>
+    </w:lvl>
+    <w:lvl w:ilvl="6" w:tplc="5E62613E" w:tentative="1">
+      <w:start w:val="1"/>
+      <w:numFmt w:val="bullet"/>
+      <w:lvlText w:val="•"/>
+      <w:lvlJc w:val="left"/>
+      <w:pPr>
+        <w:tabs>
+          <w:tab w:val="num" w:pos="5040"/>
+        </w:tabs>
+        <w:ind w:left="5040" w:hanging="360"/>
+      </w:pPr>
+      <w:rPr>
+        <w:rFonts w:ascii="Times New Roman" w:hAnsi="Times New Roman" w:hint="default"/>
+      </w:rPr>
+    </w:lvl>
+    <w:lvl w:ilvl="7" w:tplc="DAE8AB72" w:tentative="1">
+      <w:start w:val="1"/>
+      <w:numFmt w:val="bullet"/>
+      <w:lvlText w:val="•"/>
+      <w:lvlJc w:val="left"/>
+      <w:pPr>
+        <w:tabs>
+          <w:tab w:val="num" w:pos="5760"/>
+        </w:tabs>
+        <w:ind w:left="5760" w:hanging="360"/>
+      </w:pPr>
+      <w:rPr>
+        <w:rFonts w:ascii="Times New Roman" w:hAnsi="Times New Roman" w:hint="default"/>
+      </w:rPr>
+    </w:lvl>
+    <w:lvl w:ilvl="8" w:tplc="DB96CE00" w:tentative="1">
+      <w:start w:val="1"/>
+      <w:numFmt w:val="bullet"/>
+      <w:lvlText w:val="•"/>
+      <w:lvlJc w:val="left"/>
+      <w:pPr>
+        <w:tabs>
+          <w:tab w:val="num" w:pos="6480"/>
+        </w:tabs>
+        <w:ind w:left="6480" w:hanging="360"/>
+      </w:pPr>
+      <w:rPr>
+        <w:rFonts w:ascii="Times New Roman" w:hAnsi="Times New Roman" w:hint="default"/>
+      </w:rPr>
+    </w:lvl>
+  </w:abstractNum>
+  <w:abstractNum w:abstractNumId="26" w15:restartNumberingAfterBreak="0">
+    <w:nsid w:val="5C7011C2"/>
+    <w:multiLevelType w:val="hybridMultilevel"/>
+    <w:tmpl w:val="D5E2C7DC"/>
+    <w:lvl w:ilvl="0" w:tplc="C570D20A">
+      <w:start w:val="1"/>
+      <w:numFmt w:val="bullet"/>
+      <w:lvlText w:val="•"/>
+      <w:lvlJc w:val="left"/>
+      <w:pPr>
+        <w:tabs>
+          <w:tab w:val="num" w:pos="720"/>
+        </w:tabs>
+        <w:ind w:left="720" w:hanging="360"/>
+      </w:pPr>
+      <w:rPr>
+        <w:rFonts w:ascii="Times New Roman" w:hAnsi="Times New Roman" w:hint="default"/>
+      </w:rPr>
+    </w:lvl>
+    <w:lvl w:ilvl="1" w:tplc="7F405DFA" w:tentative="1">
+      <w:start w:val="1"/>
+      <w:numFmt w:val="bullet"/>
+      <w:lvlText w:val="•"/>
+      <w:lvlJc w:val="left"/>
+      <w:pPr>
+        <w:tabs>
+          <w:tab w:val="num" w:pos="1440"/>
+        </w:tabs>
+        <w:ind w:left="1440" w:hanging="360"/>
+      </w:pPr>
+      <w:rPr>
+        <w:rFonts w:ascii="Times New Roman" w:hAnsi="Times New Roman" w:hint="default"/>
+      </w:rPr>
+    </w:lvl>
+    <w:lvl w:ilvl="2" w:tplc="ABB6F07C" w:tentative="1">
+      <w:start w:val="1"/>
+      <w:numFmt w:val="bullet"/>
+      <w:lvlText w:val="•"/>
+      <w:lvlJc w:val="left"/>
+      <w:pPr>
+        <w:tabs>
+          <w:tab w:val="num" w:pos="2160"/>
+        </w:tabs>
+        <w:ind w:left="2160" w:hanging="360"/>
+      </w:pPr>
+      <w:rPr>
+        <w:rFonts w:ascii="Times New Roman" w:hAnsi="Times New Roman" w:hint="default"/>
+      </w:rPr>
+    </w:lvl>
+    <w:lvl w:ilvl="3" w:tplc="5882D940" w:tentative="1">
+      <w:start w:val="1"/>
+      <w:numFmt w:val="bullet"/>
+      <w:lvlText w:val="•"/>
+      <w:lvlJc w:val="left"/>
+      <w:pPr>
+        <w:tabs>
+          <w:tab w:val="num" w:pos="2880"/>
+        </w:tabs>
+        <w:ind w:left="2880" w:hanging="360"/>
+      </w:pPr>
+      <w:rPr>
+        <w:rFonts w:ascii="Times New Roman" w:hAnsi="Times New Roman" w:hint="default"/>
+      </w:rPr>
+    </w:lvl>
+    <w:lvl w:ilvl="4" w:tplc="203E5C20" w:tentative="1">
+      <w:start w:val="1"/>
+      <w:numFmt w:val="bullet"/>
+      <w:lvlText w:val="•"/>
+      <w:lvlJc w:val="left"/>
+      <w:pPr>
+        <w:tabs>
+          <w:tab w:val="num" w:pos="3600"/>
+        </w:tabs>
+        <w:ind w:left="3600" w:hanging="360"/>
+      </w:pPr>
+      <w:rPr>
+        <w:rFonts w:ascii="Times New Roman" w:hAnsi="Times New Roman" w:hint="default"/>
+      </w:rPr>
+    </w:lvl>
+    <w:lvl w:ilvl="5" w:tplc="91141340" w:tentative="1">
+      <w:start w:val="1"/>
+      <w:numFmt w:val="bullet"/>
+      <w:lvlText w:val="•"/>
+      <w:lvlJc w:val="left"/>
+      <w:pPr>
+        <w:tabs>
+          <w:tab w:val="num" w:pos="4320"/>
+        </w:tabs>
+        <w:ind w:left="4320" w:hanging="360"/>
+      </w:pPr>
+      <w:rPr>
+        <w:rFonts w:ascii="Times New Roman" w:hAnsi="Times New Roman" w:hint="default"/>
+      </w:rPr>
+    </w:lvl>
+    <w:lvl w:ilvl="6" w:tplc="01CADDB4" w:tentative="1">
+      <w:start w:val="1"/>
+      <w:numFmt w:val="bullet"/>
+      <w:lvlText w:val="•"/>
+      <w:lvlJc w:val="left"/>
+      <w:pPr>
+        <w:tabs>
+          <w:tab w:val="num" w:pos="5040"/>
+        </w:tabs>
+        <w:ind w:left="5040" w:hanging="360"/>
+      </w:pPr>
+      <w:rPr>
+        <w:rFonts w:ascii="Times New Roman" w:hAnsi="Times New Roman" w:hint="default"/>
+      </w:rPr>
+    </w:lvl>
+    <w:lvl w:ilvl="7" w:tplc="02F4834A" w:tentative="1">
+      <w:start w:val="1"/>
+      <w:numFmt w:val="bullet"/>
+      <w:lvlText w:val="•"/>
+      <w:lvlJc w:val="left"/>
+      <w:pPr>
+        <w:tabs>
+          <w:tab w:val="num" w:pos="5760"/>
+        </w:tabs>
+        <w:ind w:left="5760" w:hanging="360"/>
+      </w:pPr>
+      <w:rPr>
+        <w:rFonts w:ascii="Times New Roman" w:hAnsi="Times New Roman" w:hint="default"/>
+      </w:rPr>
+    </w:lvl>
+    <w:lvl w:ilvl="8" w:tplc="29D895B6" w:tentative="1">
+      <w:start w:val="1"/>
+      <w:numFmt w:val="bullet"/>
+      <w:lvlText w:val="•"/>
+      <w:lvlJc w:val="left"/>
+      <w:pPr>
+        <w:tabs>
+          <w:tab w:val="num" w:pos="6480"/>
+        </w:tabs>
+        <w:ind w:left="6480" w:hanging="360"/>
+      </w:pPr>
+      <w:rPr>
+        <w:rFonts w:ascii="Times New Roman" w:hAnsi="Times New Roman" w:hint="default"/>
+      </w:rPr>
+    </w:lvl>
+  </w:abstractNum>
+  <w:abstractNum w:abstractNumId="27" w15:restartNumberingAfterBreak="0">
     <w:nsid w:val="64FD789F"/>
     <w:multiLevelType w:val="multilevel"/>
     <w:tmpl w:val="7F7E8FF8"/>
@@ -6350,65 +9333,753 @@
       </w:rPr>
     </w:lvl>
   </w:abstractNum>
+  <w:abstractNum w:abstractNumId="28" w15:restartNumberingAfterBreak="0">
+    <w:nsid w:val="6CB64886"/>
+    <w:multiLevelType w:val="hybridMultilevel"/>
+    <w:tmpl w:val="0596C314"/>
+    <w:lvl w:ilvl="0" w:tplc="6D96AA1A">
+      <w:start w:val="1"/>
+      <w:numFmt w:val="bullet"/>
+      <w:lvlText w:val="•"/>
+      <w:lvlJc w:val="left"/>
+      <w:pPr>
+        <w:tabs>
+          <w:tab w:val="num" w:pos="720"/>
+        </w:tabs>
+        <w:ind w:left="720" w:hanging="360"/>
+      </w:pPr>
+      <w:rPr>
+        <w:rFonts w:ascii="Arial,Sans-Serif" w:hAnsi="Arial,Sans-Serif" w:hint="default"/>
+      </w:rPr>
+    </w:lvl>
+    <w:lvl w:ilvl="1" w:tplc="504E5B04" w:tentative="1">
+      <w:start w:val="1"/>
+      <w:numFmt w:val="bullet"/>
+      <w:lvlText w:val="•"/>
+      <w:lvlJc w:val="left"/>
+      <w:pPr>
+        <w:tabs>
+          <w:tab w:val="num" w:pos="1440"/>
+        </w:tabs>
+        <w:ind w:left="1440" w:hanging="360"/>
+      </w:pPr>
+      <w:rPr>
+        <w:rFonts w:ascii="Arial,Sans-Serif" w:hAnsi="Arial,Sans-Serif" w:hint="default"/>
+      </w:rPr>
+    </w:lvl>
+    <w:lvl w:ilvl="2" w:tplc="4496B946" w:tentative="1">
+      <w:start w:val="1"/>
+      <w:numFmt w:val="bullet"/>
+      <w:lvlText w:val="•"/>
+      <w:lvlJc w:val="left"/>
+      <w:pPr>
+        <w:tabs>
+          <w:tab w:val="num" w:pos="2160"/>
+        </w:tabs>
+        <w:ind w:left="2160" w:hanging="360"/>
+      </w:pPr>
+      <w:rPr>
+        <w:rFonts w:ascii="Arial,Sans-Serif" w:hAnsi="Arial,Sans-Serif" w:hint="default"/>
+      </w:rPr>
+    </w:lvl>
+    <w:lvl w:ilvl="3" w:tplc="3BB285D6" w:tentative="1">
+      <w:start w:val="1"/>
+      <w:numFmt w:val="bullet"/>
+      <w:lvlText w:val="•"/>
+      <w:lvlJc w:val="left"/>
+      <w:pPr>
+        <w:tabs>
+          <w:tab w:val="num" w:pos="2880"/>
+        </w:tabs>
+        <w:ind w:left="2880" w:hanging="360"/>
+      </w:pPr>
+      <w:rPr>
+        <w:rFonts w:ascii="Arial,Sans-Serif" w:hAnsi="Arial,Sans-Serif" w:hint="default"/>
+      </w:rPr>
+    </w:lvl>
+    <w:lvl w:ilvl="4" w:tplc="D9C4C208" w:tentative="1">
+      <w:start w:val="1"/>
+      <w:numFmt w:val="bullet"/>
+      <w:lvlText w:val="•"/>
+      <w:lvlJc w:val="left"/>
+      <w:pPr>
+        <w:tabs>
+          <w:tab w:val="num" w:pos="3600"/>
+        </w:tabs>
+        <w:ind w:left="3600" w:hanging="360"/>
+      </w:pPr>
+      <w:rPr>
+        <w:rFonts w:ascii="Arial,Sans-Serif" w:hAnsi="Arial,Sans-Serif" w:hint="default"/>
+      </w:rPr>
+    </w:lvl>
+    <w:lvl w:ilvl="5" w:tplc="2F366FDE" w:tentative="1">
+      <w:start w:val="1"/>
+      <w:numFmt w:val="bullet"/>
+      <w:lvlText w:val="•"/>
+      <w:lvlJc w:val="left"/>
+      <w:pPr>
+        <w:tabs>
+          <w:tab w:val="num" w:pos="4320"/>
+        </w:tabs>
+        <w:ind w:left="4320" w:hanging="360"/>
+      </w:pPr>
+      <w:rPr>
+        <w:rFonts w:ascii="Arial,Sans-Serif" w:hAnsi="Arial,Sans-Serif" w:hint="default"/>
+      </w:rPr>
+    </w:lvl>
+    <w:lvl w:ilvl="6" w:tplc="13D8C4EA" w:tentative="1">
+      <w:start w:val="1"/>
+      <w:numFmt w:val="bullet"/>
+      <w:lvlText w:val="•"/>
+      <w:lvlJc w:val="left"/>
+      <w:pPr>
+        <w:tabs>
+          <w:tab w:val="num" w:pos="5040"/>
+        </w:tabs>
+        <w:ind w:left="5040" w:hanging="360"/>
+      </w:pPr>
+      <w:rPr>
+        <w:rFonts w:ascii="Arial,Sans-Serif" w:hAnsi="Arial,Sans-Serif" w:hint="default"/>
+      </w:rPr>
+    </w:lvl>
+    <w:lvl w:ilvl="7" w:tplc="CE2E61F8" w:tentative="1">
+      <w:start w:val="1"/>
+      <w:numFmt w:val="bullet"/>
+      <w:lvlText w:val="•"/>
+      <w:lvlJc w:val="left"/>
+      <w:pPr>
+        <w:tabs>
+          <w:tab w:val="num" w:pos="5760"/>
+        </w:tabs>
+        <w:ind w:left="5760" w:hanging="360"/>
+      </w:pPr>
+      <w:rPr>
+        <w:rFonts w:ascii="Arial,Sans-Serif" w:hAnsi="Arial,Sans-Serif" w:hint="default"/>
+      </w:rPr>
+    </w:lvl>
+    <w:lvl w:ilvl="8" w:tplc="EE70EF12" w:tentative="1">
+      <w:start w:val="1"/>
+      <w:numFmt w:val="bullet"/>
+      <w:lvlText w:val="•"/>
+      <w:lvlJc w:val="left"/>
+      <w:pPr>
+        <w:tabs>
+          <w:tab w:val="num" w:pos="6480"/>
+        </w:tabs>
+        <w:ind w:left="6480" w:hanging="360"/>
+      </w:pPr>
+      <w:rPr>
+        <w:rFonts w:ascii="Arial,Sans-Serif" w:hAnsi="Arial,Sans-Serif" w:hint="default"/>
+      </w:rPr>
+    </w:lvl>
+  </w:abstractNum>
+  <w:abstractNum w:abstractNumId="29" w15:restartNumberingAfterBreak="0">
+    <w:nsid w:val="70FD7026"/>
+    <w:multiLevelType w:val="hybridMultilevel"/>
+    <w:tmpl w:val="793EB5E6"/>
+    <w:lvl w:ilvl="0" w:tplc="E33C0904">
+      <w:start w:val="1"/>
+      <w:numFmt w:val="bullet"/>
+      <w:lvlText w:val="•"/>
+      <w:lvlJc w:val="left"/>
+      <w:pPr>
+        <w:tabs>
+          <w:tab w:val="num" w:pos="720"/>
+        </w:tabs>
+        <w:ind w:left="720" w:hanging="360"/>
+      </w:pPr>
+      <w:rPr>
+        <w:rFonts w:ascii="Times New Roman" w:hAnsi="Times New Roman" w:hint="default"/>
+      </w:rPr>
+    </w:lvl>
+    <w:lvl w:ilvl="1" w:tplc="5358D0F6" w:tentative="1">
+      <w:start w:val="1"/>
+      <w:numFmt w:val="bullet"/>
+      <w:lvlText w:val="•"/>
+      <w:lvlJc w:val="left"/>
+      <w:pPr>
+        <w:tabs>
+          <w:tab w:val="num" w:pos="1440"/>
+        </w:tabs>
+        <w:ind w:left="1440" w:hanging="360"/>
+      </w:pPr>
+      <w:rPr>
+        <w:rFonts w:ascii="Times New Roman" w:hAnsi="Times New Roman" w:hint="default"/>
+      </w:rPr>
+    </w:lvl>
+    <w:lvl w:ilvl="2" w:tplc="17662562" w:tentative="1">
+      <w:start w:val="1"/>
+      <w:numFmt w:val="bullet"/>
+      <w:lvlText w:val="•"/>
+      <w:lvlJc w:val="left"/>
+      <w:pPr>
+        <w:tabs>
+          <w:tab w:val="num" w:pos="2160"/>
+        </w:tabs>
+        <w:ind w:left="2160" w:hanging="360"/>
+      </w:pPr>
+      <w:rPr>
+        <w:rFonts w:ascii="Times New Roman" w:hAnsi="Times New Roman" w:hint="default"/>
+      </w:rPr>
+    </w:lvl>
+    <w:lvl w:ilvl="3" w:tplc="99E8E514" w:tentative="1">
+      <w:start w:val="1"/>
+      <w:numFmt w:val="bullet"/>
+      <w:lvlText w:val="•"/>
+      <w:lvlJc w:val="left"/>
+      <w:pPr>
+        <w:tabs>
+          <w:tab w:val="num" w:pos="2880"/>
+        </w:tabs>
+        <w:ind w:left="2880" w:hanging="360"/>
+      </w:pPr>
+      <w:rPr>
+        <w:rFonts w:ascii="Times New Roman" w:hAnsi="Times New Roman" w:hint="default"/>
+      </w:rPr>
+    </w:lvl>
+    <w:lvl w:ilvl="4" w:tplc="D38E783A" w:tentative="1">
+      <w:start w:val="1"/>
+      <w:numFmt w:val="bullet"/>
+      <w:lvlText w:val="•"/>
+      <w:lvlJc w:val="left"/>
+      <w:pPr>
+        <w:tabs>
+          <w:tab w:val="num" w:pos="3600"/>
+        </w:tabs>
+        <w:ind w:left="3600" w:hanging="360"/>
+      </w:pPr>
+      <w:rPr>
+        <w:rFonts w:ascii="Times New Roman" w:hAnsi="Times New Roman" w:hint="default"/>
+      </w:rPr>
+    </w:lvl>
+    <w:lvl w:ilvl="5" w:tplc="B6A8E49C" w:tentative="1">
+      <w:start w:val="1"/>
+      <w:numFmt w:val="bullet"/>
+      <w:lvlText w:val="•"/>
+      <w:lvlJc w:val="left"/>
+      <w:pPr>
+        <w:tabs>
+          <w:tab w:val="num" w:pos="4320"/>
+        </w:tabs>
+        <w:ind w:left="4320" w:hanging="360"/>
+      </w:pPr>
+      <w:rPr>
+        <w:rFonts w:ascii="Times New Roman" w:hAnsi="Times New Roman" w:hint="default"/>
+      </w:rPr>
+    </w:lvl>
+    <w:lvl w:ilvl="6" w:tplc="B60C98FC" w:tentative="1">
+      <w:start w:val="1"/>
+      <w:numFmt w:val="bullet"/>
+      <w:lvlText w:val="•"/>
+      <w:lvlJc w:val="left"/>
+      <w:pPr>
+        <w:tabs>
+          <w:tab w:val="num" w:pos="5040"/>
+        </w:tabs>
+        <w:ind w:left="5040" w:hanging="360"/>
+      </w:pPr>
+      <w:rPr>
+        <w:rFonts w:ascii="Times New Roman" w:hAnsi="Times New Roman" w:hint="default"/>
+      </w:rPr>
+    </w:lvl>
+    <w:lvl w:ilvl="7" w:tplc="96467810" w:tentative="1">
+      <w:start w:val="1"/>
+      <w:numFmt w:val="bullet"/>
+      <w:lvlText w:val="•"/>
+      <w:lvlJc w:val="left"/>
+      <w:pPr>
+        <w:tabs>
+          <w:tab w:val="num" w:pos="5760"/>
+        </w:tabs>
+        <w:ind w:left="5760" w:hanging="360"/>
+      </w:pPr>
+      <w:rPr>
+        <w:rFonts w:ascii="Times New Roman" w:hAnsi="Times New Roman" w:hint="default"/>
+      </w:rPr>
+    </w:lvl>
+    <w:lvl w:ilvl="8" w:tplc="9A0EA354" w:tentative="1">
+      <w:start w:val="1"/>
+      <w:numFmt w:val="bullet"/>
+      <w:lvlText w:val="•"/>
+      <w:lvlJc w:val="left"/>
+      <w:pPr>
+        <w:tabs>
+          <w:tab w:val="num" w:pos="6480"/>
+        </w:tabs>
+        <w:ind w:left="6480" w:hanging="360"/>
+      </w:pPr>
+      <w:rPr>
+        <w:rFonts w:ascii="Times New Roman" w:hAnsi="Times New Roman" w:hint="default"/>
+      </w:rPr>
+    </w:lvl>
+  </w:abstractNum>
+  <w:abstractNum w:abstractNumId="30" w15:restartNumberingAfterBreak="0">
+    <w:nsid w:val="738A54E7"/>
+    <w:multiLevelType w:val="hybridMultilevel"/>
+    <w:tmpl w:val="0EEA68E4"/>
+    <w:lvl w:ilvl="0" w:tplc="4009000F">
+      <w:start w:val="1"/>
+      <w:numFmt w:val="decimal"/>
+      <w:lvlText w:val="%1."/>
+      <w:lvlJc w:val="left"/>
+      <w:pPr>
+        <w:ind w:left="720" w:hanging="360"/>
+      </w:pPr>
+      <w:rPr>
+        <w:rFonts w:hint="default"/>
+      </w:rPr>
+    </w:lvl>
+    <w:lvl w:ilvl="1" w:tplc="40090019" w:tentative="1">
+      <w:start w:val="1"/>
+      <w:numFmt w:val="lowerLetter"/>
+      <w:lvlText w:val="%2."/>
+      <w:lvlJc w:val="left"/>
+      <w:pPr>
+        <w:ind w:left="1440" w:hanging="360"/>
+      </w:pPr>
+    </w:lvl>
+    <w:lvl w:ilvl="2" w:tplc="4009001B" w:tentative="1">
+      <w:start w:val="1"/>
+      <w:numFmt w:val="lowerRoman"/>
+      <w:lvlText w:val="%3."/>
+      <w:lvlJc w:val="right"/>
+      <w:pPr>
+        <w:ind w:left="2160" w:hanging="180"/>
+      </w:pPr>
+    </w:lvl>
+    <w:lvl w:ilvl="3" w:tplc="4009000F" w:tentative="1">
+      <w:start w:val="1"/>
+      <w:numFmt w:val="decimal"/>
+      <w:lvlText w:val="%4."/>
+      <w:lvlJc w:val="left"/>
+      <w:pPr>
+        <w:ind w:left="2880" w:hanging="360"/>
+      </w:pPr>
+    </w:lvl>
+    <w:lvl w:ilvl="4" w:tplc="40090019" w:tentative="1">
+      <w:start w:val="1"/>
+      <w:numFmt w:val="lowerLetter"/>
+      <w:lvlText w:val="%5."/>
+      <w:lvlJc w:val="left"/>
+      <w:pPr>
+        <w:ind w:left="3600" w:hanging="360"/>
+      </w:pPr>
+    </w:lvl>
+    <w:lvl w:ilvl="5" w:tplc="4009001B" w:tentative="1">
+      <w:start w:val="1"/>
+      <w:numFmt w:val="lowerRoman"/>
+      <w:lvlText w:val="%6."/>
+      <w:lvlJc w:val="right"/>
+      <w:pPr>
+        <w:ind w:left="4320" w:hanging="180"/>
+      </w:pPr>
+    </w:lvl>
+    <w:lvl w:ilvl="6" w:tplc="4009000F" w:tentative="1">
+      <w:start w:val="1"/>
+      <w:numFmt w:val="decimal"/>
+      <w:lvlText w:val="%7."/>
+      <w:lvlJc w:val="left"/>
+      <w:pPr>
+        <w:ind w:left="5040" w:hanging="360"/>
+      </w:pPr>
+    </w:lvl>
+    <w:lvl w:ilvl="7" w:tplc="40090019" w:tentative="1">
+      <w:start w:val="1"/>
+      <w:numFmt w:val="lowerLetter"/>
+      <w:lvlText w:val="%8."/>
+      <w:lvlJc w:val="left"/>
+      <w:pPr>
+        <w:ind w:left="5760" w:hanging="360"/>
+      </w:pPr>
+    </w:lvl>
+    <w:lvl w:ilvl="8" w:tplc="4009001B" w:tentative="1">
+      <w:start w:val="1"/>
+      <w:numFmt w:val="lowerRoman"/>
+      <w:lvlText w:val="%9."/>
+      <w:lvlJc w:val="right"/>
+      <w:pPr>
+        <w:ind w:left="6480" w:hanging="180"/>
+      </w:pPr>
+    </w:lvl>
+  </w:abstractNum>
+  <w:abstractNum w:abstractNumId="31" w15:restartNumberingAfterBreak="0">
+    <w:nsid w:val="74DC6808"/>
+    <w:multiLevelType w:val="hybridMultilevel"/>
+    <w:tmpl w:val="B43266AE"/>
+    <w:lvl w:ilvl="0" w:tplc="BDD88008">
+      <w:start w:val="1"/>
+      <w:numFmt w:val="bullet"/>
+      <w:lvlText w:val="•"/>
+      <w:lvlJc w:val="left"/>
+      <w:pPr>
+        <w:tabs>
+          <w:tab w:val="num" w:pos="720"/>
+        </w:tabs>
+        <w:ind w:left="720" w:hanging="360"/>
+      </w:pPr>
+      <w:rPr>
+        <w:rFonts w:ascii="Times New Roman" w:hAnsi="Times New Roman" w:hint="default"/>
+      </w:rPr>
+    </w:lvl>
+    <w:lvl w:ilvl="1" w:tplc="1B46ADDE" w:tentative="1">
+      <w:start w:val="1"/>
+      <w:numFmt w:val="bullet"/>
+      <w:lvlText w:val="•"/>
+      <w:lvlJc w:val="left"/>
+      <w:pPr>
+        <w:tabs>
+          <w:tab w:val="num" w:pos="1440"/>
+        </w:tabs>
+        <w:ind w:left="1440" w:hanging="360"/>
+      </w:pPr>
+      <w:rPr>
+        <w:rFonts w:ascii="Times New Roman" w:hAnsi="Times New Roman" w:hint="default"/>
+      </w:rPr>
+    </w:lvl>
+    <w:lvl w:ilvl="2" w:tplc="93BC1276" w:tentative="1">
+      <w:start w:val="1"/>
+      <w:numFmt w:val="bullet"/>
+      <w:lvlText w:val="•"/>
+      <w:lvlJc w:val="left"/>
+      <w:pPr>
+        <w:tabs>
+          <w:tab w:val="num" w:pos="2160"/>
+        </w:tabs>
+        <w:ind w:left="2160" w:hanging="360"/>
+      </w:pPr>
+      <w:rPr>
+        <w:rFonts w:ascii="Times New Roman" w:hAnsi="Times New Roman" w:hint="default"/>
+      </w:rPr>
+    </w:lvl>
+    <w:lvl w:ilvl="3" w:tplc="C0DE7ED0" w:tentative="1">
+      <w:start w:val="1"/>
+      <w:numFmt w:val="bullet"/>
+      <w:lvlText w:val="•"/>
+      <w:lvlJc w:val="left"/>
+      <w:pPr>
+        <w:tabs>
+          <w:tab w:val="num" w:pos="2880"/>
+        </w:tabs>
+        <w:ind w:left="2880" w:hanging="360"/>
+      </w:pPr>
+      <w:rPr>
+        <w:rFonts w:ascii="Times New Roman" w:hAnsi="Times New Roman" w:hint="default"/>
+      </w:rPr>
+    </w:lvl>
+    <w:lvl w:ilvl="4" w:tplc="8578CFE6" w:tentative="1">
+      <w:start w:val="1"/>
+      <w:numFmt w:val="bullet"/>
+      <w:lvlText w:val="•"/>
+      <w:lvlJc w:val="left"/>
+      <w:pPr>
+        <w:tabs>
+          <w:tab w:val="num" w:pos="3600"/>
+        </w:tabs>
+        <w:ind w:left="3600" w:hanging="360"/>
+      </w:pPr>
+      <w:rPr>
+        <w:rFonts w:ascii="Times New Roman" w:hAnsi="Times New Roman" w:hint="default"/>
+      </w:rPr>
+    </w:lvl>
+    <w:lvl w:ilvl="5" w:tplc="483EFEAE" w:tentative="1">
+      <w:start w:val="1"/>
+      <w:numFmt w:val="bullet"/>
+      <w:lvlText w:val="•"/>
+      <w:lvlJc w:val="left"/>
+      <w:pPr>
+        <w:tabs>
+          <w:tab w:val="num" w:pos="4320"/>
+        </w:tabs>
+        <w:ind w:left="4320" w:hanging="360"/>
+      </w:pPr>
+      <w:rPr>
+        <w:rFonts w:ascii="Times New Roman" w:hAnsi="Times New Roman" w:hint="default"/>
+      </w:rPr>
+    </w:lvl>
+    <w:lvl w:ilvl="6" w:tplc="254C1FD8" w:tentative="1">
+      <w:start w:val="1"/>
+      <w:numFmt w:val="bullet"/>
+      <w:lvlText w:val="•"/>
+      <w:lvlJc w:val="left"/>
+      <w:pPr>
+        <w:tabs>
+          <w:tab w:val="num" w:pos="5040"/>
+        </w:tabs>
+        <w:ind w:left="5040" w:hanging="360"/>
+      </w:pPr>
+      <w:rPr>
+        <w:rFonts w:ascii="Times New Roman" w:hAnsi="Times New Roman" w:hint="default"/>
+      </w:rPr>
+    </w:lvl>
+    <w:lvl w:ilvl="7" w:tplc="FC5CFC20" w:tentative="1">
+      <w:start w:val="1"/>
+      <w:numFmt w:val="bullet"/>
+      <w:lvlText w:val="•"/>
+      <w:lvlJc w:val="left"/>
+      <w:pPr>
+        <w:tabs>
+          <w:tab w:val="num" w:pos="5760"/>
+        </w:tabs>
+        <w:ind w:left="5760" w:hanging="360"/>
+      </w:pPr>
+      <w:rPr>
+        <w:rFonts w:ascii="Times New Roman" w:hAnsi="Times New Roman" w:hint="default"/>
+      </w:rPr>
+    </w:lvl>
+    <w:lvl w:ilvl="8" w:tplc="0040F4F6" w:tentative="1">
+      <w:start w:val="1"/>
+      <w:numFmt w:val="bullet"/>
+      <w:lvlText w:val="•"/>
+      <w:lvlJc w:val="left"/>
+      <w:pPr>
+        <w:tabs>
+          <w:tab w:val="num" w:pos="6480"/>
+        </w:tabs>
+        <w:ind w:left="6480" w:hanging="360"/>
+      </w:pPr>
+      <w:rPr>
+        <w:rFonts w:ascii="Times New Roman" w:hAnsi="Times New Roman" w:hint="default"/>
+      </w:rPr>
+    </w:lvl>
+  </w:abstractNum>
+  <w:abstractNum w:abstractNumId="32" w15:restartNumberingAfterBreak="0">
+    <w:nsid w:val="7E525B4E"/>
+    <w:multiLevelType w:val="hybridMultilevel"/>
+    <w:tmpl w:val="284A157A"/>
+    <w:lvl w:ilvl="0" w:tplc="39EA132A">
+      <w:start w:val="1"/>
+      <w:numFmt w:val="bullet"/>
+      <w:lvlText w:val="•"/>
+      <w:lvlJc w:val="left"/>
+      <w:pPr>
+        <w:tabs>
+          <w:tab w:val="num" w:pos="720"/>
+        </w:tabs>
+        <w:ind w:left="720" w:hanging="360"/>
+      </w:pPr>
+      <w:rPr>
+        <w:rFonts w:ascii="Times New Roman" w:hAnsi="Times New Roman" w:hint="default"/>
+      </w:rPr>
+    </w:lvl>
+    <w:lvl w:ilvl="1" w:tplc="A170CBB2" w:tentative="1">
+      <w:start w:val="1"/>
+      <w:numFmt w:val="bullet"/>
+      <w:lvlText w:val="•"/>
+      <w:lvlJc w:val="left"/>
+      <w:pPr>
+        <w:tabs>
+          <w:tab w:val="num" w:pos="1440"/>
+        </w:tabs>
+        <w:ind w:left="1440" w:hanging="360"/>
+      </w:pPr>
+      <w:rPr>
+        <w:rFonts w:ascii="Times New Roman" w:hAnsi="Times New Roman" w:hint="default"/>
+      </w:rPr>
+    </w:lvl>
+    <w:lvl w:ilvl="2" w:tplc="EA240704" w:tentative="1">
+      <w:start w:val="1"/>
+      <w:numFmt w:val="bullet"/>
+      <w:lvlText w:val="•"/>
+      <w:lvlJc w:val="left"/>
+      <w:pPr>
+        <w:tabs>
+          <w:tab w:val="num" w:pos="2160"/>
+        </w:tabs>
+        <w:ind w:left="2160" w:hanging="360"/>
+      </w:pPr>
+      <w:rPr>
+        <w:rFonts w:ascii="Times New Roman" w:hAnsi="Times New Roman" w:hint="default"/>
+      </w:rPr>
+    </w:lvl>
+    <w:lvl w:ilvl="3" w:tplc="8974B388" w:tentative="1">
+      <w:start w:val="1"/>
+      <w:numFmt w:val="bullet"/>
+      <w:lvlText w:val="•"/>
+      <w:lvlJc w:val="left"/>
+      <w:pPr>
+        <w:tabs>
+          <w:tab w:val="num" w:pos="2880"/>
+        </w:tabs>
+        <w:ind w:left="2880" w:hanging="360"/>
+      </w:pPr>
+      <w:rPr>
+        <w:rFonts w:ascii="Times New Roman" w:hAnsi="Times New Roman" w:hint="default"/>
+      </w:rPr>
+    </w:lvl>
+    <w:lvl w:ilvl="4" w:tplc="ECE484FA" w:tentative="1">
+      <w:start w:val="1"/>
+      <w:numFmt w:val="bullet"/>
+      <w:lvlText w:val="•"/>
+      <w:lvlJc w:val="left"/>
+      <w:pPr>
+        <w:tabs>
+          <w:tab w:val="num" w:pos="3600"/>
+        </w:tabs>
+        <w:ind w:left="3600" w:hanging="360"/>
+      </w:pPr>
+      <w:rPr>
+        <w:rFonts w:ascii="Times New Roman" w:hAnsi="Times New Roman" w:hint="default"/>
+      </w:rPr>
+    </w:lvl>
+    <w:lvl w:ilvl="5" w:tplc="CFCEC4CA" w:tentative="1">
+      <w:start w:val="1"/>
+      <w:numFmt w:val="bullet"/>
+      <w:lvlText w:val="•"/>
+      <w:lvlJc w:val="left"/>
+      <w:pPr>
+        <w:tabs>
+          <w:tab w:val="num" w:pos="4320"/>
+        </w:tabs>
+        <w:ind w:left="4320" w:hanging="360"/>
+      </w:pPr>
+      <w:rPr>
+        <w:rFonts w:ascii="Times New Roman" w:hAnsi="Times New Roman" w:hint="default"/>
+      </w:rPr>
+    </w:lvl>
+    <w:lvl w:ilvl="6" w:tplc="045C82AA" w:tentative="1">
+      <w:start w:val="1"/>
+      <w:numFmt w:val="bullet"/>
+      <w:lvlText w:val="•"/>
+      <w:lvlJc w:val="left"/>
+      <w:pPr>
+        <w:tabs>
+          <w:tab w:val="num" w:pos="5040"/>
+        </w:tabs>
+        <w:ind w:left="5040" w:hanging="360"/>
+      </w:pPr>
+      <w:rPr>
+        <w:rFonts w:ascii="Times New Roman" w:hAnsi="Times New Roman" w:hint="default"/>
+      </w:rPr>
+    </w:lvl>
+    <w:lvl w:ilvl="7" w:tplc="27EE3A8E" w:tentative="1">
+      <w:start w:val="1"/>
+      <w:numFmt w:val="bullet"/>
+      <w:lvlText w:val="•"/>
+      <w:lvlJc w:val="left"/>
+      <w:pPr>
+        <w:tabs>
+          <w:tab w:val="num" w:pos="5760"/>
+        </w:tabs>
+        <w:ind w:left="5760" w:hanging="360"/>
+      </w:pPr>
+      <w:rPr>
+        <w:rFonts w:ascii="Times New Roman" w:hAnsi="Times New Roman" w:hint="default"/>
+      </w:rPr>
+    </w:lvl>
+    <w:lvl w:ilvl="8" w:tplc="E50CACBA" w:tentative="1">
+      <w:start w:val="1"/>
+      <w:numFmt w:val="bullet"/>
+      <w:lvlText w:val="•"/>
+      <w:lvlJc w:val="left"/>
+      <w:pPr>
+        <w:tabs>
+          <w:tab w:val="num" w:pos="6480"/>
+        </w:tabs>
+        <w:ind w:left="6480" w:hanging="360"/>
+      </w:pPr>
+      <w:rPr>
+        <w:rFonts w:ascii="Times New Roman" w:hAnsi="Times New Roman" w:hint="default"/>
+      </w:rPr>
+    </w:lvl>
+  </w:abstractNum>
   <w:num w:numId="1" w16cid:durableId="288896902">
-    <w:abstractNumId w:val="5"/>
+    <w:abstractNumId w:val="6"/>
   </w:num>
   <w:num w:numId="2" w16cid:durableId="1009605754">
-    <w:abstractNumId w:val="14"/>
+    <w:abstractNumId w:val="17"/>
   </w:num>
   <w:num w:numId="3" w16cid:durableId="315884700">
     <w:abstractNumId w:val="1"/>
   </w:num>
   <w:num w:numId="4" w16cid:durableId="413820591">
-    <w:abstractNumId w:val="8"/>
+    <w:abstractNumId w:val="10"/>
   </w:num>
   <w:num w:numId="5" w16cid:durableId="1203135514">
+    <w:abstractNumId w:val="4"/>
+  </w:num>
+  <w:num w:numId="6" w16cid:durableId="373165724">
     <w:abstractNumId w:val="3"/>
   </w:num>
-  <w:num w:numId="6" w16cid:durableId="373165724">
-    <w:abstractNumId w:val="2"/>
+  <w:num w:numId="7" w16cid:durableId="955985901">
+    <w:abstractNumId w:val="23"/>
   </w:num>
-  <w:num w:numId="7" w16cid:durableId="955985901">
+  <w:num w:numId="8" w16cid:durableId="1464883724">
+    <w:abstractNumId w:val="27"/>
+  </w:num>
+  <w:num w:numId="9" w16cid:durableId="1512681">
     <w:abstractNumId w:val="18"/>
   </w:num>
-  <w:num w:numId="8" w16cid:durableId="1464883724">
-    <w:abstractNumId w:val="19"/>
-  </w:num>
-  <w:num w:numId="9" w16cid:durableId="1512681">
-    <w:abstractNumId w:val="15"/>
-  </w:num>
   <w:num w:numId="10" w16cid:durableId="678311989">
-    <w:abstractNumId w:val="13"/>
+    <w:abstractNumId w:val="16"/>
   </w:num>
   <w:num w:numId="11" w16cid:durableId="2705992">
-    <w:abstractNumId w:val="4"/>
+    <w:abstractNumId w:val="5"/>
   </w:num>
   <w:num w:numId="12" w16cid:durableId="1448498855">
     <w:abstractNumId w:val="0"/>
   </w:num>
   <w:num w:numId="13" w16cid:durableId="220873469">
-    <w:abstractNumId w:val="10"/>
+    <w:abstractNumId w:val="13"/>
   </w:num>
   <w:num w:numId="14" w16cid:durableId="879249358">
+    <w:abstractNumId w:val="11"/>
+  </w:num>
+  <w:num w:numId="15" w16cid:durableId="628513845">
+    <w:abstractNumId w:val="14"/>
+  </w:num>
+  <w:num w:numId="16" w16cid:durableId="1266032986">
+    <w:abstractNumId w:val="7"/>
+  </w:num>
+  <w:num w:numId="17" w16cid:durableId="124858406">
+    <w:abstractNumId w:val="22"/>
+  </w:num>
+  <w:num w:numId="18" w16cid:durableId="1302033528">
+    <w:abstractNumId w:val="15"/>
+  </w:num>
+  <w:num w:numId="19" w16cid:durableId="1591429814">
+    <w:abstractNumId w:val="20"/>
+  </w:num>
+  <w:num w:numId="20" w16cid:durableId="1171456470">
+    <w:abstractNumId w:val="8"/>
+  </w:num>
+  <w:num w:numId="21" w16cid:durableId="319693192">
+    <w:abstractNumId w:val="30"/>
+  </w:num>
+  <w:num w:numId="22" w16cid:durableId="383334032">
+    <w:abstractNumId w:val="28"/>
+  </w:num>
+  <w:num w:numId="23" w16cid:durableId="751856039">
     <w:abstractNumId w:val="9"/>
   </w:num>
-  <w:num w:numId="15" w16cid:durableId="628513845">
-    <w:abstractNumId w:val="11"/>
+  <w:num w:numId="24" w16cid:durableId="1117748915">
+    <w:abstractNumId w:val="25"/>
   </w:num>
-  <w:num w:numId="16" w16cid:durableId="1266032986">
-    <w:abstractNumId w:val="6"/>
+  <w:num w:numId="25" w16cid:durableId="103809151">
+    <w:abstractNumId w:val="31"/>
   </w:num>
-  <w:num w:numId="17" w16cid:durableId="124858406">
-    <w:abstractNumId w:val="17"/>
+  <w:num w:numId="26" w16cid:durableId="1712411764">
+    <w:abstractNumId w:val="2"/>
   </w:num>
-  <w:num w:numId="18" w16cid:durableId="1302033528">
+  <w:num w:numId="27" w16cid:durableId="1833259277">
+    <w:abstractNumId w:val="26"/>
+  </w:num>
+  <w:num w:numId="28" w16cid:durableId="79064794">
+    <w:abstractNumId w:val="24"/>
+  </w:num>
+  <w:num w:numId="29" w16cid:durableId="1071849204">
+    <w:abstractNumId w:val="19"/>
+  </w:num>
+  <w:num w:numId="30" w16cid:durableId="1210189897">
     <w:abstractNumId w:val="12"/>
   </w:num>
-  <w:num w:numId="19" w16cid:durableId="1591429814">
-    <w:abstractNumId w:val="16"/>
+  <w:num w:numId="31" w16cid:durableId="1888029077">
+    <w:abstractNumId w:val="32"/>
   </w:num>
-  <w:num w:numId="20" w16cid:durableId="1171456470">
-    <w:abstractNumId w:val="7"/>
+  <w:num w:numId="32" w16cid:durableId="1071152598">
+    <w:abstractNumId w:val="29"/>
+  </w:num>
+  <w:num w:numId="33" w16cid:durableId="620653094">
+    <w:abstractNumId w:val="21"/>
   </w:num>
 </w:numbering>
 </file>
@@ -7018,7 +10689,6 @@
   <w:style w:type="character" w:default="1" w:styleId="DefaultParagraphFont">
     <w:name w:val="Default Paragraph Font"/>
     <w:uiPriority w:val="1"/>
-    <w:semiHidden/>
     <w:unhideWhenUsed/>
   </w:style>
   <w:style w:type="table" w:default="1" w:styleId="TableNormal">
@@ -7371,6 +11041,18 @@
       <w:szCs w:val="24"/>
     </w:rPr>
   </w:style>
+  <w:style w:type="character" w:styleId="FollowedHyperlink">
+    <w:name w:val="FollowedHyperlink"/>
+    <w:basedOn w:val="DefaultParagraphFont"/>
+    <w:uiPriority w:val="99"/>
+    <w:semiHidden/>
+    <w:unhideWhenUsed/>
+    <w:rsid w:val="00FF4C43"/>
+    <w:rPr>
+      <w:color w:val="954F72" w:themeColor="followedHyperlink"/>
+      <w:u w:val="single"/>
+    </w:rPr>
+  </w:style>
 </w:styles>
 </file>
 
